--- a/Sudoku-solver-report.docx
+++ b/Sudoku-solver-report.docx
@@ -18902,30 +18902,16 @@
           <w:szCs w:val="36"/>
         </w:rPr>
       </w:pPr>
-    </w:p>
-    <w:p>
-      <w:pPr>
-        <w:spacing w:after="0" w:line="360" w:lineRule="auto"/>
-        <w:ind w:hanging="567"/>
-        <w:rPr>
-          <w:rFonts w:ascii="Times New Roman" w:eastAsia="Times New Roman" w:hAnsi="Times New Roman" w:cs="Times New Roman"/>
-          <w:sz w:val="36"/>
-          <w:szCs w:val="36"/>
-        </w:rPr>
-      </w:pPr>
-      <w:r>
-        <w:rPr>
-          <w:rFonts w:ascii="Times New Roman" w:eastAsia="Times New Roman" w:hAnsi="Times New Roman" w:cs="Times New Roman"/>
+      <w:r>
+        <w:rPr>
           <w:noProof/>
-          <w:sz w:val="36"/>
-          <w:szCs w:val="36"/>
         </w:rPr>
         <w:lastRenderedPageBreak/>
         <w:drawing>
-          <wp:inline distT="0" distB="0" distL="0" distR="0" wp14:anchorId="44CF1978" wp14:editId="402A6CAA">
-            <wp:extent cx="6789420" cy="7939245"/>
-            <wp:effectExtent l="0" t="0" r="0" b="5080"/>
-            <wp:docPr id="801350388" name="Picture 4" descr="The image illustrates a flowchart or decision tree for a Sudoku game, detailing various steps and options for starting the game, entering a puzzle, solving it, resetting the grid, and handling user inputs and errors.&#10;&#10;AI-generated content may be incorrect."/>
+          <wp:inline distT="0" distB="0" distL="0" distR="0" wp14:anchorId="1800B73D" wp14:editId="5B49C3C9">
+            <wp:extent cx="6273692" cy="7237984"/>
+            <wp:effectExtent l="0" t="0" r="0" b="1270"/>
+            <wp:docPr id="1637562452" name="Picture 4" descr="The image depicts a flowchart for a Sudoku puzzle solver, illustrating the process of initializing variables, handling user choices, loading a puzzle, solving it, and resetting the grid.&#10;&#10;AI-generated content may be incorrect."/>
             <wp:cNvGraphicFramePr>
               <a:graphicFrameLocks xmlns:a="http://schemas.openxmlformats.org/drawingml/2006/main" noChangeAspect="1"/>
             </wp:cNvGraphicFramePr>
@@ -18933,8 +18919,10 @@
               <a:graphicData uri="http://schemas.openxmlformats.org/drawingml/2006/picture">
                 <pic:pic xmlns:pic="http://schemas.openxmlformats.org/drawingml/2006/picture">
                   <pic:nvPicPr>
-                    <pic:cNvPr id="801350388" name="Picture 4" descr="The image illustrates a flowchart or decision tree for a Sudoku game, detailing various steps and options for starting the game, entering a puzzle, solving it, resetting the grid, and handling user inputs and errors.&#10;&#10;AI-generated content may be incorrect."/>
-                    <pic:cNvPicPr/>
+                    <pic:cNvPr id="1637562452" name="Picture 4" descr="The image depicts a flowchart for a Sudoku puzzle solver, illustrating the process of initializing variables, handling user choices, loading a puzzle, solving it, and resetting the grid.&#10;&#10;AI-generated content may be incorrect."/>
+                    <pic:cNvPicPr>
+                      <a:picLocks noChangeAspect="1" noChangeArrowheads="1"/>
+                    </pic:cNvPicPr>
                   </pic:nvPicPr>
                   <pic:blipFill>
                     <a:blip r:embed="rId14">
@@ -18944,18 +18932,23 @@
                         </a:ext>
                       </a:extLst>
                     </a:blip>
+                    <a:srcRect/>
                     <a:stretch>
                       <a:fillRect/>
                     </a:stretch>
                   </pic:blipFill>
-                  <pic:spPr>
+                  <pic:spPr bwMode="auto">
                     <a:xfrm>
                       <a:off x="0" y="0"/>
-                      <a:ext cx="6840957" cy="7999511"/>
+                      <a:ext cx="6291605" cy="7258650"/>
                     </a:xfrm>
                     <a:prstGeom prst="rect">
                       <a:avLst/>
                     </a:prstGeom>
+                    <a:noFill/>
+                    <a:ln>
+                      <a:noFill/>
+                    </a:ln>
                   </pic:spPr>
                 </pic:pic>
               </a:graphicData>

--- a/Sudoku-solver-report.docx
+++ b/Sudoku-solver-report.docx
@@ -18343,9 +18343,9 @@
           <w:szCs w:val="36"/>
         </w:rPr>
         <w:drawing>
-          <wp:inline distT="0" distB="0" distL="0" distR="0" wp14:anchorId="06ED5C5E" wp14:editId="4DF7DF1C">
-            <wp:extent cx="3278459" cy="1578610"/>
-            <wp:effectExtent l="0" t="0" r="0" b="2540"/>
+          <wp:inline distT="0" distB="0" distL="0" distR="0" wp14:anchorId="06ED5C5E" wp14:editId="312ED614">
+            <wp:extent cx="3277870" cy="1398016"/>
+            <wp:effectExtent l="0" t="0" r="0" b="0"/>
             <wp:docPr id="1870321561" name="Picture 1" descr="The image is a user interface for a Sudoku solver software, presenting a menu with options to enter a puzzle, display it, solve it, test additional puzzles, reset the grid, and exit.&#10;&#10;AI-generated content may be incorrect."/>
             <wp:cNvGraphicFramePr>
               <a:graphicFrameLocks xmlns:a="http://schemas.openxmlformats.org/drawingml/2006/main" noChangeAspect="1"/>
@@ -18366,7 +18366,7 @@
                   <pic:spPr>
                     <a:xfrm>
                       <a:off x="0" y="0"/>
-                      <a:ext cx="3301470" cy="1589690"/>
+                      <a:ext cx="3305186" cy="1409666"/>
                     </a:xfrm>
                     <a:prstGeom prst="rect">
                       <a:avLst/>
@@ -18429,9 +18429,9 @@
           <w:szCs w:val="24"/>
         </w:rPr>
         <w:drawing>
-          <wp:inline distT="0" distB="0" distL="0" distR="0" wp14:anchorId="0FBF83FC" wp14:editId="4B459A47">
-            <wp:extent cx="3278736" cy="1672250"/>
-            <wp:effectExtent l="0" t="0" r="0" b="4445"/>
+          <wp:inline distT="0" distB="0" distL="0" distR="0" wp14:anchorId="0FBF83FC" wp14:editId="7EA11877">
+            <wp:extent cx="3278157" cy="1853184"/>
+            <wp:effectExtent l="0" t="0" r="0" b="0"/>
             <wp:docPr id="1226960078" name="Picture 1" descr="This is a user interface prompt for entering a Sudoku puzzle with a 6x6 grid.&#10;&#10;AI-generated content may be incorrect."/>
             <wp:cNvGraphicFramePr>
               <a:graphicFrameLocks xmlns:a="http://schemas.openxmlformats.org/drawingml/2006/main" noChangeAspect="1"/>
@@ -18452,7 +18452,7 @@
                   <pic:spPr>
                     <a:xfrm>
                       <a:off x="0" y="0"/>
-                      <a:ext cx="3322135" cy="1694385"/>
+                      <a:ext cx="3325304" cy="1879837"/>
                     </a:xfrm>
                     <a:prstGeom prst="rect">
                       <a:avLst/>
@@ -18904,14 +18904,259 @@
       </w:pPr>
       <w:r>
         <w:rPr>
+          <w:rFonts w:ascii="Times New Roman" w:eastAsia="Times New Roman" w:hAnsi="Times New Roman" w:cs="Times New Roman"/>
           <w:noProof/>
+          <w:sz w:val="36"/>
+          <w:szCs w:val="36"/>
         </w:rPr>
         <w:lastRenderedPageBreak/>
+        <mc:AlternateContent>
+          <mc:Choice Requires="wps">
+            <w:drawing>
+              <wp:anchor distT="45720" distB="45720" distL="114300" distR="114300" simplePos="0" relativeHeight="251661312" behindDoc="0" locked="0" layoutInCell="1" allowOverlap="1" wp14:anchorId="7B4B003E" wp14:editId="7D394FAA">
+                <wp:simplePos x="0" y="0"/>
+                <wp:positionH relativeFrom="column">
+                  <wp:posOffset>-192024</wp:posOffset>
+                </wp:positionH>
+                <wp:positionV relativeFrom="paragraph">
+                  <wp:posOffset>254</wp:posOffset>
+                </wp:positionV>
+                <wp:extent cx="2360930" cy="304800"/>
+                <wp:effectExtent l="0" t="0" r="22860" b="19050"/>
+                <wp:wrapSquare wrapText="bothSides"/>
+                <wp:docPr id="217" name="Text Box 2"/>
+                <wp:cNvGraphicFramePr>
+                  <a:graphicFrameLocks xmlns:a="http://schemas.openxmlformats.org/drawingml/2006/main"/>
+                </wp:cNvGraphicFramePr>
+                <a:graphic xmlns:a="http://schemas.openxmlformats.org/drawingml/2006/main">
+                  <a:graphicData uri="http://schemas.microsoft.com/office/word/2010/wordprocessingShape">
+                    <wps:wsp>
+                      <wps:cNvSpPr txBox="1">
+                        <a:spLocks noChangeArrowheads="1"/>
+                      </wps:cNvSpPr>
+                      <wps:spPr bwMode="auto">
+                        <a:xfrm>
+                          <a:off x="0" y="0"/>
+                          <a:ext cx="2360930" cy="304800"/>
+                        </a:xfrm>
+                        <a:prstGeom prst="rect">
+                          <a:avLst/>
+                        </a:prstGeom>
+                        <a:solidFill>
+                          <a:srgbClr val="FFFFFF"/>
+                        </a:solidFill>
+                        <a:ln w="9525">
+                          <a:solidFill>
+                            <a:schemeClr val="bg1"/>
+                          </a:solidFill>
+                          <a:miter lim="800000"/>
+                          <a:headEnd/>
+                          <a:tailEnd/>
+                        </a:ln>
+                      </wps:spPr>
+                      <wps:txbx>
+                        <w:txbxContent>
+                          <w:p>
+                            <w:pPr>
+                              <w:rPr>
+                                <w:b/>
+                                <w:bCs/>
+                                <w:sz w:val="24"/>
+                                <w:szCs w:val="24"/>
+                              </w:rPr>
+                            </w:pPr>
+                            <w:proofErr w:type="spellStart"/>
+                            <w:r>
+                              <w:rPr>
+                                <w:b/>
+                                <w:bCs/>
+                                <w:sz w:val="24"/>
+                                <w:szCs w:val="24"/>
+                              </w:rPr>
+                              <w:t>FlowChart</w:t>
+                            </w:r>
+                            <w:proofErr w:type="spellEnd"/>
+                            <w:r>
+                              <w:rPr>
+                                <w:b/>
+                                <w:bCs/>
+                                <w:sz w:val="24"/>
+                                <w:szCs w:val="24"/>
+                              </w:rPr>
+                              <w:t>/</w:t>
+                            </w:r>
+                            <w:proofErr w:type="spellStart"/>
+                            <w:r>
+                              <w:rPr>
+                                <w:b/>
+                                <w:bCs/>
+                                <w:sz w:val="24"/>
+                                <w:szCs w:val="24"/>
+                              </w:rPr>
+                              <w:t>WorkFlow</w:t>
+                            </w:r>
+                            <w:proofErr w:type="spellEnd"/>
+                          </w:p>
+                        </w:txbxContent>
+                      </wps:txbx>
+                      <wps:bodyPr rot="0" vert="horz" wrap="square" lIns="91440" tIns="45720" rIns="91440" bIns="45720" anchor="t" anchorCtr="0">
+                        <a:noAutofit/>
+                      </wps:bodyPr>
+                    </wps:wsp>
+                  </a:graphicData>
+                </a:graphic>
+                <wp14:sizeRelH relativeFrom="margin">
+                  <wp14:pctWidth>40000</wp14:pctWidth>
+                </wp14:sizeRelH>
+                <wp14:sizeRelV relativeFrom="margin">
+                  <wp14:pctHeight>0</wp14:pctHeight>
+                </wp14:sizeRelV>
+              </wp:anchor>
+            </w:drawing>
+          </mc:Choice>
+          <mc:Fallback>
+            <w:pict>
+              <v:shapetype w14:anchorId="7B4B003E" id="_x0000_t202" coordsize="21600,21600" o:spt="202" path="m,l,21600r21600,l21600,xe">
+                <v:stroke joinstyle="miter"/>
+                <v:path gradientshapeok="t" o:connecttype="rect"/>
+              </v:shapetype>
+              <v:shape id="Text Box 2" o:spid="_x0000_s1026" type="#_x0000_t202" style="position:absolute;margin-left:-15.1pt;margin-top:0;width:185.9pt;height:24pt;z-index:251661312;visibility:visible;mso-wrap-style:square;mso-width-percent:400;mso-height-percent:0;mso-wrap-distance-left:9pt;mso-wrap-distance-top:3.6pt;mso-wrap-distance-right:9pt;mso-wrap-distance-bottom:3.6pt;mso-position-horizontal:absolute;mso-position-horizontal-relative:text;mso-position-vertical:absolute;mso-position-vertical-relative:text;mso-width-percent:400;mso-height-percent:0;mso-width-relative:margin;mso-height-relative:margin;v-text-anchor:top" o:gfxdata="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" strokecolor="white [3212]">
+                <v:textbox>
+                  <w:txbxContent>
+                    <w:p>
+                      <w:pPr>
+                        <w:rPr>
+                          <w:b/>
+                          <w:bCs/>
+                          <w:sz w:val="24"/>
+                          <w:szCs w:val="24"/>
+                        </w:rPr>
+                      </w:pPr>
+                      <w:proofErr w:type="spellStart"/>
+                      <w:r>
+                        <w:rPr>
+                          <w:b/>
+                          <w:bCs/>
+                          <w:sz w:val="24"/>
+                          <w:szCs w:val="24"/>
+                        </w:rPr>
+                        <w:t>FlowChart</w:t>
+                      </w:r>
+                      <w:proofErr w:type="spellEnd"/>
+                      <w:r>
+                        <w:rPr>
+                          <w:b/>
+                          <w:bCs/>
+                          <w:sz w:val="24"/>
+                          <w:szCs w:val="24"/>
+                        </w:rPr>
+                        <w:t>/</w:t>
+                      </w:r>
+                      <w:proofErr w:type="spellStart"/>
+                      <w:r>
+                        <w:rPr>
+                          <w:b/>
+                          <w:bCs/>
+                          <w:sz w:val="24"/>
+                          <w:szCs w:val="24"/>
+                        </w:rPr>
+                        <w:t>WorkFlow</w:t>
+                      </w:r>
+                      <w:proofErr w:type="spellEnd"/>
+                    </w:p>
+                  </w:txbxContent>
+                </v:textbox>
+                <w10:wrap type="square"/>
+              </v:shape>
+            </w:pict>
+          </mc:Fallback>
+        </mc:AlternateContent>
+      </w:r>
+      <w:r>
+        <w:rPr>
+          <w:noProof/>
+        </w:rPr>
+        <mc:AlternateContent>
+          <mc:Choice Requires="wps">
+            <w:drawing>
+              <wp:anchor distT="0" distB="0" distL="114300" distR="114300" simplePos="0" relativeHeight="251659264" behindDoc="0" locked="0" layoutInCell="1" allowOverlap="1" wp14:anchorId="30EEA872" wp14:editId="262B6E37">
+                <wp:simplePos x="0" y="0"/>
+                <wp:positionH relativeFrom="column">
+                  <wp:posOffset>292608</wp:posOffset>
+                </wp:positionH>
+                <wp:positionV relativeFrom="paragraph">
+                  <wp:posOffset>5505831</wp:posOffset>
+                </wp:positionV>
+                <wp:extent cx="1434592" cy="1532128"/>
+                <wp:effectExtent l="0" t="0" r="13335" b="11430"/>
+                <wp:wrapNone/>
+                <wp:docPr id="1413766314" name="Rectangle: Rounded Corners 6"/>
+                <wp:cNvGraphicFramePr/>
+                <a:graphic xmlns:a="http://schemas.openxmlformats.org/drawingml/2006/main">
+                  <a:graphicData uri="http://schemas.microsoft.com/office/word/2010/wordprocessingShape">
+                    <wps:wsp>
+                      <wps:cNvSpPr/>
+                      <wps:spPr>
+                        <a:xfrm>
+                          <a:off x="0" y="0"/>
+                          <a:ext cx="1434592" cy="1532128"/>
+                        </a:xfrm>
+                        <a:prstGeom prst="roundRect">
+                          <a:avLst/>
+                        </a:prstGeom>
+                        <a:solidFill>
+                          <a:schemeClr val="bg1"/>
+                        </a:solidFill>
+                        <a:ln>
+                          <a:solidFill>
+                            <a:schemeClr val="bg1"/>
+                          </a:solidFill>
+                        </a:ln>
+                      </wps:spPr>
+                      <wps:style>
+                        <a:lnRef idx="2">
+                          <a:schemeClr val="accent1">
+                            <a:shade val="15000"/>
+                          </a:schemeClr>
+                        </a:lnRef>
+                        <a:fillRef idx="1">
+                          <a:schemeClr val="accent1"/>
+                        </a:fillRef>
+                        <a:effectRef idx="0">
+                          <a:schemeClr val="accent1"/>
+                        </a:effectRef>
+                        <a:fontRef idx="minor">
+                          <a:schemeClr val="lt1"/>
+                        </a:fontRef>
+                      </wps:style>
+                      <wps:bodyPr rot="0" spcFirstLastPara="0" vertOverflow="overflow" horzOverflow="overflow" vert="horz" wrap="square" lIns="91440" tIns="45720" rIns="91440" bIns="45720" numCol="1" spcCol="0" rtlCol="0" fromWordArt="0" anchor="ctr" anchorCtr="0" forceAA="0" compatLnSpc="1">
+                        <a:prstTxWarp prst="textNoShape">
+                          <a:avLst/>
+                        </a:prstTxWarp>
+                        <a:noAutofit/>
+                      </wps:bodyPr>
+                    </wps:wsp>
+                  </a:graphicData>
+                </a:graphic>
+              </wp:anchor>
+            </w:drawing>
+          </mc:Choice>
+          <mc:Fallback>
+            <w:pict>
+              <v:roundrect w14:anchorId="784F86D3" id="Rectangle: Rounded Corners 6" o:spid="_x0000_s1026" style="position:absolute;margin-left:23.05pt;margin-top:433.55pt;width:112.95pt;height:120.65pt;z-index:251659264;visibility:visible;mso-wrap-style:square;mso-wrap-distance-left:9pt;mso-wrap-distance-top:0;mso-wrap-distance-right:9pt;mso-wrap-distance-bottom:0;mso-position-horizontal:absolute;mso-position-horizontal-relative:text;mso-position-vertical:absolute;mso-position-vertical-relative:text;v-text-anchor:middle" arcsize="10923f" o:gfxdata="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" fillcolor="white [3212]" strokecolor="white [3212]" strokeweight="2pt"/>
+            </w:pict>
+          </mc:Fallback>
+        </mc:AlternateContent>
+      </w:r>
+      <w:r>
+        <w:rPr>
+          <w:noProof/>
+        </w:rPr>
         <w:drawing>
-          <wp:inline distT="0" distB="0" distL="0" distR="0" wp14:anchorId="1800B73D" wp14:editId="5B49C3C9">
-            <wp:extent cx="6273692" cy="7237984"/>
-            <wp:effectExtent l="0" t="0" r="0" b="1270"/>
-            <wp:docPr id="1637562452" name="Picture 4" descr="The image depicts a flowchart for a Sudoku puzzle solver, illustrating the process of initializing variables, handling user choices, loading a puzzle, solving it, and resetting the grid.&#10;&#10;AI-generated content may be incorrect."/>
+          <wp:inline distT="0" distB="0" distL="0" distR="0" wp14:anchorId="5051B820" wp14:editId="7E12E1B7">
+            <wp:extent cx="6213475" cy="7229856"/>
+            <wp:effectExtent l="0" t="0" r="0" b="9525"/>
+            <wp:docPr id="2033979724" name="Picture 5" descr="The image depicts a flowchart for a Sudoku puzzle solver, illustrating the process of initializing variables, handling user choices, loading a puzzle, solving it, and resetting the grid.&#10;&#10;AI-generated content may be incorrect."/>
             <wp:cNvGraphicFramePr>
               <a:graphicFrameLocks xmlns:a="http://schemas.openxmlformats.org/drawingml/2006/main" noChangeAspect="1"/>
             </wp:cNvGraphicFramePr>
@@ -18919,7 +19164,7 @@
               <a:graphicData uri="http://schemas.openxmlformats.org/drawingml/2006/picture">
                 <pic:pic xmlns:pic="http://schemas.openxmlformats.org/drawingml/2006/picture">
                   <pic:nvPicPr>
-                    <pic:cNvPr id="1637562452" name="Picture 4" descr="The image depicts a flowchart for a Sudoku puzzle solver, illustrating the process of initializing variables, handling user choices, loading a puzzle, solving it, and resetting the grid.&#10;&#10;AI-generated content may be incorrect."/>
+                    <pic:cNvPr id="2033979724" name="Picture 5" descr="The image depicts a flowchart for a Sudoku puzzle solver, illustrating the process of initializing variables, handling user choices, loading a puzzle, solving it, and resetting the grid.&#10;&#10;AI-generated content may be incorrect."/>
                     <pic:cNvPicPr>
                       <a:picLocks noChangeAspect="1" noChangeArrowheads="1"/>
                     </pic:cNvPicPr>
@@ -18940,7 +19185,7 @@
                   <pic:spPr bwMode="auto">
                     <a:xfrm>
                       <a:off x="0" y="0"/>
-                      <a:ext cx="6291605" cy="7258650"/>
+                      <a:ext cx="6221547" cy="7239248"/>
                     </a:xfrm>
                     <a:prstGeom prst="rect">
                       <a:avLst/>

--- a/Sudoku-solver-report.docx
+++ b/Sudoku-solver-report.docx
@@ -11,6 +11,83 @@
           <w:szCs w:val="40"/>
         </w:rPr>
       </w:pPr>
+      <w:r>
+        <w:rPr>
+          <w:rFonts w:ascii="Times New Roman" w:eastAsia="Times New Roman" w:hAnsi="Times New Roman" w:cs="Times New Roman"/>
+          <w:noProof/>
+          <w:sz w:val="40"/>
+          <w:szCs w:val="40"/>
+        </w:rPr>
+        <mc:AlternateContent>
+          <mc:Choice Requires="wps">
+            <w:drawing>
+              <wp:anchor distT="0" distB="0" distL="114300" distR="114300" simplePos="0" relativeHeight="251658239" behindDoc="1" locked="0" layoutInCell="1" allowOverlap="1" wp14:anchorId="7DB87E7A" wp14:editId="6B5784DE">
+                <wp:simplePos x="0" y="0"/>
+                <wp:positionH relativeFrom="column">
+                  <wp:posOffset>857250</wp:posOffset>
+                </wp:positionH>
+                <wp:positionV relativeFrom="paragraph">
+                  <wp:posOffset>199073</wp:posOffset>
+                </wp:positionV>
+                <wp:extent cx="4433888" cy="1981200"/>
+                <wp:effectExtent l="0" t="0" r="24130" b="19050"/>
+                <wp:wrapNone/>
+                <wp:docPr id="1397064103" name="Rectangle: Rounded Corners 6"/>
+                <wp:cNvGraphicFramePr/>
+                <a:graphic xmlns:a="http://schemas.openxmlformats.org/drawingml/2006/main">
+                  <a:graphicData uri="http://schemas.microsoft.com/office/word/2010/wordprocessingShape">
+                    <wps:wsp>
+                      <wps:cNvSpPr/>
+                      <wps:spPr>
+                        <a:xfrm>
+                          <a:off x="0" y="0"/>
+                          <a:ext cx="4433888" cy="1981200"/>
+                        </a:xfrm>
+                        <a:prstGeom prst="roundRect">
+                          <a:avLst/>
+                        </a:prstGeom>
+                        <a:solidFill>
+                          <a:schemeClr val="tx2">
+                            <a:lumMod val="20000"/>
+                            <a:lumOff val="80000"/>
+                          </a:schemeClr>
+                        </a:solidFill>
+                      </wps:spPr>
+                      <wps:style>
+                        <a:lnRef idx="2">
+                          <a:schemeClr val="accent1">
+                            <a:shade val="15000"/>
+                          </a:schemeClr>
+                        </a:lnRef>
+                        <a:fillRef idx="1">
+                          <a:schemeClr val="accent1"/>
+                        </a:fillRef>
+                        <a:effectRef idx="0">
+                          <a:schemeClr val="accent1"/>
+                        </a:effectRef>
+                        <a:fontRef idx="minor">
+                          <a:schemeClr val="lt1"/>
+                        </a:fontRef>
+                      </wps:style>
+                      <wps:bodyPr rot="0" spcFirstLastPara="0" vertOverflow="overflow" horzOverflow="overflow" vert="horz" wrap="square" lIns="91440" tIns="45720" rIns="91440" bIns="45720" numCol="1" spcCol="0" rtlCol="0" fromWordArt="0" anchor="ctr" anchorCtr="0" forceAA="0" compatLnSpc="1">
+                        <a:prstTxWarp prst="textNoShape">
+                          <a:avLst/>
+                        </a:prstTxWarp>
+                        <a:noAutofit/>
+                      </wps:bodyPr>
+                    </wps:wsp>
+                  </a:graphicData>
+                </a:graphic>
+              </wp:anchor>
+            </w:drawing>
+          </mc:Choice>
+          <mc:Fallback>
+            <w:pict>
+              <v:roundrect w14:anchorId="54433178" id="Rectangle: Rounded Corners 6" o:spid="_x0000_s1026" style="position:absolute;margin-left:67.5pt;margin-top:15.7pt;width:349.15pt;height:156pt;z-index:-251658241;visibility:visible;mso-wrap-style:square;mso-wrap-distance-left:9pt;mso-wrap-distance-top:0;mso-wrap-distance-right:9pt;mso-wrap-distance-bottom:0;mso-position-horizontal:absolute;mso-position-horizontal-relative:text;mso-position-vertical:absolute;mso-position-vertical-relative:text;v-text-anchor:middle" arcsize="10923f" o:gfxdata="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" fillcolor="#c6d9f1 [671]" strokecolor="#0a121c [484]" strokeweight="2pt"/>
+            </w:pict>
+          </mc:Fallback>
+        </mc:AlternateContent>
+      </w:r>
     </w:p>
     <w:p>
       <w:pPr>
@@ -3401,29 +3478,7 @@
           <w:szCs w:val="24"/>
           <w:lang w:val="en-IN"/>
         </w:rPr>
-        <w:t xml:space="preserve">(r, c, </w:t>
-      </w:r>
-      <w:proofErr w:type="spellStart"/>
-      <w:r>
-        <w:rPr>
-          <w:rFonts w:ascii="Times New Roman" w:eastAsia="Times New Roman" w:hAnsi="Times New Roman" w:cs="Times New Roman"/>
-          <w:color w:val="000000" w:themeColor="text1"/>
-          <w:sz w:val="24"/>
-          <w:szCs w:val="24"/>
-          <w:lang w:val="en-IN"/>
-        </w:rPr>
-        <w:t>num</w:t>
-      </w:r>
-      <w:proofErr w:type="spellEnd"/>
-      <w:r>
-        <w:rPr>
-          <w:rFonts w:ascii="Times New Roman" w:eastAsia="Times New Roman" w:hAnsi="Times New Roman" w:cs="Times New Roman"/>
-          <w:color w:val="000000" w:themeColor="text1"/>
-          <w:sz w:val="24"/>
-          <w:szCs w:val="24"/>
-          <w:lang w:val="en-IN"/>
-        </w:rPr>
-        <w:t>)) {</w:t>
+        <w:t>(r, c, num)) {</w:t>
       </w:r>
     </w:p>
     <w:p>
@@ -4417,29 +4472,7 @@
           <w:szCs w:val="24"/>
           <w:lang w:val="en-IN"/>
         </w:rPr>
-        <w:t xml:space="preserve">; </w:t>
-      </w:r>
-      <w:proofErr w:type="spellStart"/>
-      <w:r>
-        <w:rPr>
-          <w:rFonts w:ascii="Times New Roman" w:eastAsia="Times New Roman" w:hAnsi="Times New Roman" w:cs="Times New Roman"/>
-          <w:color w:val="000000" w:themeColor="text1"/>
-          <w:sz w:val="24"/>
-          <w:szCs w:val="24"/>
-          <w:lang w:val="en-IN"/>
-        </w:rPr>
-        <w:t>c++</w:t>
-      </w:r>
-      <w:proofErr w:type="spellEnd"/>
-      <w:r>
-        <w:rPr>
-          <w:rFonts w:ascii="Times New Roman" w:eastAsia="Times New Roman" w:hAnsi="Times New Roman" w:cs="Times New Roman"/>
-          <w:color w:val="000000" w:themeColor="text1"/>
-          <w:sz w:val="24"/>
-          <w:szCs w:val="24"/>
-          <w:lang w:val="en-IN"/>
-        </w:rPr>
-        <w:t xml:space="preserve">) </w:t>
+        <w:t xml:space="preserve">; c++) </w:t>
       </w:r>
     </w:p>
     <w:p>
@@ -5710,29 +5743,7 @@
           <w:szCs w:val="24"/>
           <w:lang w:val="en-IN"/>
         </w:rPr>
-        <w:t xml:space="preserve">; </w:t>
-      </w:r>
-      <w:proofErr w:type="spellStart"/>
-      <w:r>
-        <w:rPr>
-          <w:rFonts w:ascii="Times New Roman" w:eastAsia="Times New Roman" w:hAnsi="Times New Roman" w:cs="Times New Roman"/>
-          <w:color w:val="000000" w:themeColor="text1"/>
-          <w:sz w:val="24"/>
-          <w:szCs w:val="24"/>
-          <w:lang w:val="en-IN"/>
-        </w:rPr>
-        <w:t>c++</w:t>
-      </w:r>
-      <w:proofErr w:type="spellEnd"/>
-      <w:r>
-        <w:rPr>
-          <w:rFonts w:ascii="Times New Roman" w:eastAsia="Times New Roman" w:hAnsi="Times New Roman" w:cs="Times New Roman"/>
-          <w:color w:val="000000" w:themeColor="text1"/>
-          <w:sz w:val="24"/>
-          <w:szCs w:val="24"/>
-          <w:lang w:val="en-IN"/>
-        </w:rPr>
-        <w:t>) {</w:t>
+        <w:t>; c++) {</w:t>
       </w:r>
     </w:p>
     <w:p>
@@ -6308,29 +6319,7 @@
           <w:szCs w:val="24"/>
           <w:lang w:val="en-IN"/>
         </w:rPr>
-        <w:t xml:space="preserve">; </w:t>
-      </w:r>
-      <w:proofErr w:type="spellStart"/>
-      <w:r>
-        <w:rPr>
-          <w:rFonts w:ascii="Times New Roman" w:eastAsia="Times New Roman" w:hAnsi="Times New Roman" w:cs="Times New Roman"/>
-          <w:color w:val="000000" w:themeColor="text1"/>
-          <w:sz w:val="24"/>
-          <w:szCs w:val="24"/>
-          <w:lang w:val="en-IN"/>
-        </w:rPr>
-        <w:t>c++</w:t>
-      </w:r>
-      <w:proofErr w:type="spellEnd"/>
-      <w:r>
-        <w:rPr>
-          <w:rFonts w:ascii="Times New Roman" w:eastAsia="Times New Roman" w:hAnsi="Times New Roman" w:cs="Times New Roman"/>
-          <w:color w:val="000000" w:themeColor="text1"/>
-          <w:sz w:val="24"/>
-          <w:szCs w:val="24"/>
-          <w:lang w:val="en-IN"/>
-        </w:rPr>
-        <w:t>) {</w:t>
+        <w:t>; c++) {</w:t>
       </w:r>
     </w:p>
     <w:p>
@@ -7348,29 +7337,7 @@
           <w:szCs w:val="24"/>
           <w:lang w:val="en-IN"/>
         </w:rPr>
-        <w:t xml:space="preserve">] == </w:t>
-      </w:r>
-      <w:proofErr w:type="spellStart"/>
-      <w:r>
-        <w:rPr>
-          <w:rFonts w:ascii="Times New Roman" w:eastAsia="Times New Roman" w:hAnsi="Times New Roman" w:cs="Times New Roman"/>
-          <w:color w:val="000000" w:themeColor="text1"/>
-          <w:sz w:val="24"/>
-          <w:szCs w:val="24"/>
-          <w:lang w:val="en-IN"/>
-        </w:rPr>
-        <w:t>num</w:t>
-      </w:r>
-      <w:proofErr w:type="spellEnd"/>
-      <w:r>
-        <w:rPr>
-          <w:rFonts w:ascii="Times New Roman" w:eastAsia="Times New Roman" w:hAnsi="Times New Roman" w:cs="Times New Roman"/>
-          <w:color w:val="000000" w:themeColor="text1"/>
-          <w:sz w:val="24"/>
-          <w:szCs w:val="24"/>
-          <w:lang w:val="en-IN"/>
-        </w:rPr>
-        <w:t>)</w:t>
+        <w:t>] == num)</w:t>
       </w:r>
     </w:p>
     <w:p>
@@ -8954,29 +8921,7 @@
           <w:szCs w:val="24"/>
           <w:lang w:val="en-IN"/>
         </w:rPr>
-        <w:t xml:space="preserve">int </w:t>
-      </w:r>
-      <w:proofErr w:type="spellStart"/>
-      <w:r>
-        <w:rPr>
-          <w:rFonts w:ascii="Times New Roman" w:eastAsia="Times New Roman" w:hAnsi="Times New Roman" w:cs="Times New Roman"/>
-          <w:color w:val="000000" w:themeColor="text1"/>
-          <w:sz w:val="24"/>
-          <w:szCs w:val="24"/>
-          <w:lang w:val="en-IN"/>
-        </w:rPr>
-        <w:t>num</w:t>
-      </w:r>
-      <w:proofErr w:type="spellEnd"/>
-      <w:r>
-        <w:rPr>
-          <w:rFonts w:ascii="Times New Roman" w:eastAsia="Times New Roman" w:hAnsi="Times New Roman" w:cs="Times New Roman"/>
-          <w:color w:val="000000" w:themeColor="text1"/>
-          <w:sz w:val="24"/>
-          <w:szCs w:val="24"/>
-          <w:lang w:val="en-IN"/>
-        </w:rPr>
-        <w:t xml:space="preserve">) </w:t>
+        <w:t xml:space="preserve">int num) </w:t>
       </w:r>
     </w:p>
     <w:p>
@@ -10370,29 +10315,7 @@
           <w:szCs w:val="24"/>
           <w:lang w:val="en-IN"/>
         </w:rPr>
-        <w:t xml:space="preserve">; </w:t>
-      </w:r>
-      <w:proofErr w:type="spellStart"/>
-      <w:r>
-        <w:rPr>
-          <w:rFonts w:ascii="Times New Roman" w:eastAsia="Times New Roman" w:hAnsi="Times New Roman" w:cs="Times New Roman"/>
-          <w:color w:val="000000" w:themeColor="text1"/>
-          <w:sz w:val="24"/>
-          <w:szCs w:val="24"/>
-          <w:lang w:val="en-IN"/>
-        </w:rPr>
-        <w:t>j++</w:t>
-      </w:r>
-      <w:proofErr w:type="spellEnd"/>
-      <w:r>
-        <w:rPr>
-          <w:rFonts w:ascii="Times New Roman" w:eastAsia="Times New Roman" w:hAnsi="Times New Roman" w:cs="Times New Roman"/>
-          <w:color w:val="000000" w:themeColor="text1"/>
-          <w:sz w:val="24"/>
-          <w:szCs w:val="24"/>
-          <w:lang w:val="en-IN"/>
-        </w:rPr>
-        <w:t>) {</w:t>
+        <w:t>; j++) {</w:t>
       </w:r>
     </w:p>
     <w:p>
@@ -18364,6 +18287,21 @@
         </w:rPr>
         <w:t xml:space="preserve">Allows users to enter, display, solve, reset, or exit the program. </w:t>
       </w:r>
+    </w:p>
+    <w:p>
+      <w:pPr>
+        <w:tabs>
+          <w:tab w:val="num" w:pos="1276"/>
+        </w:tabs>
+        <w:spacing w:after="0" w:line="360" w:lineRule="auto"/>
+        <w:ind w:left="993"/>
+        <w:rPr>
+          <w:rFonts w:ascii="Times New Roman" w:eastAsia="Times New Roman" w:hAnsi="Times New Roman" w:cs="Times New Roman"/>
+          <w:sz w:val="24"/>
+          <w:szCs w:val="24"/>
+          <w:lang w:val="en-IN"/>
+        </w:rPr>
+      </w:pPr>
     </w:p>
     <w:p>
       <w:pPr>
@@ -18392,6 +18330,7 @@
           <w:szCs w:val="24"/>
           <w:lang w:val="en-IN"/>
         </w:rPr>
+        <w:lastRenderedPageBreak/>
         <w:t>Input Validation</w:t>
       </w:r>
       <w:r>
@@ -18429,7 +18368,6 @@
           <w:szCs w:val="24"/>
           <w:lang w:val="en-IN"/>
         </w:rPr>
-        <w:lastRenderedPageBreak/>
         <w:t xml:space="preserve">Ensures only valid numbers are entered. </w:t>
       </w:r>
     </w:p>
@@ -19111,6 +19049,7 @@
           <w:szCs w:val="24"/>
           <w:lang w:val="en-IN"/>
         </w:rPr>
+        <w:lastRenderedPageBreak/>
         <w:t>Solve Puzzle – Select the solve option to start the Backtracking Algorithm.</w:t>
       </w:r>
     </w:p>
@@ -19140,7 +19079,6 @@
           <w:szCs w:val="24"/>
           <w:lang w:val="en-IN"/>
         </w:rPr>
-        <w:lastRenderedPageBreak/>
         <w:t>Check Constraints – The solver verifies row, column, and box rules before placing numbers.</w:t>
       </w:r>
     </w:p>
@@ -19348,6 +19286,17 @@
     </w:p>
     <w:p>
       <w:pPr>
+        <w:spacing w:after="0" w:line="360" w:lineRule="auto"/>
+        <w:rPr>
+          <w:rFonts w:ascii="Times New Roman" w:eastAsia="Times New Roman" w:hAnsi="Times New Roman" w:cs="Times New Roman"/>
+          <w:sz w:val="24"/>
+          <w:szCs w:val="24"/>
+          <w:lang w:val="en-IN"/>
+        </w:rPr>
+      </w:pPr>
+    </w:p>
+    <w:p>
+      <w:pPr>
         <w:numPr>
           <w:ilvl w:val="0"/>
           <w:numId w:val="32"/>
@@ -19481,6 +19430,18 @@
     <w:p>
       <w:pPr>
         <w:spacing w:after="0" w:line="360" w:lineRule="auto"/>
+        <w:ind w:left="720"/>
+        <w:rPr>
+          <w:rFonts w:ascii="Times New Roman" w:eastAsia="Times New Roman" w:hAnsi="Times New Roman" w:cs="Times New Roman"/>
+          <w:sz w:val="24"/>
+          <w:szCs w:val="24"/>
+          <w:lang w:val="en-IN"/>
+        </w:rPr>
+      </w:pPr>
+    </w:p>
+    <w:p>
+      <w:pPr>
+        <w:spacing w:after="0" w:line="360" w:lineRule="auto"/>
         <w:rPr>
           <w:rFonts w:ascii="Times New Roman" w:eastAsia="Times New Roman" w:hAnsi="Times New Roman" w:cs="Times New Roman"/>
           <w:sz w:val="24"/>
@@ -19548,6 +19509,17 @@
         </w:rPr>
         <w:t>) returns false, indicating that every cell is filled with a valid value.</w:t>
       </w:r>
+    </w:p>
+    <w:p>
+      <w:pPr>
+        <w:spacing w:after="0" w:line="360" w:lineRule="auto"/>
+        <w:rPr>
+          <w:rFonts w:ascii="Times New Roman" w:eastAsia="Times New Roman" w:hAnsi="Times New Roman" w:cs="Times New Roman"/>
+          <w:sz w:val="24"/>
+          <w:szCs w:val="24"/>
+          <w:lang w:val="en-IN"/>
+        </w:rPr>
+      </w:pPr>
     </w:p>
     <w:p>
       <w:pPr>
@@ -19581,6 +19553,7 @@
           <w:szCs w:val="28"/>
           <w:lang w:val="en-IN"/>
         </w:rPr>
+        <w:lastRenderedPageBreak/>
         <w:t xml:space="preserve">Algorithm </w:t>
       </w:r>
     </w:p>
@@ -19759,7 +19732,6 @@
           <w:szCs w:val="24"/>
           <w:lang w:val="en-IN"/>
         </w:rPr>
-        <w:lastRenderedPageBreak/>
         <w:t xml:space="preserve">Call </w:t>
       </w:r>
       <w:proofErr w:type="spellStart"/>
@@ -20870,6 +20842,7 @@
                 <w:szCs w:val="24"/>
                 <w:lang w:val="en-IN"/>
               </w:rPr>
+              <w:lastRenderedPageBreak/>
               <w:t>4. Test Puzzles</w:t>
             </w:r>
           </w:p>
@@ -21118,7 +21091,6 @@
                 <w:sz w:val="24"/>
                 <w:szCs w:val="24"/>
               </w:rPr>
-              <w:lastRenderedPageBreak/>
               <w:t>6</w:t>
             </w:r>
             <w:r>
@@ -22030,6 +22002,7 @@
                 <w:szCs w:val="24"/>
                 <w:lang w:val="en-IN"/>
               </w:rPr>
+              <w:lastRenderedPageBreak/>
               <w:t>inputGrid</w:t>
             </w:r>
             <w:proofErr w:type="spellEnd"/>
@@ -22130,7 +22103,6 @@
                 <w:szCs w:val="24"/>
                 <w:lang w:val="en-IN"/>
               </w:rPr>
-              <w:lastRenderedPageBreak/>
               <w:t>findEmptyCell</w:t>
             </w:r>
             <w:proofErr w:type="spellEnd"/>
@@ -22908,6 +22880,7 @@
                 <w:szCs w:val="24"/>
                 <w:lang w:val="en-IN"/>
               </w:rPr>
+              <w:lastRenderedPageBreak/>
               <w:t>main(</w:t>
             </w:r>
             <w:proofErr w:type="gramEnd"/>
@@ -22993,7 +22966,6 @@
           <w:szCs w:val="28"/>
           <w:lang w:val="en-IN"/>
         </w:rPr>
-        <w:lastRenderedPageBreak/>
         <w:t>Conclusion</w:t>
       </w:r>
     </w:p>
@@ -23119,15 +23091,14 @@
       <w:r>
         <w:rPr>
           <w:rFonts w:ascii="Times New Roman" w:eastAsia="Times New Roman" w:hAnsi="Times New Roman" w:cs="Times New Roman"/>
-          <w:noProof/>
           <w:sz w:val="36"/>
           <w:szCs w:val="36"/>
         </w:rPr>
         <w:drawing>
-          <wp:inline distT="0" distB="0" distL="0" distR="0" wp14:anchorId="06ED5C5E" wp14:editId="312ED614">
-            <wp:extent cx="3277870" cy="1398016"/>
-            <wp:effectExtent l="0" t="0" r="0" b="0"/>
-            <wp:docPr id="1870321561" name="Picture 1" descr="The image is a user interface for a Sudoku solver software, presenting a menu with options to enter a puzzle, display it, solve it, test additional puzzles, reset the grid, and exit.&#10;&#10;AI-generated content may be incorrect."/>
+          <wp:inline distT="0" distB="0" distL="0" distR="0" wp14:anchorId="21CB90CA" wp14:editId="3AF99F23">
+            <wp:extent cx="4205288" cy="1981835"/>
+            <wp:effectExtent l="0" t="0" r="5080" b="0"/>
+            <wp:docPr id="663238253" name="Picture 1" descr="The image shows a black screen with a list of six numbered options, including 'Size: 0,' 'Loaded: NO,' 'Solved: NO,' and 'Enter Sudoku Puzzle.'&#10;&#10;AI-generated content may be incorrect."/>
             <wp:cNvGraphicFramePr>
               <a:graphicFrameLocks xmlns:a="http://schemas.openxmlformats.org/drawingml/2006/main" noChangeAspect="1"/>
             </wp:cNvGraphicFramePr>
@@ -23135,7 +23106,7 @@
               <a:graphicData uri="http://schemas.openxmlformats.org/drawingml/2006/picture">
                 <pic:pic xmlns:pic="http://schemas.openxmlformats.org/drawingml/2006/picture">
                   <pic:nvPicPr>
-                    <pic:cNvPr id="1870321561" name="Picture 1" descr="The image is a user interface for a Sudoku solver software, presenting a menu with options to enter a puzzle, display it, solve it, test additional puzzles, reset the grid, and exit.&#10;&#10;AI-generated content may be incorrect."/>
+                    <pic:cNvPr id="663238253" name="Picture 1" descr="The image shows a black screen with a list of six numbered options, including 'Size: 0,' 'Loaded: NO,' 'Solved: NO,' and 'Enter Sudoku Puzzle.'&#10;&#10;AI-generated content may be incorrect."/>
                     <pic:cNvPicPr/>
                   </pic:nvPicPr>
                   <pic:blipFill>
@@ -23147,7 +23118,7 @@
                   <pic:spPr>
                     <a:xfrm>
                       <a:off x="0" y="0"/>
-                      <a:ext cx="3305186" cy="1409666"/>
+                      <a:ext cx="4233989" cy="1995361"/>
                     </a:xfrm>
                     <a:prstGeom prst="rect">
                       <a:avLst/>
@@ -23185,6 +23156,7 @@
           <w:sz w:val="24"/>
           <w:szCs w:val="24"/>
         </w:rPr>
+        <w:lastRenderedPageBreak/>
         <w:t>Empty Grid</w:t>
       </w:r>
     </w:p>
@@ -23206,15 +23178,14 @@
           <w:rFonts w:ascii="Times New Roman" w:eastAsia="Times New Roman" w:hAnsi="Times New Roman" w:cs="Times New Roman"/>
           <w:b/>
           <w:bCs/>
-          <w:noProof/>
           <w:sz w:val="24"/>
           <w:szCs w:val="24"/>
         </w:rPr>
         <w:drawing>
-          <wp:inline distT="0" distB="0" distL="0" distR="0" wp14:anchorId="0FBF83FC" wp14:editId="7EA11877">
-            <wp:extent cx="3278157" cy="1853184"/>
-            <wp:effectExtent l="0" t="0" r="0" b="0"/>
-            <wp:docPr id="1226960078" name="Picture 1" descr="This is a user interface prompt for entering a Sudoku puzzle with a 6x6 grid.&#10;&#10;AI-generated content may be incorrect."/>
+          <wp:inline distT="0" distB="0" distL="0" distR="0" wp14:anchorId="7BC3DD3A" wp14:editId="0B0F3581">
+            <wp:extent cx="4129087" cy="2000039"/>
+            <wp:effectExtent l="0" t="0" r="5080" b="635"/>
+            <wp:docPr id="1996477083" name="Picture 1" descr="The image is an interface for inputting a 6x6 Sudoku puzzle, where users can input numbers row by row, using 0 for empty cells.&#10;&#10;AI-generated content may be incorrect."/>
             <wp:cNvGraphicFramePr>
               <a:graphicFrameLocks xmlns:a="http://schemas.openxmlformats.org/drawingml/2006/main" noChangeAspect="1"/>
             </wp:cNvGraphicFramePr>
@@ -23222,7 +23193,7 @@
               <a:graphicData uri="http://schemas.openxmlformats.org/drawingml/2006/picture">
                 <pic:pic xmlns:pic="http://schemas.openxmlformats.org/drawingml/2006/picture">
                   <pic:nvPicPr>
-                    <pic:cNvPr id="1226960078" name="Picture 1" descr="This is a user interface prompt for entering a Sudoku puzzle with a 6x6 grid.&#10;&#10;AI-generated content may be incorrect."/>
+                    <pic:cNvPr id="1996477083" name="Picture 1" descr="The image is an interface for inputting a 6x6 Sudoku puzzle, where users can input numbers row by row, using 0 for empty cells.&#10;&#10;AI-generated content may be incorrect."/>
                     <pic:cNvPicPr/>
                   </pic:nvPicPr>
                   <pic:blipFill>
@@ -23234,7 +23205,7 @@
                   <pic:spPr>
                     <a:xfrm>
                       <a:off x="0" y="0"/>
-                      <a:ext cx="3325304" cy="1879837"/>
+                      <a:ext cx="4163404" cy="2016662"/>
                     </a:xfrm>
                     <a:prstGeom prst="rect">
                       <a:avLst/>
@@ -23272,7 +23243,6 @@
           <w:sz w:val="24"/>
           <w:szCs w:val="24"/>
         </w:rPr>
-        <w:lastRenderedPageBreak/>
         <w:t>Input the Sudoku</w:t>
       </w:r>
     </w:p>
@@ -23294,15 +23264,14 @@
           <w:rFonts w:ascii="Times New Roman" w:eastAsia="Times New Roman" w:hAnsi="Times New Roman" w:cs="Times New Roman"/>
           <w:b/>
           <w:bCs/>
-          <w:noProof/>
           <w:sz w:val="24"/>
           <w:szCs w:val="24"/>
         </w:rPr>
         <w:drawing>
-          <wp:inline distT="0" distB="0" distL="0" distR="0" wp14:anchorId="510143BD" wp14:editId="31462614">
-            <wp:extent cx="3356610" cy="4140369"/>
-            <wp:effectExtent l="0" t="0" r="0" b="0"/>
-            <wp:docPr id="1745610759" name="Picture 1" descr="The image displays a text-based interface for inputting values into a Sudoku puzzle grid.&#10;&#10;AI-generated content may be incorrect."/>
+          <wp:inline distT="0" distB="0" distL="0" distR="0" wp14:anchorId="0EED62D4" wp14:editId="63CAC47F">
+            <wp:extent cx="4119562" cy="1942282"/>
+            <wp:effectExtent l="0" t="0" r="0" b="1270"/>
+            <wp:docPr id="33506169" name="Picture 1" descr="The image is a table with six rows, each containing five numeric values, followed by an 'O' or '0' in the sixth column.&#10;&#10;AI-generated content may be incorrect."/>
             <wp:cNvGraphicFramePr>
               <a:graphicFrameLocks xmlns:a="http://schemas.openxmlformats.org/drawingml/2006/main" noChangeAspect="1"/>
             </wp:cNvGraphicFramePr>
@@ -23310,7 +23279,7 @@
               <a:graphicData uri="http://schemas.openxmlformats.org/drawingml/2006/picture">
                 <pic:pic xmlns:pic="http://schemas.openxmlformats.org/drawingml/2006/picture">
                   <pic:nvPicPr>
-                    <pic:cNvPr id="1745610759" name="Picture 1" descr="The image displays a text-based interface for inputting values into a Sudoku puzzle grid.&#10;&#10;AI-generated content may be incorrect."/>
+                    <pic:cNvPr id="33506169" name="Picture 1" descr="The image is a table with six rows, each containing five numeric values, followed by an 'O' or '0' in the sixth column.&#10;&#10;AI-generated content may be incorrect."/>
                     <pic:cNvPicPr/>
                   </pic:nvPicPr>
                   <pic:blipFill>
@@ -23322,7 +23291,7 @@
                   <pic:spPr>
                     <a:xfrm>
                       <a:off x="0" y="0"/>
-                      <a:ext cx="3362733" cy="4147922"/>
+                      <a:ext cx="4140382" cy="1952098"/>
                     </a:xfrm>
                     <a:prstGeom prst="rect">
                       <a:avLst/>
@@ -23481,7 +23450,6 @@
           <w:sz w:val="24"/>
           <w:szCs w:val="24"/>
         </w:rPr>
-        <w:lastRenderedPageBreak/>
         <w:t>Solve the Sudoku</w:t>
       </w:r>
     </w:p>
@@ -29077,6 +29045,7 @@
   <w:style w:type="character" w:default="1" w:styleId="DefaultParagraphFont">
     <w:name w:val="Default Paragraph Font"/>
     <w:uiPriority w:val="1"/>
+    <w:semiHidden/>
     <w:unhideWhenUsed/>
   </w:style>
   <w:style w:type="table" w:default="1" w:styleId="TableNormal">

--- a/Sudoku-solver-report.docx
+++ b/Sudoku-solver-report.docx
@@ -83,7 +83,7 @@
           </mc:Choice>
           <mc:Fallback>
             <w:pict>
-              <v:roundrect w14:anchorId="54433178" id="Rectangle: Rounded Corners 6" o:spid="_x0000_s1026" style="position:absolute;margin-left:67.5pt;margin-top:15.7pt;width:349.15pt;height:156pt;z-index:-251658241;visibility:visible;mso-wrap-style:square;mso-wrap-distance-left:9pt;mso-wrap-distance-top:0;mso-wrap-distance-right:9pt;mso-wrap-distance-bottom:0;mso-position-horizontal:absolute;mso-position-horizontal-relative:text;mso-position-vertical:absolute;mso-position-vertical-relative:text;v-text-anchor:middle" arcsize="10923f" o:gfxdata="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" fillcolor="#c6d9f1 [671]" strokecolor="#0a121c [484]" strokeweight="2pt"/>
+              <v:roundrect w14:anchorId="18C7806C" id="Rectangle: Rounded Corners 6" o:spid="_x0000_s1026" style="position:absolute;margin-left:67.5pt;margin-top:15.7pt;width:349.15pt;height:156pt;z-index:-251658241;visibility:visible;mso-wrap-style:square;mso-wrap-distance-left:9pt;mso-wrap-distance-top:0;mso-wrap-distance-right:9pt;mso-wrap-distance-bottom:0;mso-position-horizontal:absolute;mso-position-horizontal-relative:text;mso-position-vertical:absolute;mso-position-vertical-relative:text;v-text-anchor:middle" arcsize="10923f" o:gfxdata="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" fillcolor="#c6d9f1 [671]" strokecolor="#0a121c [484]" strokeweight="2pt"/>
             </w:pict>
           </mc:Fallback>
         </mc:AlternateContent>
@@ -654,7 +654,7 @@
     </w:p>
     <w:p>
       <w:pPr>
-        <w:spacing w:after="0" w:line="360" w:lineRule="auto"/>
+        <w:spacing w:after="0"/>
         <w:rPr>
           <w:rFonts w:ascii="Times New Roman" w:eastAsia="Times New Roman" w:hAnsi="Times New Roman" w:cs="Times New Roman"/>
           <w:color w:val="000000" w:themeColor="text1"/>
@@ -676,7 +676,7 @@
     </w:p>
     <w:p>
       <w:pPr>
-        <w:spacing w:after="0" w:line="360" w:lineRule="auto"/>
+        <w:spacing w:after="0"/>
         <w:rPr>
           <w:rFonts w:ascii="Times New Roman" w:eastAsia="Times New Roman" w:hAnsi="Times New Roman" w:cs="Times New Roman"/>
           <w:color w:val="000000" w:themeColor="text1"/>
@@ -698,7 +698,7 @@
     </w:p>
     <w:p>
       <w:pPr>
-        <w:spacing w:after="0" w:line="360" w:lineRule="auto"/>
+        <w:spacing w:after="0"/>
         <w:rPr>
           <w:rFonts w:ascii="Times New Roman" w:eastAsia="Times New Roman" w:hAnsi="Times New Roman" w:cs="Times New Roman"/>
           <w:color w:val="000000" w:themeColor="text1"/>
@@ -720,7 +720,7 @@
     </w:p>
     <w:p>
       <w:pPr>
-        <w:spacing w:after="0" w:line="360" w:lineRule="auto"/>
+        <w:spacing w:after="0"/>
         <w:rPr>
           <w:rFonts w:ascii="Times New Roman" w:eastAsia="Times New Roman" w:hAnsi="Times New Roman" w:cs="Times New Roman"/>
           <w:color w:val="000000" w:themeColor="text1"/>
@@ -742,7 +742,7 @@
     </w:p>
     <w:p>
       <w:pPr>
-        <w:spacing w:after="0" w:line="360" w:lineRule="auto"/>
+        <w:spacing w:after="0"/>
         <w:rPr>
           <w:rFonts w:ascii="Times New Roman" w:eastAsia="Times New Roman" w:hAnsi="Times New Roman" w:cs="Times New Roman"/>
           <w:color w:val="000000" w:themeColor="text1"/>
@@ -764,7 +764,7 @@
     </w:p>
     <w:p>
       <w:pPr>
-        <w:spacing w:after="0" w:line="360" w:lineRule="auto"/>
+        <w:spacing w:after="0"/>
         <w:rPr>
           <w:rFonts w:ascii="Times New Roman" w:eastAsia="Times New Roman" w:hAnsi="Times New Roman" w:cs="Times New Roman"/>
           <w:color w:val="000000" w:themeColor="text1"/>
@@ -786,7 +786,7 @@
     </w:p>
     <w:p>
       <w:pPr>
-        <w:spacing w:after="0" w:line="360" w:lineRule="auto"/>
+        <w:spacing w:after="0"/>
         <w:rPr>
           <w:rFonts w:ascii="Times New Roman" w:eastAsia="Times New Roman" w:hAnsi="Times New Roman" w:cs="Times New Roman"/>
           <w:color w:val="000000" w:themeColor="text1"/>
@@ -808,7 +808,7 @@
     </w:p>
     <w:p>
       <w:pPr>
-        <w:spacing w:after="0" w:line="360" w:lineRule="auto"/>
+        <w:spacing w:after="0"/>
         <w:rPr>
           <w:rFonts w:ascii="Times New Roman" w:eastAsia="Times New Roman" w:hAnsi="Times New Roman" w:cs="Times New Roman"/>
           <w:color w:val="000000" w:themeColor="text1"/>
@@ -830,7 +830,7 @@
     </w:p>
     <w:p>
       <w:pPr>
-        <w:spacing w:after="0" w:line="360" w:lineRule="auto"/>
+        <w:spacing w:after="0"/>
         <w:rPr>
           <w:rFonts w:ascii="Times New Roman" w:eastAsia="Times New Roman" w:hAnsi="Times New Roman" w:cs="Times New Roman"/>
           <w:color w:val="000000" w:themeColor="text1"/>
@@ -852,7 +852,7 @@
     </w:p>
     <w:p>
       <w:pPr>
-        <w:spacing w:after="0" w:line="360" w:lineRule="auto"/>
+        <w:spacing w:after="0"/>
         <w:rPr>
           <w:rFonts w:ascii="Times New Roman" w:eastAsia="Times New Roman" w:hAnsi="Times New Roman" w:cs="Times New Roman"/>
           <w:color w:val="000000" w:themeColor="text1"/>
@@ -874,7 +874,7 @@
     </w:p>
     <w:p>
       <w:pPr>
-        <w:spacing w:after="0" w:line="360" w:lineRule="auto"/>
+        <w:spacing w:after="0"/>
         <w:rPr>
           <w:rFonts w:ascii="Times New Roman" w:eastAsia="Times New Roman" w:hAnsi="Times New Roman" w:cs="Times New Roman"/>
           <w:color w:val="000000" w:themeColor="text1"/>
@@ -896,7 +896,7 @@
     </w:p>
     <w:p>
       <w:pPr>
-        <w:spacing w:after="0" w:line="360" w:lineRule="auto"/>
+        <w:spacing w:after="0"/>
         <w:rPr>
           <w:rFonts w:ascii="Times New Roman" w:eastAsia="Times New Roman" w:hAnsi="Times New Roman" w:cs="Times New Roman"/>
           <w:color w:val="000000" w:themeColor="text1"/>
@@ -918,7 +918,7 @@
     </w:p>
     <w:p>
       <w:pPr>
-        <w:spacing w:after="0" w:line="360" w:lineRule="auto"/>
+        <w:spacing w:after="0"/>
         <w:rPr>
           <w:rFonts w:ascii="Times New Roman" w:eastAsia="Times New Roman" w:hAnsi="Times New Roman" w:cs="Times New Roman"/>
           <w:color w:val="000000" w:themeColor="text1"/>
@@ -962,7 +962,7 @@
     </w:p>
     <w:p>
       <w:pPr>
-        <w:spacing w:after="0" w:line="360" w:lineRule="auto"/>
+        <w:spacing w:after="0"/>
         <w:rPr>
           <w:rFonts w:ascii="Times New Roman" w:eastAsia="Times New Roman" w:hAnsi="Times New Roman" w:cs="Times New Roman"/>
           <w:color w:val="000000" w:themeColor="text1"/>
@@ -1006,7 +1006,7 @@
     </w:p>
     <w:p>
       <w:pPr>
-        <w:spacing w:after="0" w:line="360" w:lineRule="auto"/>
+        <w:spacing w:after="0"/>
         <w:rPr>
           <w:rFonts w:ascii="Times New Roman" w:eastAsia="Times New Roman" w:hAnsi="Times New Roman" w:cs="Times New Roman"/>
           <w:color w:val="000000" w:themeColor="text1"/>
@@ -1072,7 +1072,7 @@
     </w:p>
     <w:p>
       <w:pPr>
-        <w:spacing w:after="0" w:line="360" w:lineRule="auto"/>
+        <w:spacing w:after="0"/>
         <w:rPr>
           <w:rFonts w:ascii="Times New Roman" w:eastAsia="Times New Roman" w:hAnsi="Times New Roman" w:cs="Times New Roman"/>
           <w:color w:val="000000" w:themeColor="text1"/>
@@ -1116,7 +1116,7 @@
     </w:p>
     <w:p>
       <w:pPr>
-        <w:spacing w:after="0" w:line="360" w:lineRule="auto"/>
+        <w:spacing w:after="0"/>
         <w:rPr>
           <w:rFonts w:ascii="Times New Roman" w:eastAsia="Times New Roman" w:hAnsi="Times New Roman" w:cs="Times New Roman"/>
           <w:color w:val="000000" w:themeColor="text1"/>
@@ -1160,7 +1160,7 @@
     </w:p>
     <w:p>
       <w:pPr>
-        <w:spacing w:after="0" w:line="360" w:lineRule="auto"/>
+        <w:spacing w:after="0"/>
         <w:rPr>
           <w:rFonts w:ascii="Times New Roman" w:eastAsia="Times New Roman" w:hAnsi="Times New Roman" w:cs="Times New Roman"/>
           <w:color w:val="000000" w:themeColor="text1"/>
@@ -1204,7 +1204,7 @@
     </w:p>
     <w:p>
       <w:pPr>
-        <w:spacing w:after="0" w:line="360" w:lineRule="auto"/>
+        <w:spacing w:after="0"/>
         <w:rPr>
           <w:rFonts w:ascii="Times New Roman" w:eastAsia="Times New Roman" w:hAnsi="Times New Roman" w:cs="Times New Roman"/>
           <w:color w:val="000000" w:themeColor="text1"/>
@@ -1226,19 +1226,19 @@
     </w:p>
     <w:p>
       <w:pPr>
-        <w:spacing w:after="0" w:line="360" w:lineRule="auto"/>
-        <w:rPr>
-          <w:rFonts w:ascii="Times New Roman" w:eastAsia="Times New Roman" w:hAnsi="Times New Roman" w:cs="Times New Roman"/>
-          <w:color w:val="000000" w:themeColor="text1"/>
-          <w:sz w:val="24"/>
-          <w:szCs w:val="24"/>
-          <w:lang w:val="en-IN"/>
-        </w:rPr>
-      </w:pPr>
-    </w:p>
-    <w:p>
-      <w:pPr>
-        <w:spacing w:after="0" w:line="360" w:lineRule="auto"/>
+        <w:spacing w:after="0"/>
+        <w:rPr>
+          <w:rFonts w:ascii="Times New Roman" w:eastAsia="Times New Roman" w:hAnsi="Times New Roman" w:cs="Times New Roman"/>
+          <w:color w:val="000000" w:themeColor="text1"/>
+          <w:sz w:val="24"/>
+          <w:szCs w:val="24"/>
+          <w:lang w:val="en-IN"/>
+        </w:rPr>
+      </w:pPr>
+    </w:p>
+    <w:p>
+      <w:pPr>
+        <w:spacing w:after="0"/>
         <w:rPr>
           <w:rFonts w:ascii="Times New Roman" w:eastAsia="Times New Roman" w:hAnsi="Times New Roman" w:cs="Times New Roman"/>
           <w:color w:val="000000" w:themeColor="text1"/>
@@ -1316,7 +1316,7 @@
     </w:p>
     <w:p>
       <w:pPr>
-        <w:spacing w:after="0" w:line="360" w:lineRule="auto"/>
+        <w:spacing w:after="0"/>
         <w:rPr>
           <w:rFonts w:ascii="Times New Roman" w:eastAsia="Times New Roman" w:hAnsi="Times New Roman" w:cs="Times New Roman"/>
           <w:color w:val="000000" w:themeColor="text1"/>
@@ -1360,19 +1360,19 @@
     </w:p>
     <w:p>
       <w:pPr>
-        <w:spacing w:after="0" w:line="360" w:lineRule="auto"/>
-        <w:rPr>
-          <w:rFonts w:ascii="Times New Roman" w:eastAsia="Times New Roman" w:hAnsi="Times New Roman" w:cs="Times New Roman"/>
-          <w:color w:val="000000" w:themeColor="text1"/>
-          <w:sz w:val="24"/>
-          <w:szCs w:val="24"/>
-          <w:lang w:val="en-IN"/>
-        </w:rPr>
-      </w:pPr>
-    </w:p>
-    <w:p>
-      <w:pPr>
-        <w:spacing w:after="0" w:line="360" w:lineRule="auto"/>
+        <w:spacing w:after="0"/>
+        <w:rPr>
+          <w:rFonts w:ascii="Times New Roman" w:eastAsia="Times New Roman" w:hAnsi="Times New Roman" w:cs="Times New Roman"/>
+          <w:color w:val="000000" w:themeColor="text1"/>
+          <w:sz w:val="24"/>
+          <w:szCs w:val="24"/>
+          <w:lang w:val="en-IN"/>
+        </w:rPr>
+      </w:pPr>
+    </w:p>
+    <w:p>
+      <w:pPr>
+        <w:spacing w:after="0"/>
         <w:rPr>
           <w:rFonts w:ascii="Times New Roman" w:eastAsia="Times New Roman" w:hAnsi="Times New Roman" w:cs="Times New Roman"/>
           <w:color w:val="000000" w:themeColor="text1"/>
@@ -1428,7 +1428,7 @@
     </w:p>
     <w:p>
       <w:pPr>
-        <w:spacing w:after="0" w:line="360" w:lineRule="auto"/>
+        <w:spacing w:after="0"/>
         <w:rPr>
           <w:rFonts w:ascii="Times New Roman" w:eastAsia="Times New Roman" w:hAnsi="Times New Roman" w:cs="Times New Roman"/>
           <w:color w:val="000000" w:themeColor="text1"/>
@@ -1450,24 +1450,23 @@
     </w:p>
     <w:p>
       <w:pPr>
-        <w:spacing w:after="0" w:line="360" w:lineRule="auto"/>
-        <w:rPr>
-          <w:rFonts w:ascii="Times New Roman" w:eastAsia="Times New Roman" w:hAnsi="Times New Roman" w:cs="Times New Roman"/>
-          <w:color w:val="000000" w:themeColor="text1"/>
-          <w:sz w:val="24"/>
-          <w:szCs w:val="24"/>
-          <w:lang w:val="en-IN"/>
-        </w:rPr>
-      </w:pPr>
-      <w:r>
-        <w:rPr>
-          <w:rFonts w:ascii="Times New Roman" w:eastAsia="Times New Roman" w:hAnsi="Times New Roman" w:cs="Times New Roman"/>
-          <w:color w:val="000000" w:themeColor="text1"/>
-          <w:sz w:val="24"/>
-          <w:szCs w:val="24"/>
-          <w:lang w:val="en-IN"/>
-        </w:rPr>
-        <w:lastRenderedPageBreak/>
+        <w:spacing w:after="0"/>
+        <w:rPr>
+          <w:rFonts w:ascii="Times New Roman" w:eastAsia="Times New Roman" w:hAnsi="Times New Roman" w:cs="Times New Roman"/>
+          <w:color w:val="000000" w:themeColor="text1"/>
+          <w:sz w:val="24"/>
+          <w:szCs w:val="24"/>
+          <w:lang w:val="en-IN"/>
+        </w:rPr>
+      </w:pPr>
+      <w:r>
+        <w:rPr>
+          <w:rFonts w:ascii="Times New Roman" w:eastAsia="Times New Roman" w:hAnsi="Times New Roman" w:cs="Times New Roman"/>
+          <w:color w:val="000000" w:themeColor="text1"/>
+          <w:sz w:val="24"/>
+          <w:szCs w:val="24"/>
+          <w:lang w:val="en-IN"/>
+        </w:rPr>
         <w:t>    while (</w:t>
       </w:r>
       <w:proofErr w:type="gramStart"/>
@@ -1485,7 +1484,7 @@
     </w:p>
     <w:p>
       <w:pPr>
-        <w:spacing w:after="0" w:line="360" w:lineRule="auto"/>
+        <w:spacing w:after="0"/>
         <w:rPr>
           <w:rFonts w:ascii="Times New Roman" w:eastAsia="Times New Roman" w:hAnsi="Times New Roman" w:cs="Times New Roman"/>
           <w:color w:val="000000" w:themeColor="text1"/>
@@ -1563,19 +1562,19 @@
     </w:p>
     <w:p>
       <w:pPr>
-        <w:spacing w:after="0" w:line="360" w:lineRule="auto"/>
-        <w:rPr>
-          <w:rFonts w:ascii="Times New Roman" w:eastAsia="Times New Roman" w:hAnsi="Times New Roman" w:cs="Times New Roman"/>
-          <w:color w:val="000000" w:themeColor="text1"/>
-          <w:sz w:val="24"/>
-          <w:szCs w:val="24"/>
-          <w:lang w:val="en-IN"/>
-        </w:rPr>
-      </w:pPr>
-    </w:p>
-    <w:p>
-      <w:pPr>
-        <w:spacing w:after="0" w:line="360" w:lineRule="auto"/>
+        <w:spacing w:after="0"/>
+        <w:rPr>
+          <w:rFonts w:ascii="Times New Roman" w:eastAsia="Times New Roman" w:hAnsi="Times New Roman" w:cs="Times New Roman"/>
+          <w:color w:val="000000" w:themeColor="text1"/>
+          <w:sz w:val="24"/>
+          <w:szCs w:val="24"/>
+          <w:lang w:val="en-IN"/>
+        </w:rPr>
+      </w:pPr>
+    </w:p>
+    <w:p>
+      <w:pPr>
+        <w:spacing w:after="0"/>
         <w:rPr>
           <w:rFonts w:ascii="Times New Roman" w:eastAsia="Times New Roman" w:hAnsi="Times New Roman" w:cs="Times New Roman"/>
           <w:color w:val="000000" w:themeColor="text1"/>
@@ -1665,7 +1664,7 @@
     </w:p>
     <w:p>
       <w:pPr>
-        <w:spacing w:after="0" w:line="360" w:lineRule="auto"/>
+        <w:spacing w:after="0"/>
         <w:rPr>
           <w:rFonts w:ascii="Times New Roman" w:eastAsia="Times New Roman" w:hAnsi="Times New Roman" w:cs="Times New Roman"/>
           <w:color w:val="000000" w:themeColor="text1"/>
@@ -1721,7 +1720,7 @@
     </w:p>
     <w:p>
       <w:pPr>
-        <w:spacing w:after="0" w:line="360" w:lineRule="auto"/>
+        <w:spacing w:after="0"/>
         <w:rPr>
           <w:rFonts w:ascii="Times New Roman" w:eastAsia="Times New Roman" w:hAnsi="Times New Roman" w:cs="Times New Roman"/>
           <w:color w:val="000000" w:themeColor="text1"/>
@@ -1777,7 +1776,7 @@
     </w:p>
     <w:p>
       <w:pPr>
-        <w:spacing w:after="0" w:line="360" w:lineRule="auto"/>
+        <w:spacing w:after="0"/>
         <w:rPr>
           <w:rFonts w:ascii="Times New Roman" w:eastAsia="Times New Roman" w:hAnsi="Times New Roman" w:cs="Times New Roman"/>
           <w:color w:val="000000" w:themeColor="text1"/>
@@ -1799,29 +1798,30 @@
     </w:p>
     <w:p>
       <w:pPr>
-        <w:spacing w:after="0" w:line="360" w:lineRule="auto"/>
-        <w:rPr>
-          <w:rFonts w:ascii="Times New Roman" w:eastAsia="Times New Roman" w:hAnsi="Times New Roman" w:cs="Times New Roman"/>
-          <w:color w:val="000000" w:themeColor="text1"/>
-          <w:sz w:val="24"/>
-          <w:szCs w:val="24"/>
-          <w:lang w:val="en-IN"/>
-        </w:rPr>
-      </w:pPr>
-      <w:r>
-        <w:rPr>
-          <w:rFonts w:ascii="Times New Roman" w:eastAsia="Times New Roman" w:hAnsi="Times New Roman" w:cs="Times New Roman"/>
-          <w:color w:val="000000" w:themeColor="text1"/>
-          <w:sz w:val="24"/>
-          <w:szCs w:val="24"/>
-          <w:lang w:val="en-IN"/>
-        </w:rPr>
+        <w:spacing w:after="0"/>
+        <w:rPr>
+          <w:rFonts w:ascii="Times New Roman" w:eastAsia="Times New Roman" w:hAnsi="Times New Roman" w:cs="Times New Roman"/>
+          <w:color w:val="000000" w:themeColor="text1"/>
+          <w:sz w:val="24"/>
+          <w:szCs w:val="24"/>
+          <w:lang w:val="en-IN"/>
+        </w:rPr>
+      </w:pPr>
+      <w:r>
+        <w:rPr>
+          <w:rFonts w:ascii="Times New Roman" w:eastAsia="Times New Roman" w:hAnsi="Times New Roman" w:cs="Times New Roman"/>
+          <w:color w:val="000000" w:themeColor="text1"/>
+          <w:sz w:val="24"/>
+          <w:szCs w:val="24"/>
+          <w:lang w:val="en-IN"/>
+        </w:rPr>
+        <w:lastRenderedPageBreak/>
         <w:t>        }</w:t>
       </w:r>
     </w:p>
     <w:p>
       <w:pPr>
-        <w:spacing w:after="0" w:line="360" w:lineRule="auto"/>
+        <w:spacing w:after="0"/>
         <w:rPr>
           <w:rFonts w:ascii="Times New Roman" w:eastAsia="Times New Roman" w:hAnsi="Times New Roman" w:cs="Times New Roman"/>
           <w:color w:val="000000" w:themeColor="text1"/>
@@ -1867,7 +1867,7 @@
     </w:p>
     <w:p>
       <w:pPr>
-        <w:spacing w:after="0" w:line="360" w:lineRule="auto"/>
+        <w:spacing w:after="0"/>
         <w:rPr>
           <w:rFonts w:ascii="Times New Roman" w:eastAsia="Times New Roman" w:hAnsi="Times New Roman" w:cs="Times New Roman"/>
           <w:color w:val="000000" w:themeColor="text1"/>
@@ -1889,7 +1889,7 @@
     </w:p>
     <w:p>
       <w:pPr>
-        <w:spacing w:after="0" w:line="360" w:lineRule="auto"/>
+        <w:spacing w:after="0"/>
         <w:rPr>
           <w:rFonts w:ascii="Times New Roman" w:eastAsia="Times New Roman" w:hAnsi="Times New Roman" w:cs="Times New Roman"/>
           <w:color w:val="000000" w:themeColor="text1"/>
@@ -1933,7 +1933,7 @@
     </w:p>
     <w:p>
       <w:pPr>
-        <w:spacing w:after="0" w:line="360" w:lineRule="auto"/>
+        <w:spacing w:after="0"/>
         <w:rPr>
           <w:rFonts w:ascii="Times New Roman" w:eastAsia="Times New Roman" w:hAnsi="Times New Roman" w:cs="Times New Roman"/>
           <w:color w:val="000000" w:themeColor="text1"/>
@@ -1977,7 +1977,7 @@
     </w:p>
     <w:p>
       <w:pPr>
-        <w:spacing w:after="0" w:line="360" w:lineRule="auto"/>
+        <w:spacing w:after="0"/>
         <w:rPr>
           <w:rFonts w:ascii="Times New Roman" w:eastAsia="Times New Roman" w:hAnsi="Times New Roman" w:cs="Times New Roman"/>
           <w:color w:val="000000" w:themeColor="text1"/>
@@ -2021,7 +2021,7 @@
     </w:p>
     <w:p>
       <w:pPr>
-        <w:spacing w:after="0" w:line="360" w:lineRule="auto"/>
+        <w:spacing w:after="0"/>
         <w:rPr>
           <w:rFonts w:ascii="Times New Roman" w:eastAsia="Times New Roman" w:hAnsi="Times New Roman" w:cs="Times New Roman"/>
           <w:color w:val="000000" w:themeColor="text1"/>
@@ -2065,7 +2065,7 @@
     </w:p>
     <w:p>
       <w:pPr>
-        <w:spacing w:after="0" w:line="360" w:lineRule="auto"/>
+        <w:spacing w:after="0"/>
         <w:rPr>
           <w:rFonts w:ascii="Times New Roman" w:eastAsia="Times New Roman" w:hAnsi="Times New Roman" w:cs="Times New Roman"/>
           <w:color w:val="000000" w:themeColor="text1"/>
@@ -2087,7 +2087,7 @@
     </w:p>
     <w:p>
       <w:pPr>
-        <w:spacing w:after="0" w:line="360" w:lineRule="auto"/>
+        <w:spacing w:after="0"/>
         <w:rPr>
           <w:rFonts w:ascii="Times New Roman" w:eastAsia="Times New Roman" w:hAnsi="Times New Roman" w:cs="Times New Roman"/>
           <w:color w:val="000000" w:themeColor="text1"/>
@@ -2109,7 +2109,7 @@
     </w:p>
     <w:p>
       <w:pPr>
-        <w:spacing w:after="0" w:line="360" w:lineRule="auto"/>
+        <w:spacing w:after="0"/>
         <w:rPr>
           <w:rFonts w:ascii="Times New Roman" w:eastAsia="Times New Roman" w:hAnsi="Times New Roman" w:cs="Times New Roman"/>
           <w:color w:val="000000" w:themeColor="text1"/>
@@ -2155,7 +2155,7 @@
     </w:p>
     <w:p>
       <w:pPr>
-        <w:spacing w:after="0" w:line="360" w:lineRule="auto"/>
+        <w:spacing w:after="0"/>
         <w:rPr>
           <w:rFonts w:ascii="Times New Roman" w:eastAsia="Times New Roman" w:hAnsi="Times New Roman" w:cs="Times New Roman"/>
           <w:color w:val="000000" w:themeColor="text1"/>
@@ -2177,7 +2177,7 @@
     </w:p>
     <w:p>
       <w:pPr>
-        <w:spacing w:after="0" w:line="360" w:lineRule="auto"/>
+        <w:spacing w:after="0"/>
         <w:rPr>
           <w:rFonts w:ascii="Times New Roman" w:eastAsia="Times New Roman" w:hAnsi="Times New Roman" w:cs="Times New Roman"/>
           <w:color w:val="000000" w:themeColor="text1"/>
@@ -2221,7 +2221,7 @@
     </w:p>
     <w:p>
       <w:pPr>
-        <w:spacing w:after="0" w:line="360" w:lineRule="auto"/>
+        <w:spacing w:after="0"/>
         <w:rPr>
           <w:rFonts w:ascii="Times New Roman" w:eastAsia="Times New Roman" w:hAnsi="Times New Roman" w:cs="Times New Roman"/>
           <w:color w:val="000000" w:themeColor="text1"/>
@@ -2265,7 +2265,7 @@
     </w:p>
     <w:p>
       <w:pPr>
-        <w:spacing w:after="0" w:line="360" w:lineRule="auto"/>
+        <w:spacing w:after="0"/>
         <w:rPr>
           <w:rFonts w:ascii="Times New Roman" w:eastAsia="Times New Roman" w:hAnsi="Times New Roman" w:cs="Times New Roman"/>
           <w:color w:val="000000" w:themeColor="text1"/>
@@ -2309,7 +2309,7 @@
     </w:p>
     <w:p>
       <w:pPr>
-        <w:spacing w:after="0" w:line="360" w:lineRule="auto"/>
+        <w:spacing w:after="0"/>
         <w:rPr>
           <w:rFonts w:ascii="Times New Roman" w:eastAsia="Times New Roman" w:hAnsi="Times New Roman" w:cs="Times New Roman"/>
           <w:color w:val="000000" w:themeColor="text1"/>
@@ -2353,7 +2353,7 @@
     </w:p>
     <w:p>
       <w:pPr>
-        <w:spacing w:after="0" w:line="360" w:lineRule="auto"/>
+        <w:spacing w:after="0"/>
         <w:rPr>
           <w:rFonts w:ascii="Times New Roman" w:eastAsia="Times New Roman" w:hAnsi="Times New Roman" w:cs="Times New Roman"/>
           <w:color w:val="000000" w:themeColor="text1"/>
@@ -2375,7 +2375,7 @@
     </w:p>
     <w:p>
       <w:pPr>
-        <w:spacing w:after="0" w:line="360" w:lineRule="auto"/>
+        <w:spacing w:after="0"/>
         <w:rPr>
           <w:rFonts w:ascii="Times New Roman" w:eastAsia="Times New Roman" w:hAnsi="Times New Roman" w:cs="Times New Roman"/>
           <w:color w:val="000000" w:themeColor="text1"/>
@@ -2397,7 +2397,7 @@
     </w:p>
     <w:p>
       <w:pPr>
-        <w:spacing w:after="0" w:line="360" w:lineRule="auto"/>
+        <w:spacing w:after="0"/>
         <w:rPr>
           <w:rFonts w:ascii="Times New Roman" w:eastAsia="Times New Roman" w:hAnsi="Times New Roman" w:cs="Times New Roman"/>
           <w:color w:val="000000" w:themeColor="text1"/>
@@ -2453,7 +2453,7 @@
     </w:p>
     <w:p>
       <w:pPr>
-        <w:spacing w:after="0" w:line="360" w:lineRule="auto"/>
+        <w:spacing w:after="0"/>
         <w:rPr>
           <w:rFonts w:ascii="Times New Roman" w:eastAsia="Times New Roman" w:hAnsi="Times New Roman" w:cs="Times New Roman"/>
           <w:color w:val="000000" w:themeColor="text1"/>
@@ -2475,7 +2475,7 @@
     </w:p>
     <w:p>
       <w:pPr>
-        <w:spacing w:after="0" w:line="360" w:lineRule="auto"/>
+        <w:spacing w:after="0"/>
         <w:rPr>
           <w:rFonts w:ascii="Times New Roman" w:eastAsia="Times New Roman" w:hAnsi="Times New Roman" w:cs="Times New Roman"/>
           <w:color w:val="000000" w:themeColor="text1"/>
@@ -2497,19 +2497,19 @@
     </w:p>
     <w:p>
       <w:pPr>
-        <w:spacing w:after="0" w:line="360" w:lineRule="auto"/>
-        <w:rPr>
-          <w:rFonts w:ascii="Times New Roman" w:eastAsia="Times New Roman" w:hAnsi="Times New Roman" w:cs="Times New Roman"/>
-          <w:color w:val="000000" w:themeColor="text1"/>
-          <w:sz w:val="24"/>
-          <w:szCs w:val="24"/>
-          <w:lang w:val="en-IN"/>
-        </w:rPr>
-      </w:pPr>
-    </w:p>
-    <w:p>
-      <w:pPr>
-        <w:spacing w:after="0" w:line="360" w:lineRule="auto"/>
+        <w:spacing w:after="0"/>
+        <w:rPr>
+          <w:rFonts w:ascii="Times New Roman" w:eastAsia="Times New Roman" w:hAnsi="Times New Roman" w:cs="Times New Roman"/>
+          <w:color w:val="000000" w:themeColor="text1"/>
+          <w:sz w:val="24"/>
+          <w:szCs w:val="24"/>
+          <w:lang w:val="en-IN"/>
+        </w:rPr>
+      </w:pPr>
+    </w:p>
+    <w:p>
+      <w:pPr>
+        <w:spacing w:after="0"/>
         <w:rPr>
           <w:rFonts w:ascii="Times New Roman" w:eastAsia="Times New Roman" w:hAnsi="Times New Roman" w:cs="Times New Roman"/>
           <w:color w:val="000000" w:themeColor="text1"/>
@@ -2587,7 +2587,7 @@
     </w:p>
     <w:p>
       <w:pPr>
-        <w:spacing w:after="0" w:line="360" w:lineRule="auto"/>
+        <w:spacing w:after="0"/>
         <w:rPr>
           <w:rFonts w:ascii="Times New Roman" w:eastAsia="Times New Roman" w:hAnsi="Times New Roman" w:cs="Times New Roman"/>
           <w:color w:val="000000" w:themeColor="text1"/>
@@ -2609,7 +2609,7 @@
     </w:p>
     <w:p>
       <w:pPr>
-        <w:spacing w:after="0" w:line="360" w:lineRule="auto"/>
+        <w:spacing w:after="0"/>
         <w:rPr>
           <w:rFonts w:ascii="Times New Roman" w:eastAsia="Times New Roman" w:hAnsi="Times New Roman" w:cs="Times New Roman"/>
           <w:color w:val="000000" w:themeColor="text1"/>
@@ -2655,7 +2655,7 @@
     </w:p>
     <w:p>
       <w:pPr>
-        <w:spacing w:after="0" w:line="360" w:lineRule="auto"/>
+        <w:spacing w:after="0"/>
         <w:rPr>
           <w:rFonts w:ascii="Times New Roman" w:eastAsia="Times New Roman" w:hAnsi="Times New Roman" w:cs="Times New Roman"/>
           <w:color w:val="000000" w:themeColor="text1"/>
@@ -2677,19 +2677,19 @@
     </w:p>
     <w:p>
       <w:pPr>
-        <w:spacing w:after="0" w:line="360" w:lineRule="auto"/>
-        <w:rPr>
-          <w:rFonts w:ascii="Times New Roman" w:eastAsia="Times New Roman" w:hAnsi="Times New Roman" w:cs="Times New Roman"/>
-          <w:color w:val="000000" w:themeColor="text1"/>
-          <w:sz w:val="24"/>
-          <w:szCs w:val="24"/>
-          <w:lang w:val="en-IN"/>
-        </w:rPr>
-      </w:pPr>
-    </w:p>
-    <w:p>
-      <w:pPr>
-        <w:spacing w:after="0" w:line="360" w:lineRule="auto"/>
+        <w:spacing w:after="0"/>
+        <w:rPr>
+          <w:rFonts w:ascii="Times New Roman" w:eastAsia="Times New Roman" w:hAnsi="Times New Roman" w:cs="Times New Roman"/>
+          <w:color w:val="000000" w:themeColor="text1"/>
+          <w:sz w:val="24"/>
+          <w:szCs w:val="24"/>
+          <w:lang w:val="en-IN"/>
+        </w:rPr>
+      </w:pPr>
+    </w:p>
+    <w:p>
+      <w:pPr>
+        <w:spacing w:after="0"/>
         <w:rPr>
           <w:rFonts w:ascii="Times New Roman" w:eastAsia="Times New Roman" w:hAnsi="Times New Roman" w:cs="Times New Roman"/>
           <w:color w:val="000000" w:themeColor="text1"/>
@@ -2767,7 +2767,7 @@
     </w:p>
     <w:p>
       <w:pPr>
-        <w:spacing w:after="0" w:line="360" w:lineRule="auto"/>
+        <w:spacing w:after="0"/>
         <w:rPr>
           <w:rFonts w:ascii="Times New Roman" w:eastAsia="Times New Roman" w:hAnsi="Times New Roman" w:cs="Times New Roman"/>
           <w:color w:val="000000" w:themeColor="text1"/>
@@ -2789,7 +2789,7 @@
     </w:p>
     <w:p>
       <w:pPr>
-        <w:spacing w:after="0" w:line="360" w:lineRule="auto"/>
+        <w:spacing w:after="0"/>
         <w:rPr>
           <w:rFonts w:ascii="Times New Roman" w:eastAsia="Times New Roman" w:hAnsi="Times New Roman" w:cs="Times New Roman"/>
           <w:color w:val="000000" w:themeColor="text1"/>
@@ -2845,7 +2845,7 @@
     </w:p>
     <w:p>
       <w:pPr>
-        <w:spacing w:after="0" w:line="360" w:lineRule="auto"/>
+        <w:spacing w:after="0"/>
         <w:rPr>
           <w:rFonts w:ascii="Times New Roman" w:eastAsia="Times New Roman" w:hAnsi="Times New Roman" w:cs="Times New Roman"/>
           <w:color w:val="000000" w:themeColor="text1"/>
@@ -2925,7 +2925,7 @@
     </w:p>
     <w:p>
       <w:pPr>
-        <w:spacing w:after="0" w:line="360" w:lineRule="auto"/>
+        <w:spacing w:after="0"/>
         <w:rPr>
           <w:rFonts w:ascii="Times New Roman" w:eastAsia="Times New Roman" w:hAnsi="Times New Roman" w:cs="Times New Roman"/>
           <w:color w:val="000000" w:themeColor="text1"/>
@@ -2969,7 +2969,7 @@
     </w:p>
     <w:p>
       <w:pPr>
-        <w:spacing w:after="0" w:line="360" w:lineRule="auto"/>
+        <w:spacing w:after="0"/>
         <w:rPr>
           <w:rFonts w:ascii="Times New Roman" w:eastAsia="Times New Roman" w:hAnsi="Times New Roman" w:cs="Times New Roman"/>
           <w:color w:val="000000" w:themeColor="text1"/>
@@ -2991,7 +2991,7 @@
     </w:p>
     <w:p>
       <w:pPr>
-        <w:spacing w:after="0" w:line="360" w:lineRule="auto"/>
+        <w:spacing w:after="0"/>
         <w:rPr>
           <w:rFonts w:ascii="Times New Roman" w:eastAsia="Times New Roman" w:hAnsi="Times New Roman" w:cs="Times New Roman"/>
           <w:color w:val="000000" w:themeColor="text1"/>
@@ -3013,7 +3013,7 @@
     </w:p>
     <w:p>
       <w:pPr>
-        <w:spacing w:after="0" w:line="360" w:lineRule="auto"/>
+        <w:spacing w:after="0"/>
         <w:rPr>
           <w:rFonts w:ascii="Times New Roman" w:eastAsia="Times New Roman" w:hAnsi="Times New Roman" w:cs="Times New Roman"/>
           <w:color w:val="000000" w:themeColor="text1"/>
@@ -3035,7 +3035,7 @@
     </w:p>
     <w:p>
       <w:pPr>
-        <w:spacing w:after="0" w:line="360" w:lineRule="auto"/>
+        <w:spacing w:after="0"/>
         <w:rPr>
           <w:rFonts w:ascii="Times New Roman" w:eastAsia="Times New Roman" w:hAnsi="Times New Roman" w:cs="Times New Roman"/>
           <w:color w:val="000000" w:themeColor="text1"/>
@@ -3057,19 +3057,19 @@
     </w:p>
     <w:p>
       <w:pPr>
-        <w:spacing w:after="0" w:line="360" w:lineRule="auto"/>
-        <w:rPr>
-          <w:rFonts w:ascii="Times New Roman" w:eastAsia="Times New Roman" w:hAnsi="Times New Roman" w:cs="Times New Roman"/>
-          <w:color w:val="000000" w:themeColor="text1"/>
-          <w:sz w:val="24"/>
-          <w:szCs w:val="24"/>
-          <w:lang w:val="en-IN"/>
-        </w:rPr>
-      </w:pPr>
-    </w:p>
-    <w:p>
-      <w:pPr>
-        <w:spacing w:after="0" w:line="360" w:lineRule="auto"/>
+        <w:spacing w:after="0"/>
+        <w:rPr>
+          <w:rFonts w:ascii="Times New Roman" w:eastAsia="Times New Roman" w:hAnsi="Times New Roman" w:cs="Times New Roman"/>
+          <w:color w:val="000000" w:themeColor="text1"/>
+          <w:sz w:val="24"/>
+          <w:szCs w:val="24"/>
+          <w:lang w:val="en-IN"/>
+        </w:rPr>
+      </w:pPr>
+    </w:p>
+    <w:p>
+      <w:pPr>
+        <w:spacing w:after="0"/>
         <w:rPr>
           <w:rFonts w:ascii="Times New Roman" w:eastAsia="Times New Roman" w:hAnsi="Times New Roman" w:cs="Times New Roman"/>
           <w:color w:val="000000" w:themeColor="text1"/>
@@ -3125,7 +3125,7 @@
     </w:p>
     <w:p>
       <w:pPr>
-        <w:spacing w:after="0" w:line="360" w:lineRule="auto"/>
+        <w:spacing w:after="0"/>
         <w:rPr>
           <w:rFonts w:ascii="Times New Roman" w:eastAsia="Times New Roman" w:hAnsi="Times New Roman" w:cs="Times New Roman"/>
           <w:color w:val="000000" w:themeColor="text1"/>
@@ -3147,7 +3147,7 @@
     </w:p>
     <w:p>
       <w:pPr>
-        <w:spacing w:after="0" w:line="360" w:lineRule="auto"/>
+        <w:spacing w:after="0"/>
         <w:rPr>
           <w:rFonts w:ascii="Times New Roman" w:eastAsia="Times New Roman" w:hAnsi="Times New Roman" w:cs="Times New Roman"/>
           <w:color w:val="000000" w:themeColor="text1"/>
@@ -3191,7 +3191,7 @@
     </w:p>
     <w:p>
       <w:pPr>
-        <w:spacing w:after="0" w:line="360" w:lineRule="auto"/>
+        <w:spacing w:after="0"/>
         <w:rPr>
           <w:rFonts w:ascii="Times New Roman" w:eastAsia="Times New Roman" w:hAnsi="Times New Roman" w:cs="Times New Roman"/>
           <w:color w:val="000000" w:themeColor="text1"/>
@@ -3257,7 +3257,7 @@
     </w:p>
     <w:p>
       <w:pPr>
-        <w:spacing w:after="0" w:line="360" w:lineRule="auto"/>
+        <w:spacing w:after="0"/>
         <w:rPr>
           <w:rFonts w:ascii="Times New Roman" w:eastAsia="Times New Roman" w:hAnsi="Times New Roman" w:cs="Times New Roman"/>
           <w:color w:val="000000" w:themeColor="text1"/>
@@ -3325,7 +3325,7 @@
     </w:p>
     <w:p>
       <w:pPr>
-        <w:spacing w:after="0" w:line="360" w:lineRule="auto"/>
+        <w:spacing w:after="0"/>
         <w:rPr>
           <w:rFonts w:ascii="Times New Roman" w:eastAsia="Times New Roman" w:hAnsi="Times New Roman" w:cs="Times New Roman"/>
           <w:color w:val="000000" w:themeColor="text1"/>
@@ -3381,7 +3381,7 @@
     </w:p>
     <w:p>
       <w:pPr>
-        <w:spacing w:after="0" w:line="360" w:lineRule="auto"/>
+        <w:spacing w:after="0"/>
         <w:rPr>
           <w:rFonts w:ascii="Times New Roman" w:eastAsia="Times New Roman" w:hAnsi="Times New Roman" w:cs="Times New Roman"/>
           <w:color w:val="000000" w:themeColor="text1"/>
@@ -3427,7 +3427,7 @@
     </w:p>
     <w:p>
       <w:pPr>
-        <w:spacing w:after="0" w:line="360" w:lineRule="auto"/>
+        <w:spacing w:after="0"/>
         <w:rPr>
           <w:rFonts w:ascii="Times New Roman" w:eastAsia="Times New Roman" w:hAnsi="Times New Roman" w:cs="Times New Roman"/>
           <w:color w:val="000000" w:themeColor="text1"/>
@@ -3483,24 +3483,23 @@
     </w:p>
     <w:p>
       <w:pPr>
-        <w:spacing w:after="0" w:line="360" w:lineRule="auto"/>
-        <w:rPr>
-          <w:rFonts w:ascii="Times New Roman" w:eastAsia="Times New Roman" w:hAnsi="Times New Roman" w:cs="Times New Roman"/>
-          <w:color w:val="000000" w:themeColor="text1"/>
-          <w:sz w:val="24"/>
-          <w:szCs w:val="24"/>
-          <w:lang w:val="en-IN"/>
-        </w:rPr>
-      </w:pPr>
-      <w:r>
-        <w:rPr>
-          <w:rFonts w:ascii="Times New Roman" w:eastAsia="Times New Roman" w:hAnsi="Times New Roman" w:cs="Times New Roman"/>
-          <w:color w:val="000000" w:themeColor="text1"/>
-          <w:sz w:val="24"/>
-          <w:szCs w:val="24"/>
-          <w:lang w:val="en-IN"/>
-        </w:rPr>
-        <w:lastRenderedPageBreak/>
+        <w:spacing w:after="0"/>
+        <w:rPr>
+          <w:rFonts w:ascii="Times New Roman" w:eastAsia="Times New Roman" w:hAnsi="Times New Roman" w:cs="Times New Roman"/>
+          <w:color w:val="000000" w:themeColor="text1"/>
+          <w:sz w:val="24"/>
+          <w:szCs w:val="24"/>
+          <w:lang w:val="en-IN"/>
+        </w:rPr>
+      </w:pPr>
+      <w:r>
+        <w:rPr>
+          <w:rFonts w:ascii="Times New Roman" w:eastAsia="Times New Roman" w:hAnsi="Times New Roman" w:cs="Times New Roman"/>
+          <w:color w:val="000000" w:themeColor="text1"/>
+          <w:sz w:val="24"/>
+          <w:szCs w:val="24"/>
+          <w:lang w:val="en-IN"/>
+        </w:rPr>
         <w:t xml:space="preserve">                    </w:t>
       </w:r>
       <w:proofErr w:type="spellStart"/>
@@ -3562,7 +3561,7 @@
     </w:p>
     <w:p>
       <w:pPr>
-        <w:spacing w:after="0" w:line="360" w:lineRule="auto"/>
+        <w:spacing w:after="0"/>
         <w:rPr>
           <w:rFonts w:ascii="Times New Roman" w:eastAsia="Times New Roman" w:hAnsi="Times New Roman" w:cs="Times New Roman"/>
           <w:color w:val="000000" w:themeColor="text1"/>
@@ -3618,7 +3617,7 @@
     </w:p>
     <w:p>
       <w:pPr>
-        <w:spacing w:after="0" w:line="360" w:lineRule="auto"/>
+        <w:spacing w:after="0"/>
         <w:rPr>
           <w:rFonts w:ascii="Times New Roman" w:eastAsia="Times New Roman" w:hAnsi="Times New Roman" w:cs="Times New Roman"/>
           <w:color w:val="000000" w:themeColor="text1"/>
@@ -3640,7 +3639,7 @@
     </w:p>
     <w:p>
       <w:pPr>
-        <w:spacing w:after="0" w:line="360" w:lineRule="auto"/>
+        <w:spacing w:after="0"/>
         <w:rPr>
           <w:rFonts w:ascii="Times New Roman" w:eastAsia="Times New Roman" w:hAnsi="Times New Roman" w:cs="Times New Roman"/>
           <w:color w:val="000000" w:themeColor="text1"/>
@@ -3662,7 +3661,7 @@
     </w:p>
     <w:p>
       <w:pPr>
-        <w:spacing w:after="0" w:line="360" w:lineRule="auto"/>
+        <w:spacing w:after="0"/>
         <w:rPr>
           <w:rFonts w:ascii="Times New Roman" w:eastAsia="Times New Roman" w:hAnsi="Times New Roman" w:cs="Times New Roman"/>
           <w:color w:val="000000" w:themeColor="text1"/>
@@ -3730,7 +3729,7 @@
     </w:p>
     <w:p>
       <w:pPr>
-        <w:spacing w:after="0" w:line="360" w:lineRule="auto"/>
+        <w:spacing w:after="0"/>
         <w:rPr>
           <w:rFonts w:ascii="Times New Roman" w:eastAsia="Times New Roman" w:hAnsi="Times New Roman" w:cs="Times New Roman"/>
           <w:color w:val="000000" w:themeColor="text1"/>
@@ -3752,7 +3751,7 @@
     </w:p>
     <w:p>
       <w:pPr>
-        <w:spacing w:after="0" w:line="360" w:lineRule="auto"/>
+        <w:spacing w:after="0"/>
         <w:rPr>
           <w:rFonts w:ascii="Times New Roman" w:eastAsia="Times New Roman" w:hAnsi="Times New Roman" w:cs="Times New Roman"/>
           <w:color w:val="000000" w:themeColor="text1"/>
@@ -3774,7 +3773,7 @@
     </w:p>
     <w:p>
       <w:pPr>
-        <w:spacing w:after="0" w:line="360" w:lineRule="auto"/>
+        <w:spacing w:after="0"/>
         <w:rPr>
           <w:rFonts w:ascii="Times New Roman" w:eastAsia="Times New Roman" w:hAnsi="Times New Roman" w:cs="Times New Roman"/>
           <w:color w:val="000000" w:themeColor="text1"/>
@@ -3796,7 +3795,7 @@
     </w:p>
     <w:p>
       <w:pPr>
-        <w:spacing w:after="0" w:line="360" w:lineRule="auto"/>
+        <w:spacing w:after="0"/>
         <w:rPr>
           <w:rFonts w:ascii="Times New Roman" w:eastAsia="Times New Roman" w:hAnsi="Times New Roman" w:cs="Times New Roman"/>
           <w:color w:val="000000" w:themeColor="text1"/>
@@ -3818,7 +3817,7 @@
     </w:p>
     <w:p>
       <w:pPr>
-        <w:spacing w:after="0" w:line="360" w:lineRule="auto"/>
+        <w:spacing w:after="0"/>
         <w:rPr>
           <w:rFonts w:ascii="Times New Roman" w:eastAsia="Times New Roman" w:hAnsi="Times New Roman" w:cs="Times New Roman"/>
           <w:color w:val="000000" w:themeColor="text1"/>
@@ -3840,19 +3839,19 @@
     </w:p>
     <w:p>
       <w:pPr>
-        <w:spacing w:after="0" w:line="360" w:lineRule="auto"/>
-        <w:rPr>
-          <w:rFonts w:ascii="Times New Roman" w:eastAsia="Times New Roman" w:hAnsi="Times New Roman" w:cs="Times New Roman"/>
-          <w:color w:val="000000" w:themeColor="text1"/>
-          <w:sz w:val="24"/>
-          <w:szCs w:val="24"/>
-          <w:lang w:val="en-IN"/>
-        </w:rPr>
-      </w:pPr>
-    </w:p>
-    <w:p>
-      <w:pPr>
-        <w:spacing w:after="0" w:line="360" w:lineRule="auto"/>
+        <w:spacing w:after="0"/>
+        <w:rPr>
+          <w:rFonts w:ascii="Times New Roman" w:eastAsia="Times New Roman" w:hAnsi="Times New Roman" w:cs="Times New Roman"/>
+          <w:color w:val="000000" w:themeColor="text1"/>
+          <w:sz w:val="24"/>
+          <w:szCs w:val="24"/>
+          <w:lang w:val="en-IN"/>
+        </w:rPr>
+      </w:pPr>
+    </w:p>
+    <w:p>
+      <w:pPr>
+        <w:spacing w:after="0"/>
         <w:rPr>
           <w:rFonts w:ascii="Times New Roman" w:eastAsia="Times New Roman" w:hAnsi="Times New Roman" w:cs="Times New Roman"/>
           <w:color w:val="000000" w:themeColor="text1"/>
@@ -3908,7 +3907,7 @@
     </w:p>
     <w:p>
       <w:pPr>
-        <w:spacing w:after="0" w:line="360" w:lineRule="auto"/>
+        <w:spacing w:after="0"/>
         <w:rPr>
           <w:rFonts w:ascii="Times New Roman" w:eastAsia="Times New Roman" w:hAnsi="Times New Roman" w:cs="Times New Roman"/>
           <w:color w:val="000000" w:themeColor="text1"/>
@@ -3930,7 +3929,7 @@
     </w:p>
     <w:p>
       <w:pPr>
-        <w:spacing w:after="0" w:line="360" w:lineRule="auto"/>
+        <w:spacing w:after="0"/>
         <w:rPr>
           <w:rFonts w:ascii="Times New Roman" w:eastAsia="Times New Roman" w:hAnsi="Times New Roman" w:cs="Times New Roman"/>
           <w:color w:val="000000" w:themeColor="text1"/>
@@ -3976,7 +3975,7 @@
     </w:p>
     <w:p>
       <w:pPr>
-        <w:spacing w:after="0" w:line="360" w:lineRule="auto"/>
+        <w:spacing w:after="0"/>
         <w:rPr>
           <w:rFonts w:ascii="Times New Roman" w:eastAsia="Times New Roman" w:hAnsi="Times New Roman" w:cs="Times New Roman"/>
           <w:color w:val="000000" w:themeColor="text1"/>
@@ -4020,7 +4019,7 @@
     </w:p>
     <w:p>
       <w:pPr>
-        <w:spacing w:after="0" w:line="360" w:lineRule="auto"/>
+        <w:spacing w:after="0"/>
         <w:rPr>
           <w:rFonts w:ascii="Times New Roman" w:eastAsia="Times New Roman" w:hAnsi="Times New Roman" w:cs="Times New Roman"/>
           <w:color w:val="000000" w:themeColor="text1"/>
@@ -4066,7 +4065,7 @@
     </w:p>
     <w:p>
       <w:pPr>
-        <w:spacing w:after="0" w:line="360" w:lineRule="auto"/>
+        <w:spacing w:after="0"/>
         <w:rPr>
           <w:rFonts w:ascii="Times New Roman" w:eastAsia="Times New Roman" w:hAnsi="Times New Roman" w:cs="Times New Roman"/>
           <w:color w:val="000000" w:themeColor="text1"/>
@@ -4110,7 +4109,7 @@
     </w:p>
     <w:p>
       <w:pPr>
-        <w:spacing w:after="0" w:line="360" w:lineRule="auto"/>
+        <w:spacing w:after="0"/>
         <w:rPr>
           <w:rFonts w:ascii="Times New Roman" w:eastAsia="Times New Roman" w:hAnsi="Times New Roman" w:cs="Times New Roman"/>
           <w:color w:val="000000" w:themeColor="text1"/>
@@ -4132,19 +4131,19 @@
     </w:p>
     <w:p>
       <w:pPr>
-        <w:spacing w:after="0" w:line="360" w:lineRule="auto"/>
-        <w:rPr>
-          <w:rFonts w:ascii="Times New Roman" w:eastAsia="Times New Roman" w:hAnsi="Times New Roman" w:cs="Times New Roman"/>
-          <w:color w:val="000000" w:themeColor="text1"/>
-          <w:sz w:val="24"/>
-          <w:szCs w:val="24"/>
-          <w:lang w:val="en-IN"/>
-        </w:rPr>
-      </w:pPr>
-    </w:p>
-    <w:p>
-      <w:pPr>
-        <w:spacing w:after="0" w:line="360" w:lineRule="auto"/>
+        <w:spacing w:after="0"/>
+        <w:rPr>
+          <w:rFonts w:ascii="Times New Roman" w:eastAsia="Times New Roman" w:hAnsi="Times New Roman" w:cs="Times New Roman"/>
+          <w:color w:val="000000" w:themeColor="text1"/>
+          <w:sz w:val="24"/>
+          <w:szCs w:val="24"/>
+          <w:lang w:val="en-IN"/>
+        </w:rPr>
+      </w:pPr>
+    </w:p>
+    <w:p>
+      <w:pPr>
+        <w:spacing w:after="0"/>
         <w:rPr>
           <w:rFonts w:ascii="Times New Roman" w:eastAsia="Times New Roman" w:hAnsi="Times New Roman" w:cs="Times New Roman"/>
           <w:color w:val="000000" w:themeColor="text1"/>
@@ -4200,7 +4199,7 @@
     </w:p>
     <w:p>
       <w:pPr>
-        <w:spacing w:after="0" w:line="360" w:lineRule="auto"/>
+        <w:spacing w:after="0"/>
         <w:rPr>
           <w:rFonts w:ascii="Times New Roman" w:eastAsia="Times New Roman" w:hAnsi="Times New Roman" w:cs="Times New Roman"/>
           <w:color w:val="000000" w:themeColor="text1"/>
@@ -4222,7 +4221,7 @@
     </w:p>
     <w:p>
       <w:pPr>
-        <w:spacing w:after="0" w:line="360" w:lineRule="auto"/>
+        <w:spacing w:after="0"/>
         <w:rPr>
           <w:rFonts w:ascii="Times New Roman" w:eastAsia="Times New Roman" w:hAnsi="Times New Roman" w:cs="Times New Roman"/>
           <w:color w:val="000000" w:themeColor="text1"/>
@@ -4278,7 +4277,7 @@
     </w:p>
     <w:p>
       <w:pPr>
-        <w:spacing w:after="0" w:line="360" w:lineRule="auto"/>
+        <w:spacing w:after="0"/>
         <w:rPr>
           <w:rFonts w:ascii="Times New Roman" w:eastAsia="Times New Roman" w:hAnsi="Times New Roman" w:cs="Times New Roman"/>
           <w:color w:val="000000" w:themeColor="text1"/>
@@ -4322,29 +4321,30 @@
     </w:p>
     <w:p>
       <w:pPr>
-        <w:spacing w:after="0" w:line="360" w:lineRule="auto"/>
-        <w:rPr>
-          <w:rFonts w:ascii="Times New Roman" w:eastAsia="Times New Roman" w:hAnsi="Times New Roman" w:cs="Times New Roman"/>
-          <w:color w:val="000000" w:themeColor="text1"/>
-          <w:sz w:val="24"/>
-          <w:szCs w:val="24"/>
-          <w:lang w:val="en-IN"/>
-        </w:rPr>
-      </w:pPr>
-      <w:r>
-        <w:rPr>
-          <w:rFonts w:ascii="Times New Roman" w:eastAsia="Times New Roman" w:hAnsi="Times New Roman" w:cs="Times New Roman"/>
-          <w:color w:val="000000" w:themeColor="text1"/>
-          <w:sz w:val="24"/>
-          <w:szCs w:val="24"/>
-          <w:lang w:val="en-IN"/>
-        </w:rPr>
+        <w:spacing w:after="0"/>
+        <w:rPr>
+          <w:rFonts w:ascii="Times New Roman" w:eastAsia="Times New Roman" w:hAnsi="Times New Roman" w:cs="Times New Roman"/>
+          <w:color w:val="000000" w:themeColor="text1"/>
+          <w:sz w:val="24"/>
+          <w:szCs w:val="24"/>
+          <w:lang w:val="en-IN"/>
+        </w:rPr>
+      </w:pPr>
+      <w:r>
+        <w:rPr>
+          <w:rFonts w:ascii="Times New Roman" w:eastAsia="Times New Roman" w:hAnsi="Times New Roman" w:cs="Times New Roman"/>
+          <w:color w:val="000000" w:themeColor="text1"/>
+          <w:sz w:val="24"/>
+          <w:szCs w:val="24"/>
+          <w:lang w:val="en-IN"/>
+        </w:rPr>
+        <w:lastRenderedPageBreak/>
         <w:t>    {</w:t>
       </w:r>
     </w:p>
     <w:p>
       <w:pPr>
-        <w:spacing w:after="0" w:line="360" w:lineRule="auto"/>
+        <w:spacing w:after="0"/>
         <w:rPr>
           <w:rFonts w:ascii="Times New Roman" w:eastAsia="Times New Roman" w:hAnsi="Times New Roman" w:cs="Times New Roman"/>
           <w:color w:val="000000" w:themeColor="text1"/>
@@ -4388,7 +4388,7 @@
     </w:p>
     <w:p>
       <w:pPr>
-        <w:spacing w:after="0" w:line="360" w:lineRule="auto"/>
+        <w:spacing w:after="0"/>
         <w:rPr>
           <w:rFonts w:ascii="Times New Roman" w:eastAsia="Times New Roman" w:hAnsi="Times New Roman" w:cs="Times New Roman"/>
           <w:color w:val="000000" w:themeColor="text1"/>
@@ -4432,24 +4432,23 @@
     </w:p>
     <w:p>
       <w:pPr>
-        <w:spacing w:after="0" w:line="360" w:lineRule="auto"/>
-        <w:rPr>
-          <w:rFonts w:ascii="Times New Roman" w:eastAsia="Times New Roman" w:hAnsi="Times New Roman" w:cs="Times New Roman"/>
-          <w:color w:val="000000" w:themeColor="text1"/>
-          <w:sz w:val="24"/>
-          <w:szCs w:val="24"/>
-          <w:lang w:val="en-IN"/>
-        </w:rPr>
-      </w:pPr>
-      <w:r>
-        <w:rPr>
-          <w:rFonts w:ascii="Times New Roman" w:eastAsia="Times New Roman" w:hAnsi="Times New Roman" w:cs="Times New Roman"/>
-          <w:color w:val="000000" w:themeColor="text1"/>
-          <w:sz w:val="24"/>
-          <w:szCs w:val="24"/>
-          <w:lang w:val="en-IN"/>
-        </w:rPr>
-        <w:lastRenderedPageBreak/>
+        <w:spacing w:after="0"/>
+        <w:rPr>
+          <w:rFonts w:ascii="Times New Roman" w:eastAsia="Times New Roman" w:hAnsi="Times New Roman" w:cs="Times New Roman"/>
+          <w:color w:val="000000" w:themeColor="text1"/>
+          <w:sz w:val="24"/>
+          <w:szCs w:val="24"/>
+          <w:lang w:val="en-IN"/>
+        </w:rPr>
+      </w:pPr>
+      <w:r>
+        <w:rPr>
+          <w:rFonts w:ascii="Times New Roman" w:eastAsia="Times New Roman" w:hAnsi="Times New Roman" w:cs="Times New Roman"/>
+          <w:color w:val="000000" w:themeColor="text1"/>
+          <w:sz w:val="24"/>
+          <w:szCs w:val="24"/>
+          <w:lang w:val="en-IN"/>
+        </w:rPr>
         <w:t xml:space="preserve">        for (int c = 0; c &lt; </w:t>
       </w:r>
       <w:proofErr w:type="spellStart"/>
@@ -4477,7 +4476,7 @@
     </w:p>
     <w:p>
       <w:pPr>
-        <w:spacing w:after="0" w:line="360" w:lineRule="auto"/>
+        <w:spacing w:after="0"/>
         <w:rPr>
           <w:rFonts w:ascii="Times New Roman" w:eastAsia="Times New Roman" w:hAnsi="Times New Roman" w:cs="Times New Roman"/>
           <w:color w:val="000000" w:themeColor="text1"/>
@@ -4499,7 +4498,7 @@
     </w:p>
     <w:p>
       <w:pPr>
-        <w:spacing w:after="0" w:line="360" w:lineRule="auto"/>
+        <w:spacing w:after="0"/>
         <w:rPr>
           <w:rFonts w:ascii="Times New Roman" w:eastAsia="Times New Roman" w:hAnsi="Times New Roman" w:cs="Times New Roman"/>
           <w:color w:val="000000" w:themeColor="text1"/>
@@ -4545,7 +4544,7 @@
     </w:p>
     <w:p>
       <w:pPr>
-        <w:spacing w:after="0" w:line="360" w:lineRule="auto"/>
+        <w:spacing w:after="0"/>
         <w:rPr>
           <w:rFonts w:ascii="Times New Roman" w:eastAsia="Times New Roman" w:hAnsi="Times New Roman" w:cs="Times New Roman"/>
           <w:color w:val="000000" w:themeColor="text1"/>
@@ -4623,7 +4622,7 @@
     </w:p>
     <w:p>
       <w:pPr>
-        <w:spacing w:after="0" w:line="360" w:lineRule="auto"/>
+        <w:spacing w:after="0"/>
         <w:rPr>
           <w:rFonts w:ascii="Times New Roman" w:eastAsia="Times New Roman" w:hAnsi="Times New Roman" w:cs="Times New Roman"/>
           <w:color w:val="000000" w:themeColor="text1"/>
@@ -4645,7 +4644,7 @@
     </w:p>
     <w:p>
       <w:pPr>
-        <w:spacing w:after="0" w:line="360" w:lineRule="auto"/>
+        <w:spacing w:after="0"/>
         <w:rPr>
           <w:rFonts w:ascii="Times New Roman" w:eastAsia="Times New Roman" w:hAnsi="Times New Roman" w:cs="Times New Roman"/>
           <w:color w:val="000000" w:themeColor="text1"/>
@@ -4667,7 +4666,7 @@
     </w:p>
     <w:p>
       <w:pPr>
-        <w:spacing w:after="0" w:line="360" w:lineRule="auto"/>
+        <w:spacing w:after="0"/>
         <w:rPr>
           <w:rFonts w:ascii="Times New Roman" w:eastAsia="Times New Roman" w:hAnsi="Times New Roman" w:cs="Times New Roman"/>
           <w:color w:val="000000" w:themeColor="text1"/>
@@ -4747,7 +4746,7 @@
     </w:p>
     <w:p>
       <w:pPr>
-        <w:spacing w:after="0" w:line="360" w:lineRule="auto"/>
+        <w:spacing w:after="0"/>
         <w:rPr>
           <w:rFonts w:ascii="Times New Roman" w:eastAsia="Times New Roman" w:hAnsi="Times New Roman" w:cs="Times New Roman"/>
           <w:color w:val="000000" w:themeColor="text1"/>
@@ -4769,7 +4768,7 @@
     </w:p>
     <w:p>
       <w:pPr>
-        <w:spacing w:after="0" w:line="360" w:lineRule="auto"/>
+        <w:spacing w:after="0"/>
         <w:rPr>
           <w:rFonts w:ascii="Times New Roman" w:eastAsia="Times New Roman" w:hAnsi="Times New Roman" w:cs="Times New Roman"/>
           <w:color w:val="000000" w:themeColor="text1"/>
@@ -4813,7 +4812,7 @@
     </w:p>
     <w:p>
       <w:pPr>
-        <w:spacing w:after="0" w:line="360" w:lineRule="auto"/>
+        <w:spacing w:after="0"/>
         <w:rPr>
           <w:rFonts w:ascii="Times New Roman" w:eastAsia="Times New Roman" w:hAnsi="Times New Roman" w:cs="Times New Roman"/>
           <w:color w:val="000000" w:themeColor="text1"/>
@@ -4869,7 +4868,7 @@
     </w:p>
     <w:p>
       <w:pPr>
-        <w:spacing w:after="0" w:line="360" w:lineRule="auto"/>
+        <w:spacing w:after="0"/>
         <w:rPr>
           <w:rFonts w:ascii="Times New Roman" w:eastAsia="Times New Roman" w:hAnsi="Times New Roman" w:cs="Times New Roman"/>
           <w:color w:val="000000" w:themeColor="text1"/>
@@ -4891,7 +4890,7 @@
     </w:p>
     <w:p>
       <w:pPr>
-        <w:spacing w:after="0" w:line="360" w:lineRule="auto"/>
+        <w:spacing w:after="0"/>
         <w:rPr>
           <w:rFonts w:ascii="Times New Roman" w:eastAsia="Times New Roman" w:hAnsi="Times New Roman" w:cs="Times New Roman"/>
           <w:color w:val="000000" w:themeColor="text1"/>
@@ -4935,7 +4934,7 @@
     </w:p>
     <w:p>
       <w:pPr>
-        <w:spacing w:after="0" w:line="360" w:lineRule="auto"/>
+        <w:spacing w:after="0"/>
         <w:rPr>
           <w:rFonts w:ascii="Times New Roman" w:eastAsia="Times New Roman" w:hAnsi="Times New Roman" w:cs="Times New Roman"/>
           <w:color w:val="000000" w:themeColor="text1"/>
@@ -4979,19 +4978,19 @@
     </w:p>
     <w:p>
       <w:pPr>
-        <w:spacing w:after="0" w:line="360" w:lineRule="auto"/>
-        <w:rPr>
-          <w:rFonts w:ascii="Times New Roman" w:eastAsia="Times New Roman" w:hAnsi="Times New Roman" w:cs="Times New Roman"/>
-          <w:color w:val="000000" w:themeColor="text1"/>
-          <w:sz w:val="24"/>
-          <w:szCs w:val="24"/>
-          <w:lang w:val="en-IN"/>
-        </w:rPr>
-      </w:pPr>
-    </w:p>
-    <w:p>
-      <w:pPr>
-        <w:spacing w:after="0" w:line="360" w:lineRule="auto"/>
+        <w:spacing w:after="0"/>
+        <w:rPr>
+          <w:rFonts w:ascii="Times New Roman" w:eastAsia="Times New Roman" w:hAnsi="Times New Roman" w:cs="Times New Roman"/>
+          <w:color w:val="000000" w:themeColor="text1"/>
+          <w:sz w:val="24"/>
+          <w:szCs w:val="24"/>
+          <w:lang w:val="en-IN"/>
+        </w:rPr>
+      </w:pPr>
+    </w:p>
+    <w:p>
+      <w:pPr>
+        <w:spacing w:after="0"/>
         <w:rPr>
           <w:rFonts w:ascii="Times New Roman" w:eastAsia="Times New Roman" w:hAnsi="Times New Roman" w:cs="Times New Roman"/>
           <w:color w:val="000000" w:themeColor="text1"/>
@@ -5035,7 +5034,7 @@
     </w:p>
     <w:p>
       <w:pPr>
-        <w:spacing w:after="0" w:line="360" w:lineRule="auto"/>
+        <w:spacing w:after="0"/>
         <w:rPr>
           <w:rFonts w:ascii="Times New Roman" w:eastAsia="Times New Roman" w:hAnsi="Times New Roman" w:cs="Times New Roman"/>
           <w:color w:val="000000" w:themeColor="text1"/>
@@ -5091,7 +5090,7 @@
     </w:p>
     <w:p>
       <w:pPr>
-        <w:spacing w:after="0" w:line="360" w:lineRule="auto"/>
+        <w:spacing w:after="0"/>
         <w:rPr>
           <w:rFonts w:ascii="Times New Roman" w:eastAsia="Times New Roman" w:hAnsi="Times New Roman" w:cs="Times New Roman"/>
           <w:color w:val="000000" w:themeColor="text1"/>
@@ -5113,7 +5112,7 @@
     </w:p>
     <w:p>
       <w:pPr>
-        <w:spacing w:after="0" w:line="360" w:lineRule="auto"/>
+        <w:spacing w:after="0"/>
         <w:rPr>
           <w:rFonts w:ascii="Times New Roman" w:eastAsia="Times New Roman" w:hAnsi="Times New Roman" w:cs="Times New Roman"/>
           <w:color w:val="000000" w:themeColor="text1"/>
@@ -5135,19 +5134,19 @@
     </w:p>
     <w:p>
       <w:pPr>
-        <w:spacing w:after="0" w:line="360" w:lineRule="auto"/>
-        <w:rPr>
-          <w:rFonts w:ascii="Times New Roman" w:eastAsia="Times New Roman" w:hAnsi="Times New Roman" w:cs="Times New Roman"/>
-          <w:color w:val="000000" w:themeColor="text1"/>
-          <w:sz w:val="24"/>
-          <w:szCs w:val="24"/>
-          <w:lang w:val="en-IN"/>
-        </w:rPr>
-      </w:pPr>
-    </w:p>
-    <w:p>
-      <w:pPr>
-        <w:spacing w:after="0" w:line="360" w:lineRule="auto"/>
+        <w:spacing w:after="0"/>
+        <w:rPr>
+          <w:rFonts w:ascii="Times New Roman" w:eastAsia="Times New Roman" w:hAnsi="Times New Roman" w:cs="Times New Roman"/>
+          <w:color w:val="000000" w:themeColor="text1"/>
+          <w:sz w:val="24"/>
+          <w:szCs w:val="24"/>
+          <w:lang w:val="en-IN"/>
+        </w:rPr>
+      </w:pPr>
+    </w:p>
+    <w:p>
+      <w:pPr>
+        <w:spacing w:after="0"/>
         <w:rPr>
           <w:rFonts w:ascii="Times New Roman" w:eastAsia="Times New Roman" w:hAnsi="Times New Roman" w:cs="Times New Roman"/>
           <w:color w:val="000000" w:themeColor="text1"/>
@@ -5213,7 +5212,7 @@
     </w:p>
     <w:p>
       <w:pPr>
-        <w:spacing w:after="0" w:line="360" w:lineRule="auto"/>
+        <w:spacing w:after="0"/>
         <w:rPr>
           <w:rFonts w:ascii="Times New Roman" w:eastAsia="Times New Roman" w:hAnsi="Times New Roman" w:cs="Times New Roman"/>
           <w:color w:val="000000" w:themeColor="text1"/>
@@ -5235,7 +5234,7 @@
     </w:p>
     <w:p>
       <w:pPr>
-        <w:spacing w:after="0" w:line="360" w:lineRule="auto"/>
+        <w:spacing w:after="0"/>
         <w:rPr>
           <w:rFonts w:ascii="Times New Roman" w:eastAsia="Times New Roman" w:hAnsi="Times New Roman" w:cs="Times New Roman"/>
           <w:color w:val="000000" w:themeColor="text1"/>
@@ -5291,7 +5290,7 @@
     </w:p>
     <w:p>
       <w:pPr>
-        <w:spacing w:after="0" w:line="360" w:lineRule="auto"/>
+        <w:spacing w:after="0"/>
         <w:rPr>
           <w:rFonts w:ascii="Times New Roman" w:eastAsia="Times New Roman" w:hAnsi="Times New Roman" w:cs="Times New Roman"/>
           <w:color w:val="000000" w:themeColor="text1"/>
@@ -5347,7 +5346,7 @@
     </w:p>
     <w:p>
       <w:pPr>
-        <w:spacing w:after="0" w:line="360" w:lineRule="auto"/>
+        <w:spacing w:after="0"/>
         <w:rPr>
           <w:rFonts w:ascii="Times New Roman" w:eastAsia="Times New Roman" w:hAnsi="Times New Roman" w:cs="Times New Roman"/>
           <w:color w:val="000000" w:themeColor="text1"/>
@@ -5403,7 +5402,7 @@
     </w:p>
     <w:p>
       <w:pPr>
-        <w:spacing w:after="0" w:line="360" w:lineRule="auto"/>
+        <w:spacing w:after="0"/>
         <w:rPr>
           <w:rFonts w:ascii="Times New Roman" w:eastAsia="Times New Roman" w:hAnsi="Times New Roman" w:cs="Times New Roman"/>
           <w:color w:val="000000" w:themeColor="text1"/>
@@ -5459,7 +5458,7 @@
     </w:p>
     <w:p>
       <w:pPr>
-        <w:spacing w:after="0" w:line="360" w:lineRule="auto"/>
+        <w:spacing w:after="0"/>
         <w:rPr>
           <w:rFonts w:ascii="Times New Roman" w:eastAsia="Times New Roman" w:hAnsi="Times New Roman" w:cs="Times New Roman"/>
           <w:color w:val="000000" w:themeColor="text1"/>
@@ -5481,7 +5480,7 @@
     </w:p>
     <w:p>
       <w:pPr>
-        <w:spacing w:after="0" w:line="360" w:lineRule="auto"/>
+        <w:spacing w:after="0"/>
         <w:rPr>
           <w:rFonts w:ascii="Times New Roman" w:eastAsia="Times New Roman" w:hAnsi="Times New Roman" w:cs="Times New Roman"/>
           <w:color w:val="000000" w:themeColor="text1"/>
@@ -5525,30 +5524,29 @@
     </w:p>
     <w:p>
       <w:pPr>
-        <w:spacing w:after="0" w:line="360" w:lineRule="auto"/>
-        <w:rPr>
-          <w:rFonts w:ascii="Times New Roman" w:eastAsia="Times New Roman" w:hAnsi="Times New Roman" w:cs="Times New Roman"/>
-          <w:color w:val="000000" w:themeColor="text1"/>
-          <w:sz w:val="24"/>
-          <w:szCs w:val="24"/>
-          <w:lang w:val="en-IN"/>
-        </w:rPr>
-      </w:pPr>
-      <w:r>
-        <w:rPr>
-          <w:rFonts w:ascii="Times New Roman" w:eastAsia="Times New Roman" w:hAnsi="Times New Roman" w:cs="Times New Roman"/>
-          <w:color w:val="000000" w:themeColor="text1"/>
-          <w:sz w:val="24"/>
-          <w:szCs w:val="24"/>
-          <w:lang w:val="en-IN"/>
-        </w:rPr>
-        <w:lastRenderedPageBreak/>
+        <w:spacing w:after="0"/>
+        <w:rPr>
+          <w:rFonts w:ascii="Times New Roman" w:eastAsia="Times New Roman" w:hAnsi="Times New Roman" w:cs="Times New Roman"/>
+          <w:color w:val="000000" w:themeColor="text1"/>
+          <w:sz w:val="24"/>
+          <w:szCs w:val="24"/>
+          <w:lang w:val="en-IN"/>
+        </w:rPr>
+      </w:pPr>
+      <w:r>
+        <w:rPr>
+          <w:rFonts w:ascii="Times New Roman" w:eastAsia="Times New Roman" w:hAnsi="Times New Roman" w:cs="Times New Roman"/>
+          <w:color w:val="000000" w:themeColor="text1"/>
+          <w:sz w:val="24"/>
+          <w:szCs w:val="24"/>
+          <w:lang w:val="en-IN"/>
+        </w:rPr>
         <w:t>        while (1) {</w:t>
       </w:r>
     </w:p>
     <w:p>
       <w:pPr>
-        <w:spacing w:after="0" w:line="360" w:lineRule="auto"/>
+        <w:spacing w:after="0"/>
         <w:rPr>
           <w:rFonts w:ascii="Times New Roman" w:eastAsia="Times New Roman" w:hAnsi="Times New Roman" w:cs="Times New Roman"/>
           <w:color w:val="000000" w:themeColor="text1"/>
@@ -5626,7 +5624,7 @@
     </w:p>
     <w:p>
       <w:pPr>
-        <w:spacing w:after="0" w:line="360" w:lineRule="auto"/>
+        <w:spacing w:after="0"/>
         <w:rPr>
           <w:rFonts w:ascii="Times New Roman" w:eastAsia="Times New Roman" w:hAnsi="Times New Roman" w:cs="Times New Roman"/>
           <w:color w:val="000000" w:themeColor="text1"/>
@@ -5648,7 +5646,7 @@
     </w:p>
     <w:p>
       <w:pPr>
-        <w:spacing w:after="0" w:line="360" w:lineRule="auto"/>
+        <w:spacing w:after="0"/>
         <w:rPr>
           <w:rFonts w:ascii="Times New Roman" w:eastAsia="Times New Roman" w:hAnsi="Times New Roman" w:cs="Times New Roman"/>
           <w:color w:val="000000" w:themeColor="text1"/>
@@ -5704,7 +5702,7 @@
     </w:p>
     <w:p>
       <w:pPr>
-        <w:spacing w:after="0" w:line="360" w:lineRule="auto"/>
+        <w:spacing w:after="0"/>
         <w:rPr>
           <w:rFonts w:ascii="Times New Roman" w:eastAsia="Times New Roman" w:hAnsi="Times New Roman" w:cs="Times New Roman"/>
           <w:color w:val="000000" w:themeColor="text1"/>
@@ -5748,23 +5746,24 @@
     </w:p>
     <w:p>
       <w:pPr>
-        <w:spacing w:after="0" w:line="360" w:lineRule="auto"/>
-        <w:rPr>
-          <w:rFonts w:ascii="Times New Roman" w:eastAsia="Times New Roman" w:hAnsi="Times New Roman" w:cs="Times New Roman"/>
-          <w:color w:val="000000" w:themeColor="text1"/>
-          <w:sz w:val="24"/>
-          <w:szCs w:val="24"/>
-          <w:lang w:val="en-IN"/>
-        </w:rPr>
-      </w:pPr>
-      <w:r>
-        <w:rPr>
-          <w:rFonts w:ascii="Times New Roman" w:eastAsia="Times New Roman" w:hAnsi="Times New Roman" w:cs="Times New Roman"/>
-          <w:color w:val="000000" w:themeColor="text1"/>
-          <w:sz w:val="24"/>
-          <w:szCs w:val="24"/>
-          <w:lang w:val="en-IN"/>
-        </w:rPr>
+        <w:spacing w:after="0"/>
+        <w:rPr>
+          <w:rFonts w:ascii="Times New Roman" w:eastAsia="Times New Roman" w:hAnsi="Times New Roman" w:cs="Times New Roman"/>
+          <w:color w:val="000000" w:themeColor="text1"/>
+          <w:sz w:val="24"/>
+          <w:szCs w:val="24"/>
+          <w:lang w:val="en-IN"/>
+        </w:rPr>
+      </w:pPr>
+      <w:r>
+        <w:rPr>
+          <w:rFonts w:ascii="Times New Roman" w:eastAsia="Times New Roman" w:hAnsi="Times New Roman" w:cs="Times New Roman"/>
+          <w:color w:val="000000" w:themeColor="text1"/>
+          <w:sz w:val="24"/>
+          <w:szCs w:val="24"/>
+          <w:lang w:val="en-IN"/>
+        </w:rPr>
+        <w:lastRenderedPageBreak/>
         <w:t>                if (</w:t>
       </w:r>
       <w:proofErr w:type="spellStart"/>
@@ -5826,7 +5825,7 @@
     </w:p>
     <w:p>
       <w:pPr>
-        <w:spacing w:after="0" w:line="360" w:lineRule="auto"/>
+        <w:spacing w:after="0"/>
         <w:rPr>
           <w:rFonts w:ascii="Times New Roman" w:eastAsia="Times New Roman" w:hAnsi="Times New Roman" w:cs="Times New Roman"/>
           <w:color w:val="000000" w:themeColor="text1"/>
@@ -5848,7 +5847,7 @@
     </w:p>
     <w:p>
       <w:pPr>
-        <w:spacing w:after="0" w:line="360" w:lineRule="auto"/>
+        <w:spacing w:after="0"/>
         <w:rPr>
           <w:rFonts w:ascii="Times New Roman" w:eastAsia="Times New Roman" w:hAnsi="Times New Roman" w:cs="Times New Roman"/>
           <w:color w:val="000000" w:themeColor="text1"/>
@@ -5870,7 +5869,7 @@
     </w:p>
     <w:p>
       <w:pPr>
-        <w:spacing w:after="0" w:line="360" w:lineRule="auto"/>
+        <w:spacing w:after="0"/>
         <w:rPr>
           <w:rFonts w:ascii="Times New Roman" w:eastAsia="Times New Roman" w:hAnsi="Times New Roman" w:cs="Times New Roman"/>
           <w:color w:val="000000" w:themeColor="text1"/>
@@ -5892,7 +5891,7 @@
     </w:p>
     <w:p>
       <w:pPr>
-        <w:spacing w:after="0" w:line="360" w:lineRule="auto"/>
+        <w:spacing w:after="0"/>
         <w:rPr>
           <w:rFonts w:ascii="Times New Roman" w:eastAsia="Times New Roman" w:hAnsi="Times New Roman" w:cs="Times New Roman"/>
           <w:color w:val="000000" w:themeColor="text1"/>
@@ -5948,7 +5947,7 @@
     </w:p>
     <w:p>
       <w:pPr>
-        <w:spacing w:after="0" w:line="360" w:lineRule="auto"/>
+        <w:spacing w:after="0"/>
         <w:rPr>
           <w:rFonts w:ascii="Times New Roman" w:eastAsia="Times New Roman" w:hAnsi="Times New Roman" w:cs="Times New Roman"/>
           <w:color w:val="000000" w:themeColor="text1"/>
@@ -5970,7 +5969,7 @@
     </w:p>
     <w:p>
       <w:pPr>
-        <w:spacing w:after="0" w:line="360" w:lineRule="auto"/>
+        <w:spacing w:after="0"/>
         <w:rPr>
           <w:rFonts w:ascii="Times New Roman" w:eastAsia="Times New Roman" w:hAnsi="Times New Roman" w:cs="Times New Roman"/>
           <w:color w:val="000000" w:themeColor="text1"/>
@@ -5992,7 +5991,7 @@
     </w:p>
     <w:p>
       <w:pPr>
-        <w:spacing w:after="0" w:line="360" w:lineRule="auto"/>
+        <w:spacing w:after="0"/>
         <w:rPr>
           <w:rFonts w:ascii="Times New Roman" w:eastAsia="Times New Roman" w:hAnsi="Times New Roman" w:cs="Times New Roman"/>
           <w:color w:val="000000" w:themeColor="text1"/>
@@ -6014,7 +6013,7 @@
     </w:p>
     <w:p>
       <w:pPr>
-        <w:spacing w:after="0" w:line="360" w:lineRule="auto"/>
+        <w:spacing w:after="0"/>
         <w:rPr>
           <w:rFonts w:ascii="Times New Roman" w:eastAsia="Times New Roman" w:hAnsi="Times New Roman" w:cs="Times New Roman"/>
           <w:color w:val="000000" w:themeColor="text1"/>
@@ -6058,7 +6057,7 @@
     </w:p>
     <w:p>
       <w:pPr>
-        <w:spacing w:after="0" w:line="360" w:lineRule="auto"/>
+        <w:spacing w:after="0"/>
         <w:rPr>
           <w:rFonts w:ascii="Times New Roman" w:eastAsia="Times New Roman" w:hAnsi="Times New Roman" w:cs="Times New Roman"/>
           <w:color w:val="000000" w:themeColor="text1"/>
@@ -6080,7 +6079,7 @@
     </w:p>
     <w:p>
       <w:pPr>
-        <w:spacing w:after="0" w:line="360" w:lineRule="auto"/>
+        <w:spacing w:after="0"/>
         <w:rPr>
           <w:rFonts w:ascii="Times New Roman" w:eastAsia="Times New Roman" w:hAnsi="Times New Roman" w:cs="Times New Roman"/>
           <w:color w:val="000000" w:themeColor="text1"/>
@@ -6124,7 +6123,7 @@
     </w:p>
     <w:p>
       <w:pPr>
-        <w:spacing w:after="0" w:line="360" w:lineRule="auto"/>
+        <w:spacing w:after="0"/>
         <w:rPr>
           <w:rFonts w:ascii="Times New Roman" w:eastAsia="Times New Roman" w:hAnsi="Times New Roman" w:cs="Times New Roman"/>
           <w:color w:val="000000" w:themeColor="text1"/>
@@ -6180,7 +6179,7 @@
     </w:p>
     <w:p>
       <w:pPr>
-        <w:spacing w:after="0" w:line="360" w:lineRule="auto"/>
+        <w:spacing w:after="0"/>
         <w:rPr>
           <w:rFonts w:ascii="Times New Roman" w:eastAsia="Times New Roman" w:hAnsi="Times New Roman" w:cs="Times New Roman"/>
           <w:color w:val="000000" w:themeColor="text1"/>
@@ -6236,7 +6235,7 @@
     </w:p>
     <w:p>
       <w:pPr>
-        <w:spacing w:after="0" w:line="360" w:lineRule="auto"/>
+        <w:spacing w:after="0"/>
         <w:rPr>
           <w:rFonts w:ascii="Times New Roman" w:eastAsia="Times New Roman" w:hAnsi="Times New Roman" w:cs="Times New Roman"/>
           <w:color w:val="000000" w:themeColor="text1"/>
@@ -6258,7 +6257,7 @@
     </w:p>
     <w:p>
       <w:pPr>
-        <w:spacing w:after="0" w:line="360" w:lineRule="auto"/>
+        <w:spacing w:after="0"/>
         <w:rPr>
           <w:rFonts w:ascii="Times New Roman" w:eastAsia="Times New Roman" w:hAnsi="Times New Roman" w:cs="Times New Roman"/>
           <w:color w:val="000000" w:themeColor="text1"/>
@@ -6280,7 +6279,7 @@
     </w:p>
     <w:p>
       <w:pPr>
-        <w:spacing w:after="0" w:line="360" w:lineRule="auto"/>
+        <w:spacing w:after="0"/>
         <w:rPr>
           <w:rFonts w:ascii="Times New Roman" w:eastAsia="Times New Roman" w:hAnsi="Times New Roman" w:cs="Times New Roman"/>
           <w:color w:val="000000" w:themeColor="text1"/>
@@ -6324,7 +6323,7 @@
     </w:p>
     <w:p>
       <w:pPr>
-        <w:spacing w:after="0" w:line="360" w:lineRule="auto"/>
+        <w:spacing w:after="0"/>
         <w:rPr>
           <w:rFonts w:ascii="Times New Roman" w:eastAsia="Times New Roman" w:hAnsi="Times New Roman" w:cs="Times New Roman"/>
           <w:color w:val="000000" w:themeColor="text1"/>
@@ -6392,7 +6391,7 @@
     </w:p>
     <w:p>
       <w:pPr>
-        <w:spacing w:after="0" w:line="360" w:lineRule="auto"/>
+        <w:spacing w:after="0"/>
         <w:rPr>
           <w:rFonts w:ascii="Times New Roman" w:eastAsia="Times New Roman" w:hAnsi="Times New Roman" w:cs="Times New Roman"/>
           <w:color w:val="000000" w:themeColor="text1"/>
@@ -6414,7 +6413,7 @@
     </w:p>
     <w:p>
       <w:pPr>
-        <w:spacing w:after="0" w:line="360" w:lineRule="auto"/>
+        <w:spacing w:after="0"/>
         <w:rPr>
           <w:rFonts w:ascii="Times New Roman" w:eastAsia="Times New Roman" w:hAnsi="Times New Roman" w:cs="Times New Roman"/>
           <w:color w:val="000000" w:themeColor="text1"/>
@@ -6436,7 +6435,7 @@
     </w:p>
     <w:p>
       <w:pPr>
-        <w:spacing w:after="0" w:line="360" w:lineRule="auto"/>
+        <w:spacing w:after="0"/>
         <w:rPr>
           <w:rFonts w:ascii="Times New Roman" w:eastAsia="Times New Roman" w:hAnsi="Times New Roman" w:cs="Times New Roman"/>
           <w:color w:val="000000" w:themeColor="text1"/>
@@ -6458,7 +6457,7 @@
     </w:p>
     <w:p>
       <w:pPr>
-        <w:spacing w:after="0" w:line="360" w:lineRule="auto"/>
+        <w:spacing w:after="0"/>
         <w:rPr>
           <w:rFonts w:ascii="Times New Roman" w:eastAsia="Times New Roman" w:hAnsi="Times New Roman" w:cs="Times New Roman"/>
           <w:color w:val="000000" w:themeColor="text1"/>
@@ -6480,7 +6479,7 @@
     </w:p>
     <w:p>
       <w:pPr>
-        <w:spacing w:after="0" w:line="360" w:lineRule="auto"/>
+        <w:spacing w:after="0"/>
         <w:rPr>
           <w:rFonts w:ascii="Times New Roman" w:eastAsia="Times New Roman" w:hAnsi="Times New Roman" w:cs="Times New Roman"/>
           <w:color w:val="000000" w:themeColor="text1"/>
@@ -6502,19 +6501,19 @@
     </w:p>
     <w:p>
       <w:pPr>
-        <w:spacing w:after="0" w:line="360" w:lineRule="auto"/>
-        <w:rPr>
-          <w:rFonts w:ascii="Times New Roman" w:eastAsia="Times New Roman" w:hAnsi="Times New Roman" w:cs="Times New Roman"/>
-          <w:color w:val="000000" w:themeColor="text1"/>
-          <w:sz w:val="24"/>
-          <w:szCs w:val="24"/>
-          <w:lang w:val="en-IN"/>
-        </w:rPr>
-      </w:pPr>
-    </w:p>
-    <w:p>
-      <w:pPr>
-        <w:spacing w:after="0" w:line="360" w:lineRule="auto"/>
+        <w:spacing w:after="0"/>
+        <w:rPr>
+          <w:rFonts w:ascii="Times New Roman" w:eastAsia="Times New Roman" w:hAnsi="Times New Roman" w:cs="Times New Roman"/>
+          <w:color w:val="000000" w:themeColor="text1"/>
+          <w:sz w:val="24"/>
+          <w:szCs w:val="24"/>
+          <w:lang w:val="en-IN"/>
+        </w:rPr>
+      </w:pPr>
+    </w:p>
+    <w:p>
+      <w:pPr>
+        <w:spacing w:after="0"/>
         <w:rPr>
           <w:rFonts w:ascii="Times New Roman" w:eastAsia="Times New Roman" w:hAnsi="Times New Roman" w:cs="Times New Roman"/>
           <w:color w:val="000000" w:themeColor="text1"/>
@@ -6604,7 +6603,7 @@
     </w:p>
     <w:p>
       <w:pPr>
-        <w:spacing w:after="0" w:line="360" w:lineRule="auto"/>
+        <w:spacing w:after="0"/>
         <w:rPr>
           <w:rFonts w:ascii="Times New Roman" w:eastAsia="Times New Roman" w:hAnsi="Times New Roman" w:cs="Times New Roman"/>
           <w:color w:val="000000" w:themeColor="text1"/>
@@ -6626,7 +6625,7 @@
     </w:p>
     <w:p>
       <w:pPr>
-        <w:spacing w:after="0" w:line="360" w:lineRule="auto"/>
+        <w:spacing w:after="0"/>
         <w:rPr>
           <w:rFonts w:ascii="Times New Roman" w:eastAsia="Times New Roman" w:hAnsi="Times New Roman" w:cs="Times New Roman"/>
           <w:color w:val="000000" w:themeColor="text1"/>
@@ -6648,7 +6647,7 @@
     </w:p>
     <w:p>
       <w:pPr>
-        <w:spacing w:after="0" w:line="360" w:lineRule="auto"/>
+        <w:spacing w:after="0"/>
         <w:rPr>
           <w:rFonts w:ascii="Times New Roman" w:eastAsia="Times New Roman" w:hAnsi="Times New Roman" w:cs="Times New Roman"/>
           <w:color w:val="000000" w:themeColor="text1"/>
@@ -6694,7 +6693,7 @@
     </w:p>
     <w:p>
       <w:pPr>
-        <w:spacing w:after="0" w:line="360" w:lineRule="auto"/>
+        <w:spacing w:after="0"/>
         <w:rPr>
           <w:rFonts w:ascii="Times New Roman" w:eastAsia="Times New Roman" w:hAnsi="Times New Roman" w:cs="Times New Roman"/>
           <w:color w:val="000000" w:themeColor="text1"/>
@@ -6762,7 +6761,7 @@
     </w:p>
     <w:p>
       <w:pPr>
-        <w:spacing w:after="0" w:line="360" w:lineRule="auto"/>
+        <w:spacing w:after="0"/>
         <w:rPr>
           <w:rFonts w:ascii="Times New Roman" w:eastAsia="Times New Roman" w:hAnsi="Times New Roman" w:cs="Times New Roman"/>
           <w:color w:val="000000" w:themeColor="text1"/>
@@ -6784,7 +6783,7 @@
     </w:p>
     <w:p>
       <w:pPr>
-        <w:spacing w:after="0" w:line="360" w:lineRule="auto"/>
+        <w:spacing w:after="0"/>
         <w:rPr>
           <w:rFonts w:ascii="Times New Roman" w:eastAsia="Times New Roman" w:hAnsi="Times New Roman" w:cs="Times New Roman"/>
           <w:color w:val="000000" w:themeColor="text1"/>
@@ -6806,7 +6805,7 @@
     </w:p>
     <w:p>
       <w:pPr>
-        <w:spacing w:after="0" w:line="360" w:lineRule="auto"/>
+        <w:spacing w:after="0"/>
         <w:rPr>
           <w:rFonts w:ascii="Times New Roman" w:eastAsia="Times New Roman" w:hAnsi="Times New Roman" w:cs="Times New Roman"/>
           <w:color w:val="000000" w:themeColor="text1"/>
@@ -6828,7 +6827,7 @@
     </w:p>
     <w:p>
       <w:pPr>
-        <w:spacing w:after="0" w:line="360" w:lineRule="auto"/>
+        <w:spacing w:after="0"/>
         <w:rPr>
           <w:rFonts w:ascii="Times New Roman" w:eastAsia="Times New Roman" w:hAnsi="Times New Roman" w:cs="Times New Roman"/>
           <w:color w:val="000000" w:themeColor="text1"/>
@@ -6874,7 +6873,7 @@
     </w:p>
     <w:p>
       <w:pPr>
-        <w:spacing w:after="0" w:line="360" w:lineRule="auto"/>
+        <w:spacing w:after="0"/>
         <w:rPr>
           <w:rFonts w:ascii="Times New Roman" w:eastAsia="Times New Roman" w:hAnsi="Times New Roman" w:cs="Times New Roman"/>
           <w:color w:val="000000" w:themeColor="text1"/>
@@ -6942,7 +6941,7 @@
     </w:p>
     <w:p>
       <w:pPr>
-        <w:spacing w:after="0" w:line="360" w:lineRule="auto"/>
+        <w:spacing w:after="0"/>
         <w:rPr>
           <w:rFonts w:ascii="Times New Roman" w:eastAsia="Times New Roman" w:hAnsi="Times New Roman" w:cs="Times New Roman"/>
           <w:color w:val="000000" w:themeColor="text1"/>
@@ -6964,19 +6963,19 @@
     </w:p>
     <w:p>
       <w:pPr>
-        <w:spacing w:after="0" w:line="360" w:lineRule="auto"/>
-        <w:rPr>
-          <w:rFonts w:ascii="Times New Roman" w:eastAsia="Times New Roman" w:hAnsi="Times New Roman" w:cs="Times New Roman"/>
-          <w:color w:val="000000" w:themeColor="text1"/>
-          <w:sz w:val="24"/>
-          <w:szCs w:val="24"/>
-          <w:lang w:val="en-IN"/>
-        </w:rPr>
-      </w:pPr>
-    </w:p>
-    <w:p>
-      <w:pPr>
-        <w:spacing w:after="0" w:line="360" w:lineRule="auto"/>
+        <w:spacing w:after="0"/>
+        <w:rPr>
+          <w:rFonts w:ascii="Times New Roman" w:eastAsia="Times New Roman" w:hAnsi="Times New Roman" w:cs="Times New Roman"/>
+          <w:color w:val="000000" w:themeColor="text1"/>
+          <w:sz w:val="24"/>
+          <w:szCs w:val="24"/>
+          <w:lang w:val="en-IN"/>
+        </w:rPr>
+      </w:pPr>
+    </w:p>
+    <w:p>
+      <w:pPr>
+        <w:spacing w:after="0"/>
         <w:rPr>
           <w:rFonts w:ascii="Times New Roman" w:eastAsia="Times New Roman" w:hAnsi="Times New Roman" w:cs="Times New Roman"/>
           <w:color w:val="000000" w:themeColor="text1"/>
@@ -6998,7 +6997,7 @@
     </w:p>
     <w:p>
       <w:pPr>
-        <w:spacing w:after="0" w:line="360" w:lineRule="auto"/>
+        <w:spacing w:after="0"/>
         <w:rPr>
           <w:rFonts w:ascii="Times New Roman" w:eastAsia="Times New Roman" w:hAnsi="Times New Roman" w:cs="Times New Roman"/>
           <w:color w:val="000000" w:themeColor="text1"/>
@@ -7064,7 +7063,7 @@
     </w:p>
     <w:p>
       <w:pPr>
-        <w:spacing w:after="0" w:line="360" w:lineRule="auto"/>
+        <w:spacing w:after="0"/>
         <w:rPr>
           <w:rFonts w:ascii="Times New Roman" w:eastAsia="Times New Roman" w:hAnsi="Times New Roman" w:cs="Times New Roman"/>
           <w:color w:val="000000" w:themeColor="text1"/>
@@ -7130,7 +7129,7 @@
     </w:p>
     <w:p>
       <w:pPr>
-        <w:spacing w:after="0" w:line="360" w:lineRule="auto"/>
+        <w:spacing w:after="0"/>
         <w:rPr>
           <w:rFonts w:ascii="Times New Roman" w:eastAsia="Times New Roman" w:hAnsi="Times New Roman" w:cs="Times New Roman"/>
           <w:color w:val="000000" w:themeColor="text1"/>
@@ -7174,7 +7173,7 @@
     </w:p>
     <w:p>
       <w:pPr>
-        <w:spacing w:after="0" w:line="360" w:lineRule="auto"/>
+        <w:spacing w:after="0"/>
         <w:rPr>
           <w:rFonts w:ascii="Times New Roman" w:eastAsia="Times New Roman" w:hAnsi="Times New Roman" w:cs="Times New Roman"/>
           <w:color w:val="000000" w:themeColor="text1"/>
@@ -7240,7 +7239,7 @@
     </w:p>
     <w:p>
       <w:pPr>
-        <w:spacing w:after="0" w:line="360" w:lineRule="auto"/>
+        <w:spacing w:after="0"/>
         <w:rPr>
           <w:rFonts w:ascii="Times New Roman" w:eastAsia="Times New Roman" w:hAnsi="Times New Roman" w:cs="Times New Roman"/>
           <w:color w:val="000000" w:themeColor="text1"/>
@@ -7342,7 +7341,7 @@
     </w:p>
     <w:p>
       <w:pPr>
-        <w:spacing w:after="0" w:line="360" w:lineRule="auto"/>
+        <w:spacing w:after="0"/>
         <w:rPr>
           <w:rFonts w:ascii="Times New Roman" w:eastAsia="Times New Roman" w:hAnsi="Times New Roman" w:cs="Times New Roman"/>
           <w:color w:val="000000" w:themeColor="text1"/>
@@ -7364,19 +7363,19 @@
     </w:p>
     <w:p>
       <w:pPr>
-        <w:spacing w:after="0" w:line="360" w:lineRule="auto"/>
-        <w:rPr>
-          <w:rFonts w:ascii="Times New Roman" w:eastAsia="Times New Roman" w:hAnsi="Times New Roman" w:cs="Times New Roman"/>
-          <w:color w:val="000000" w:themeColor="text1"/>
-          <w:sz w:val="24"/>
-          <w:szCs w:val="24"/>
-          <w:lang w:val="en-IN"/>
-        </w:rPr>
-      </w:pPr>
-    </w:p>
-    <w:p>
-      <w:pPr>
-        <w:spacing w:after="0" w:line="360" w:lineRule="auto"/>
+        <w:spacing w:after="0"/>
+        <w:rPr>
+          <w:rFonts w:ascii="Times New Roman" w:eastAsia="Times New Roman" w:hAnsi="Times New Roman" w:cs="Times New Roman"/>
+          <w:color w:val="000000" w:themeColor="text1"/>
+          <w:sz w:val="24"/>
+          <w:szCs w:val="24"/>
+          <w:lang w:val="en-IN"/>
+        </w:rPr>
+      </w:pPr>
+    </w:p>
+    <w:p>
+      <w:pPr>
+        <w:spacing w:after="0"/>
         <w:rPr>
           <w:rFonts w:ascii="Times New Roman" w:eastAsia="Times New Roman" w:hAnsi="Times New Roman" w:cs="Times New Roman"/>
           <w:color w:val="000000" w:themeColor="text1"/>
@@ -7398,7 +7397,7 @@
     </w:p>
     <w:p>
       <w:pPr>
-        <w:spacing w:after="0" w:line="360" w:lineRule="auto"/>
+        <w:spacing w:after="0"/>
         <w:rPr>
           <w:rFonts w:ascii="Times New Roman" w:eastAsia="Times New Roman" w:hAnsi="Times New Roman" w:cs="Times New Roman"/>
           <w:color w:val="000000" w:themeColor="text1"/>
@@ -7420,19 +7419,19 @@
     </w:p>
     <w:p>
       <w:pPr>
-        <w:spacing w:after="0" w:line="360" w:lineRule="auto"/>
-        <w:rPr>
-          <w:rFonts w:ascii="Times New Roman" w:eastAsia="Times New Roman" w:hAnsi="Times New Roman" w:cs="Times New Roman"/>
-          <w:color w:val="000000" w:themeColor="text1"/>
-          <w:sz w:val="24"/>
-          <w:szCs w:val="24"/>
-          <w:lang w:val="en-IN"/>
-        </w:rPr>
-      </w:pPr>
-    </w:p>
-    <w:p>
-      <w:pPr>
-        <w:spacing w:after="0" w:line="360" w:lineRule="auto"/>
+        <w:spacing w:after="0"/>
+        <w:rPr>
+          <w:rFonts w:ascii="Times New Roman" w:eastAsia="Times New Roman" w:hAnsi="Times New Roman" w:cs="Times New Roman"/>
+          <w:color w:val="000000" w:themeColor="text1"/>
+          <w:sz w:val="24"/>
+          <w:szCs w:val="24"/>
+          <w:lang w:val="en-IN"/>
+        </w:rPr>
+      </w:pPr>
+    </w:p>
+    <w:p>
+      <w:pPr>
+        <w:spacing w:after="0"/>
         <w:rPr>
           <w:rFonts w:ascii="Times New Roman" w:eastAsia="Times New Roman" w:hAnsi="Times New Roman" w:cs="Times New Roman"/>
           <w:color w:val="000000" w:themeColor="text1"/>
@@ -7488,7 +7487,7 @@
     </w:p>
     <w:p>
       <w:pPr>
-        <w:spacing w:after="0" w:line="360" w:lineRule="auto"/>
+        <w:spacing w:after="0"/>
         <w:rPr>
           <w:rFonts w:ascii="Times New Roman" w:eastAsia="Times New Roman" w:hAnsi="Times New Roman" w:cs="Times New Roman"/>
           <w:color w:val="000000" w:themeColor="text1"/>
@@ -7510,30 +7509,29 @@
     </w:p>
     <w:p>
       <w:pPr>
-        <w:spacing w:after="0" w:line="360" w:lineRule="auto"/>
-        <w:rPr>
-          <w:rFonts w:ascii="Times New Roman" w:eastAsia="Times New Roman" w:hAnsi="Times New Roman" w:cs="Times New Roman"/>
-          <w:color w:val="000000" w:themeColor="text1"/>
-          <w:sz w:val="24"/>
-          <w:szCs w:val="24"/>
-          <w:lang w:val="en-IN"/>
-        </w:rPr>
-      </w:pPr>
-      <w:r>
-        <w:rPr>
-          <w:rFonts w:ascii="Times New Roman" w:eastAsia="Times New Roman" w:hAnsi="Times New Roman" w:cs="Times New Roman"/>
-          <w:color w:val="000000" w:themeColor="text1"/>
-          <w:sz w:val="24"/>
-          <w:szCs w:val="24"/>
-          <w:lang w:val="en-IN"/>
-        </w:rPr>
-        <w:lastRenderedPageBreak/>
+        <w:spacing w:after="0"/>
+        <w:rPr>
+          <w:rFonts w:ascii="Times New Roman" w:eastAsia="Times New Roman" w:hAnsi="Times New Roman" w:cs="Times New Roman"/>
+          <w:color w:val="000000" w:themeColor="text1"/>
+          <w:sz w:val="24"/>
+          <w:szCs w:val="24"/>
+          <w:lang w:val="en-IN"/>
+        </w:rPr>
+      </w:pPr>
+      <w:r>
+        <w:rPr>
+          <w:rFonts w:ascii="Times New Roman" w:eastAsia="Times New Roman" w:hAnsi="Times New Roman" w:cs="Times New Roman"/>
+          <w:color w:val="000000" w:themeColor="text1"/>
+          <w:sz w:val="24"/>
+          <w:szCs w:val="24"/>
+          <w:lang w:val="en-IN"/>
+        </w:rPr>
         <w:t>    int row, col;</w:t>
       </w:r>
     </w:p>
     <w:p>
       <w:pPr>
-        <w:spacing w:after="0" w:line="360" w:lineRule="auto"/>
+        <w:spacing w:after="0"/>
         <w:rPr>
           <w:rFonts w:ascii="Times New Roman" w:eastAsia="Times New Roman" w:hAnsi="Times New Roman" w:cs="Times New Roman"/>
           <w:color w:val="000000" w:themeColor="text1"/>
@@ -7577,7 +7575,7 @@
     </w:p>
     <w:p>
       <w:pPr>
-        <w:spacing w:after="0" w:line="360" w:lineRule="auto"/>
+        <w:spacing w:after="0"/>
         <w:rPr>
           <w:rFonts w:ascii="Times New Roman" w:eastAsia="Times New Roman" w:hAnsi="Times New Roman" w:cs="Times New Roman"/>
           <w:color w:val="000000" w:themeColor="text1"/>
@@ -7623,7 +7621,7 @@
     </w:p>
     <w:p>
       <w:pPr>
-        <w:spacing w:after="0" w:line="360" w:lineRule="auto"/>
+        <w:spacing w:after="0"/>
         <w:rPr>
           <w:rFonts w:ascii="Times New Roman" w:eastAsia="Times New Roman" w:hAnsi="Times New Roman" w:cs="Times New Roman"/>
           <w:color w:val="000000" w:themeColor="text1"/>
@@ -7669,7 +7667,7 @@
     </w:p>
     <w:p>
       <w:pPr>
-        <w:spacing w:after="0" w:line="360" w:lineRule="auto"/>
+        <w:spacing w:after="0"/>
         <w:rPr>
           <w:rFonts w:ascii="Times New Roman" w:eastAsia="Times New Roman" w:hAnsi="Times New Roman" w:cs="Times New Roman"/>
           <w:color w:val="000000" w:themeColor="text1"/>
@@ -7715,7 +7713,7 @@
     </w:p>
     <w:p>
       <w:pPr>
-        <w:spacing w:after="0" w:line="360" w:lineRule="auto"/>
+        <w:spacing w:after="0"/>
         <w:rPr>
           <w:rFonts w:ascii="Times New Roman" w:eastAsia="Times New Roman" w:hAnsi="Times New Roman" w:cs="Times New Roman"/>
           <w:color w:val="000000" w:themeColor="text1"/>
@@ -7759,7 +7757,7 @@
     </w:p>
     <w:p>
       <w:pPr>
-        <w:spacing w:after="0" w:line="360" w:lineRule="auto"/>
+        <w:spacing w:after="0"/>
         <w:rPr>
           <w:rFonts w:ascii="Times New Roman" w:eastAsia="Times New Roman" w:hAnsi="Times New Roman" w:cs="Times New Roman"/>
           <w:color w:val="000000" w:themeColor="text1"/>
@@ -7781,7 +7779,7 @@
     </w:p>
     <w:p>
       <w:pPr>
-        <w:spacing w:after="0" w:line="360" w:lineRule="auto"/>
+        <w:spacing w:after="0"/>
         <w:rPr>
           <w:rFonts w:ascii="Times New Roman" w:eastAsia="Times New Roman" w:hAnsi="Times New Roman" w:cs="Times New Roman"/>
           <w:color w:val="000000" w:themeColor="text1"/>
@@ -7803,7 +7801,7 @@
     </w:p>
     <w:p>
       <w:pPr>
-        <w:spacing w:after="0" w:line="360" w:lineRule="auto"/>
+        <w:spacing w:after="0"/>
         <w:rPr>
           <w:rFonts w:ascii="Times New Roman" w:eastAsia="Times New Roman" w:hAnsi="Times New Roman" w:cs="Times New Roman"/>
           <w:color w:val="000000" w:themeColor="text1"/>
@@ -7825,7 +7823,7 @@
     </w:p>
     <w:p>
       <w:pPr>
-        <w:spacing w:after="0" w:line="360" w:lineRule="auto"/>
+        <w:spacing w:after="0"/>
         <w:rPr>
           <w:rFonts w:ascii="Times New Roman" w:eastAsia="Times New Roman" w:hAnsi="Times New Roman" w:cs="Times New Roman"/>
           <w:color w:val="000000" w:themeColor="text1"/>
@@ -7869,7 +7867,7 @@
     </w:p>
     <w:p>
       <w:pPr>
-        <w:spacing w:after="0" w:line="360" w:lineRule="auto"/>
+        <w:spacing w:after="0"/>
         <w:rPr>
           <w:rFonts w:ascii="Times New Roman" w:eastAsia="Times New Roman" w:hAnsi="Times New Roman" w:cs="Times New Roman"/>
           <w:color w:val="000000" w:themeColor="text1"/>
@@ -7891,7 +7889,7 @@
     </w:p>
     <w:p>
       <w:pPr>
-        <w:spacing w:after="0" w:line="360" w:lineRule="auto"/>
+        <w:spacing w:after="0"/>
         <w:rPr>
           <w:rFonts w:ascii="Times New Roman" w:eastAsia="Times New Roman" w:hAnsi="Times New Roman" w:cs="Times New Roman"/>
           <w:color w:val="000000" w:themeColor="text1"/>
@@ -7913,7 +7911,7 @@
     </w:p>
     <w:p>
       <w:pPr>
-        <w:spacing w:after="0" w:line="360" w:lineRule="auto"/>
+        <w:spacing w:after="0"/>
         <w:rPr>
           <w:rFonts w:ascii="Times New Roman" w:eastAsia="Times New Roman" w:hAnsi="Times New Roman" w:cs="Times New Roman"/>
           <w:color w:val="000000" w:themeColor="text1"/>
@@ -7935,7 +7933,7 @@
     </w:p>
     <w:p>
       <w:pPr>
-        <w:spacing w:after="0" w:line="360" w:lineRule="auto"/>
+        <w:spacing w:after="0"/>
         <w:rPr>
           <w:rFonts w:ascii="Times New Roman" w:eastAsia="Times New Roman" w:hAnsi="Times New Roman" w:cs="Times New Roman"/>
           <w:color w:val="000000" w:themeColor="text1"/>
@@ -7957,7 +7955,7 @@
     </w:p>
     <w:p>
       <w:pPr>
-        <w:spacing w:after="0" w:line="360" w:lineRule="auto"/>
+        <w:spacing w:after="0"/>
         <w:rPr>
           <w:rFonts w:ascii="Times New Roman" w:eastAsia="Times New Roman" w:hAnsi="Times New Roman" w:cs="Times New Roman"/>
           <w:color w:val="000000" w:themeColor="text1"/>
@@ -8013,7 +8011,7 @@
     </w:p>
     <w:p>
       <w:pPr>
-        <w:spacing w:after="0" w:line="360" w:lineRule="auto"/>
+        <w:spacing w:after="0"/>
         <w:rPr>
           <w:rFonts w:ascii="Times New Roman" w:eastAsia="Times New Roman" w:hAnsi="Times New Roman" w:cs="Times New Roman"/>
           <w:color w:val="000000" w:themeColor="text1"/>
@@ -8035,7 +8033,7 @@
     </w:p>
     <w:p>
       <w:pPr>
-        <w:spacing w:after="0" w:line="360" w:lineRule="auto"/>
+        <w:spacing w:after="0"/>
         <w:rPr>
           <w:rFonts w:ascii="Times New Roman" w:eastAsia="Times New Roman" w:hAnsi="Times New Roman" w:cs="Times New Roman"/>
           <w:color w:val="000000" w:themeColor="text1"/>
@@ -8057,19 +8055,19 @@
     </w:p>
     <w:p>
       <w:pPr>
-        <w:spacing w:after="0" w:line="360" w:lineRule="auto"/>
-        <w:rPr>
-          <w:rFonts w:ascii="Times New Roman" w:eastAsia="Times New Roman" w:hAnsi="Times New Roman" w:cs="Times New Roman"/>
-          <w:color w:val="000000" w:themeColor="text1"/>
-          <w:sz w:val="24"/>
-          <w:szCs w:val="24"/>
-          <w:lang w:val="en-IN"/>
-        </w:rPr>
-      </w:pPr>
-    </w:p>
-    <w:p>
-      <w:pPr>
-        <w:spacing w:after="0" w:line="360" w:lineRule="auto"/>
+        <w:spacing w:after="0"/>
+        <w:rPr>
+          <w:rFonts w:ascii="Times New Roman" w:eastAsia="Times New Roman" w:hAnsi="Times New Roman" w:cs="Times New Roman"/>
+          <w:color w:val="000000" w:themeColor="text1"/>
+          <w:sz w:val="24"/>
+          <w:szCs w:val="24"/>
+          <w:lang w:val="en-IN"/>
+        </w:rPr>
+      </w:pPr>
+    </w:p>
+    <w:p>
+      <w:pPr>
+        <w:spacing w:after="0"/>
         <w:rPr>
           <w:rFonts w:ascii="Times New Roman" w:eastAsia="Times New Roman" w:hAnsi="Times New Roman" w:cs="Times New Roman"/>
           <w:color w:val="000000" w:themeColor="text1"/>
@@ -8181,7 +8179,7 @@
     </w:p>
     <w:p>
       <w:pPr>
-        <w:spacing w:after="0" w:line="360" w:lineRule="auto"/>
+        <w:spacing w:after="0"/>
         <w:rPr>
           <w:rFonts w:ascii="Times New Roman" w:eastAsia="Times New Roman" w:hAnsi="Times New Roman" w:cs="Times New Roman"/>
           <w:color w:val="000000" w:themeColor="text1"/>
@@ -8259,7 +8257,7 @@
     </w:p>
     <w:p>
       <w:pPr>
-        <w:spacing w:after="0" w:line="360" w:lineRule="auto"/>
+        <w:spacing w:after="0"/>
         <w:rPr>
           <w:rFonts w:ascii="Times New Roman" w:eastAsia="Times New Roman" w:hAnsi="Times New Roman" w:cs="Times New Roman"/>
           <w:color w:val="000000" w:themeColor="text1"/>
@@ -8327,19 +8325,19 @@
     </w:p>
     <w:p>
       <w:pPr>
-        <w:spacing w:after="0" w:line="360" w:lineRule="auto"/>
-        <w:rPr>
-          <w:rFonts w:ascii="Times New Roman" w:eastAsia="Times New Roman" w:hAnsi="Times New Roman" w:cs="Times New Roman"/>
-          <w:color w:val="000000" w:themeColor="text1"/>
-          <w:sz w:val="24"/>
-          <w:szCs w:val="24"/>
-          <w:lang w:val="en-IN"/>
-        </w:rPr>
-      </w:pPr>
-    </w:p>
-    <w:p>
-      <w:pPr>
-        <w:spacing w:after="0" w:line="360" w:lineRule="auto"/>
+        <w:spacing w:after="0"/>
+        <w:rPr>
+          <w:rFonts w:ascii="Times New Roman" w:eastAsia="Times New Roman" w:hAnsi="Times New Roman" w:cs="Times New Roman"/>
+          <w:color w:val="000000" w:themeColor="text1"/>
+          <w:sz w:val="24"/>
+          <w:szCs w:val="24"/>
+          <w:lang w:val="en-IN"/>
+        </w:rPr>
+      </w:pPr>
+    </w:p>
+    <w:p>
+      <w:pPr>
+        <w:spacing w:after="0"/>
         <w:rPr>
           <w:rFonts w:ascii="Times New Roman" w:eastAsia="Times New Roman" w:hAnsi="Times New Roman" w:cs="Times New Roman"/>
           <w:color w:val="000000" w:themeColor="text1"/>
@@ -8395,7 +8393,7 @@
     </w:p>
     <w:p>
       <w:pPr>
-        <w:spacing w:after="0" w:line="360" w:lineRule="auto"/>
+        <w:spacing w:after="0"/>
         <w:rPr>
           <w:rFonts w:ascii="Times New Roman" w:eastAsia="Times New Roman" w:hAnsi="Times New Roman" w:cs="Times New Roman"/>
           <w:color w:val="000000" w:themeColor="text1"/>
@@ -8417,7 +8415,7 @@
     </w:p>
     <w:p>
       <w:pPr>
-        <w:spacing w:after="0" w:line="360" w:lineRule="auto"/>
+        <w:spacing w:after="0"/>
         <w:rPr>
           <w:rFonts w:ascii="Times New Roman" w:eastAsia="Times New Roman" w:hAnsi="Times New Roman" w:cs="Times New Roman"/>
           <w:color w:val="000000" w:themeColor="text1"/>
@@ -8439,19 +8437,19 @@
     </w:p>
     <w:p>
       <w:pPr>
-        <w:spacing w:after="0" w:line="360" w:lineRule="auto"/>
-        <w:rPr>
-          <w:rFonts w:ascii="Times New Roman" w:eastAsia="Times New Roman" w:hAnsi="Times New Roman" w:cs="Times New Roman"/>
-          <w:color w:val="000000" w:themeColor="text1"/>
-          <w:sz w:val="24"/>
-          <w:szCs w:val="24"/>
-          <w:lang w:val="en-IN"/>
-        </w:rPr>
-      </w:pPr>
-    </w:p>
-    <w:p>
-      <w:pPr>
-        <w:spacing w:after="0" w:line="360" w:lineRule="auto"/>
+        <w:spacing w:after="0"/>
+        <w:rPr>
+          <w:rFonts w:ascii="Times New Roman" w:eastAsia="Times New Roman" w:hAnsi="Times New Roman" w:cs="Times New Roman"/>
+          <w:color w:val="000000" w:themeColor="text1"/>
+          <w:sz w:val="24"/>
+          <w:szCs w:val="24"/>
+          <w:lang w:val="en-IN"/>
+        </w:rPr>
+      </w:pPr>
+    </w:p>
+    <w:p>
+      <w:pPr>
+        <w:spacing w:after="0"/>
         <w:rPr>
           <w:rFonts w:ascii="Times New Roman" w:eastAsia="Times New Roman" w:hAnsi="Times New Roman" w:cs="Times New Roman"/>
           <w:color w:val="000000" w:themeColor="text1"/>
@@ -8497,24 +8495,23 @@
     </w:p>
     <w:p>
       <w:pPr>
-        <w:spacing w:after="0" w:line="360" w:lineRule="auto"/>
-        <w:rPr>
-          <w:rFonts w:ascii="Times New Roman" w:eastAsia="Times New Roman" w:hAnsi="Times New Roman" w:cs="Times New Roman"/>
-          <w:color w:val="000000" w:themeColor="text1"/>
-          <w:sz w:val="24"/>
-          <w:szCs w:val="24"/>
-          <w:lang w:val="en-IN"/>
-        </w:rPr>
-      </w:pPr>
-      <w:r>
-        <w:rPr>
-          <w:rFonts w:ascii="Times New Roman" w:eastAsia="Times New Roman" w:hAnsi="Times New Roman" w:cs="Times New Roman"/>
-          <w:color w:val="000000" w:themeColor="text1"/>
-          <w:sz w:val="24"/>
-          <w:szCs w:val="24"/>
-          <w:lang w:val="en-IN"/>
-        </w:rPr>
-        <w:lastRenderedPageBreak/>
+        <w:spacing w:after="0"/>
+        <w:rPr>
+          <w:rFonts w:ascii="Times New Roman" w:eastAsia="Times New Roman" w:hAnsi="Times New Roman" w:cs="Times New Roman"/>
+          <w:color w:val="000000" w:themeColor="text1"/>
+          <w:sz w:val="24"/>
+          <w:szCs w:val="24"/>
+          <w:lang w:val="en-IN"/>
+        </w:rPr>
+      </w:pPr>
+      <w:r>
+        <w:rPr>
+          <w:rFonts w:ascii="Times New Roman" w:eastAsia="Times New Roman" w:hAnsi="Times New Roman" w:cs="Times New Roman"/>
+          <w:color w:val="000000" w:themeColor="text1"/>
+          <w:sz w:val="24"/>
+          <w:szCs w:val="24"/>
+          <w:lang w:val="en-IN"/>
+        </w:rPr>
         <w:t xml:space="preserve">            </w:t>
       </w:r>
       <w:proofErr w:type="spellStart"/>
@@ -8544,7 +8541,7 @@
     </w:p>
     <w:p>
       <w:pPr>
-        <w:spacing w:after="0" w:line="360" w:lineRule="auto"/>
+        <w:spacing w:after="0"/>
         <w:rPr>
           <w:rFonts w:ascii="Times New Roman" w:eastAsia="Times New Roman" w:hAnsi="Times New Roman" w:cs="Times New Roman"/>
           <w:color w:val="000000" w:themeColor="text1"/>
@@ -8566,7 +8563,7 @@
     </w:p>
     <w:p>
       <w:pPr>
-        <w:spacing w:after="0" w:line="360" w:lineRule="auto"/>
+        <w:spacing w:after="0"/>
         <w:rPr>
           <w:rFonts w:ascii="Times New Roman" w:eastAsia="Times New Roman" w:hAnsi="Times New Roman" w:cs="Times New Roman"/>
           <w:color w:val="000000" w:themeColor="text1"/>
@@ -8588,19 +8585,19 @@
     </w:p>
     <w:p>
       <w:pPr>
-        <w:spacing w:after="0" w:line="360" w:lineRule="auto"/>
-        <w:rPr>
-          <w:rFonts w:ascii="Times New Roman" w:eastAsia="Times New Roman" w:hAnsi="Times New Roman" w:cs="Times New Roman"/>
-          <w:color w:val="000000" w:themeColor="text1"/>
-          <w:sz w:val="24"/>
-          <w:szCs w:val="24"/>
-          <w:lang w:val="en-IN"/>
-        </w:rPr>
-      </w:pPr>
-    </w:p>
-    <w:p>
-      <w:pPr>
-        <w:spacing w:after="0" w:line="360" w:lineRule="auto"/>
+        <w:spacing w:after="0"/>
+        <w:rPr>
+          <w:rFonts w:ascii="Times New Roman" w:eastAsia="Times New Roman" w:hAnsi="Times New Roman" w:cs="Times New Roman"/>
+          <w:color w:val="000000" w:themeColor="text1"/>
+          <w:sz w:val="24"/>
+          <w:szCs w:val="24"/>
+          <w:lang w:val="en-IN"/>
+        </w:rPr>
+      </w:pPr>
+    </w:p>
+    <w:p>
+      <w:pPr>
+        <w:spacing w:after="0"/>
         <w:rPr>
           <w:rFonts w:ascii="Times New Roman" w:eastAsia="Times New Roman" w:hAnsi="Times New Roman" w:cs="Times New Roman"/>
           <w:color w:val="000000" w:themeColor="text1"/>
@@ -8622,7 +8619,7 @@
     </w:p>
     <w:p>
       <w:pPr>
-        <w:spacing w:after="0" w:line="360" w:lineRule="auto"/>
+        <w:spacing w:after="0"/>
         <w:rPr>
           <w:rFonts w:ascii="Times New Roman" w:eastAsia="Times New Roman" w:hAnsi="Times New Roman" w:cs="Times New Roman"/>
           <w:color w:val="000000" w:themeColor="text1"/>
@@ -8644,19 +8641,19 @@
     </w:p>
     <w:p>
       <w:pPr>
-        <w:spacing w:after="0" w:line="360" w:lineRule="auto"/>
-        <w:rPr>
-          <w:rFonts w:ascii="Times New Roman" w:eastAsia="Times New Roman" w:hAnsi="Times New Roman" w:cs="Times New Roman"/>
-          <w:color w:val="000000" w:themeColor="text1"/>
-          <w:sz w:val="24"/>
-          <w:szCs w:val="24"/>
-          <w:lang w:val="en-IN"/>
-        </w:rPr>
-      </w:pPr>
-    </w:p>
-    <w:p>
-      <w:pPr>
-        <w:spacing w:after="0" w:line="360" w:lineRule="auto"/>
+        <w:spacing w:after="0"/>
+        <w:rPr>
+          <w:rFonts w:ascii="Times New Roman" w:eastAsia="Times New Roman" w:hAnsi="Times New Roman" w:cs="Times New Roman"/>
+          <w:color w:val="000000" w:themeColor="text1"/>
+          <w:sz w:val="24"/>
+          <w:szCs w:val="24"/>
+          <w:lang w:val="en-IN"/>
+        </w:rPr>
+      </w:pPr>
+    </w:p>
+    <w:p>
+      <w:pPr>
+        <w:spacing w:after="0"/>
         <w:rPr>
           <w:rFonts w:ascii="Times New Roman" w:eastAsia="Times New Roman" w:hAnsi="Times New Roman" w:cs="Times New Roman"/>
           <w:color w:val="000000" w:themeColor="text1"/>
@@ -8722,7 +8719,7 @@
     </w:p>
     <w:p>
       <w:pPr>
-        <w:spacing w:after="0" w:line="360" w:lineRule="auto"/>
+        <w:spacing w:after="0"/>
         <w:rPr>
           <w:rFonts w:ascii="Times New Roman" w:eastAsia="Times New Roman" w:hAnsi="Times New Roman" w:cs="Times New Roman"/>
           <w:color w:val="000000" w:themeColor="text1"/>
@@ -8836,7 +8833,7 @@
     </w:p>
     <w:p>
       <w:pPr>
-        <w:spacing w:after="0" w:line="360" w:lineRule="auto"/>
+        <w:spacing w:after="0"/>
         <w:rPr>
           <w:rFonts w:ascii="Times New Roman" w:eastAsia="Times New Roman" w:hAnsi="Times New Roman" w:cs="Times New Roman"/>
           <w:color w:val="000000" w:themeColor="text1"/>
@@ -8858,19 +8855,19 @@
     </w:p>
     <w:p>
       <w:pPr>
-        <w:spacing w:after="0" w:line="360" w:lineRule="auto"/>
-        <w:rPr>
-          <w:rFonts w:ascii="Times New Roman" w:eastAsia="Times New Roman" w:hAnsi="Times New Roman" w:cs="Times New Roman"/>
-          <w:color w:val="000000" w:themeColor="text1"/>
-          <w:sz w:val="24"/>
-          <w:szCs w:val="24"/>
-          <w:lang w:val="en-IN"/>
-        </w:rPr>
-      </w:pPr>
-    </w:p>
-    <w:p>
-      <w:pPr>
-        <w:spacing w:after="0" w:line="360" w:lineRule="auto"/>
+        <w:spacing w:after="0"/>
+        <w:rPr>
+          <w:rFonts w:ascii="Times New Roman" w:eastAsia="Times New Roman" w:hAnsi="Times New Roman" w:cs="Times New Roman"/>
+          <w:color w:val="000000" w:themeColor="text1"/>
+          <w:sz w:val="24"/>
+          <w:szCs w:val="24"/>
+          <w:lang w:val="en-IN"/>
+        </w:rPr>
+      </w:pPr>
+    </w:p>
+    <w:p>
+      <w:pPr>
+        <w:spacing w:after="0"/>
         <w:rPr>
           <w:rFonts w:ascii="Times New Roman" w:eastAsia="Times New Roman" w:hAnsi="Times New Roman" w:cs="Times New Roman"/>
           <w:color w:val="000000" w:themeColor="text1"/>
@@ -8926,7 +8923,7 @@
     </w:p>
     <w:p>
       <w:pPr>
-        <w:spacing w:after="0" w:line="360" w:lineRule="auto"/>
+        <w:spacing w:after="0"/>
         <w:rPr>
           <w:rFonts w:ascii="Times New Roman" w:eastAsia="Times New Roman" w:hAnsi="Times New Roman" w:cs="Times New Roman"/>
           <w:color w:val="000000" w:themeColor="text1"/>
@@ -8960,7 +8957,7 @@
     </w:p>
     <w:p>
       <w:pPr>
-        <w:spacing w:after="0" w:line="360" w:lineRule="auto"/>
+        <w:spacing w:after="0"/>
         <w:rPr>
           <w:rFonts w:ascii="Times New Roman" w:eastAsia="Times New Roman" w:hAnsi="Times New Roman" w:cs="Times New Roman"/>
           <w:color w:val="000000" w:themeColor="text1"/>
@@ -9050,7 +9047,7 @@
     </w:p>
     <w:p>
       <w:pPr>
-        <w:spacing w:after="0" w:line="360" w:lineRule="auto"/>
+        <w:spacing w:after="0"/>
         <w:rPr>
           <w:rFonts w:ascii="Times New Roman" w:eastAsia="Times New Roman" w:hAnsi="Times New Roman" w:cs="Times New Roman"/>
           <w:color w:val="000000" w:themeColor="text1"/>
@@ -9128,7 +9125,7 @@
     </w:p>
     <w:p>
       <w:pPr>
-        <w:spacing w:after="0" w:line="360" w:lineRule="auto"/>
+        <w:spacing w:after="0"/>
         <w:rPr>
           <w:rFonts w:ascii="Times New Roman" w:eastAsia="Times New Roman" w:hAnsi="Times New Roman" w:cs="Times New Roman"/>
           <w:color w:val="000000" w:themeColor="text1"/>
@@ -9150,7 +9147,7 @@
     </w:p>
     <w:p>
       <w:pPr>
-        <w:spacing w:after="0" w:line="360" w:lineRule="auto"/>
+        <w:spacing w:after="0"/>
         <w:rPr>
           <w:rFonts w:ascii="Times New Roman" w:eastAsia="Times New Roman" w:hAnsi="Times New Roman" w:cs="Times New Roman"/>
           <w:color w:val="000000" w:themeColor="text1"/>
@@ -9172,7 +9169,7 @@
     </w:p>
     <w:p>
       <w:pPr>
-        <w:spacing w:after="0" w:line="360" w:lineRule="auto"/>
+        <w:spacing w:after="0"/>
         <w:rPr>
           <w:rFonts w:ascii="Times New Roman" w:eastAsia="Times New Roman" w:hAnsi="Times New Roman" w:cs="Times New Roman"/>
           <w:color w:val="000000" w:themeColor="text1"/>
@@ -9194,7 +9191,7 @@
     </w:p>
     <w:p>
       <w:pPr>
-        <w:spacing w:after="0" w:line="360" w:lineRule="auto"/>
+        <w:spacing w:after="0"/>
         <w:rPr>
           <w:rFonts w:ascii="Times New Roman" w:eastAsia="Times New Roman" w:hAnsi="Times New Roman" w:cs="Times New Roman"/>
           <w:color w:val="000000" w:themeColor="text1"/>
@@ -9216,7 +9213,7 @@
     </w:p>
     <w:p>
       <w:pPr>
-        <w:spacing w:after="0" w:line="360" w:lineRule="auto"/>
+        <w:spacing w:after="0"/>
         <w:rPr>
           <w:rFonts w:ascii="Times New Roman" w:eastAsia="Times New Roman" w:hAnsi="Times New Roman" w:cs="Times New Roman"/>
           <w:color w:val="000000" w:themeColor="text1"/>
@@ -9238,7 +9235,29 @@
     </w:p>
     <w:p>
       <w:pPr>
-        <w:spacing w:after="0" w:line="360" w:lineRule="auto"/>
+        <w:spacing w:after="0"/>
+        <w:rPr>
+          <w:rFonts w:ascii="Times New Roman" w:eastAsia="Times New Roman" w:hAnsi="Times New Roman" w:cs="Times New Roman"/>
+          <w:color w:val="000000" w:themeColor="text1"/>
+          <w:sz w:val="24"/>
+          <w:szCs w:val="24"/>
+          <w:lang w:val="en-IN"/>
+        </w:rPr>
+      </w:pPr>
+      <w:r>
+        <w:rPr>
+          <w:rFonts w:ascii="Times New Roman" w:eastAsia="Times New Roman" w:hAnsi="Times New Roman" w:cs="Times New Roman"/>
+          <w:color w:val="000000" w:themeColor="text1"/>
+          <w:sz w:val="24"/>
+          <w:szCs w:val="24"/>
+          <w:lang w:val="en-IN"/>
+        </w:rPr>
+        <w:t>        {</w:t>
+      </w:r>
+    </w:p>
+    <w:p>
+      <w:pPr>
+        <w:spacing w:after="0"/>
         <w:rPr>
           <w:rFonts w:ascii="Times New Roman" w:eastAsia="Times New Roman" w:hAnsi="Times New Roman" w:cs="Times New Roman"/>
           <w:color w:val="000000" w:themeColor="text1"/>
@@ -9256,34 +9275,12 @@
           <w:lang w:val="en-IN"/>
         </w:rPr>
         <w:lastRenderedPageBreak/>
-        <w:t>        {</w:t>
-      </w:r>
-    </w:p>
-    <w:p>
-      <w:pPr>
-        <w:spacing w:after="0" w:line="360" w:lineRule="auto"/>
-        <w:rPr>
-          <w:rFonts w:ascii="Times New Roman" w:eastAsia="Times New Roman" w:hAnsi="Times New Roman" w:cs="Times New Roman"/>
-          <w:color w:val="000000" w:themeColor="text1"/>
-          <w:sz w:val="24"/>
-          <w:szCs w:val="24"/>
-          <w:lang w:val="en-IN"/>
-        </w:rPr>
-      </w:pPr>
-      <w:r>
-        <w:rPr>
-          <w:rFonts w:ascii="Times New Roman" w:eastAsia="Times New Roman" w:hAnsi="Times New Roman" w:cs="Times New Roman"/>
-          <w:color w:val="000000" w:themeColor="text1"/>
-          <w:sz w:val="24"/>
-          <w:szCs w:val="24"/>
-          <w:lang w:val="en-IN"/>
-        </w:rPr>
         <w:t>            {{0,0,0,0,5,6}, {0,0,0,1,0,0}, {0,1,0,0,0,0}, {0,0,0,0,2,0}, {0,0,3,0,0,0}, {4,5,0,0,0,0}, {0}},</w:t>
       </w:r>
     </w:p>
     <w:p>
       <w:pPr>
-        <w:spacing w:after="0" w:line="360" w:lineRule="auto"/>
+        <w:spacing w:after="0"/>
         <w:rPr>
           <w:rFonts w:ascii="Times New Roman" w:eastAsia="Times New Roman" w:hAnsi="Times New Roman" w:cs="Times New Roman"/>
           <w:color w:val="000000" w:themeColor="text1"/>
@@ -9305,7 +9302,7 @@
     </w:p>
     <w:p>
       <w:pPr>
-        <w:spacing w:after="0" w:line="360" w:lineRule="auto"/>
+        <w:spacing w:after="0"/>
         <w:rPr>
           <w:rFonts w:ascii="Times New Roman" w:eastAsia="Times New Roman" w:hAnsi="Times New Roman" w:cs="Times New Roman"/>
           <w:color w:val="000000" w:themeColor="text1"/>
@@ -9327,7 +9324,7 @@
     </w:p>
     <w:p>
       <w:pPr>
-        <w:spacing w:after="0" w:line="360" w:lineRule="auto"/>
+        <w:spacing w:after="0"/>
         <w:rPr>
           <w:rFonts w:ascii="Times New Roman" w:eastAsia="Times New Roman" w:hAnsi="Times New Roman" w:cs="Times New Roman"/>
           <w:color w:val="000000" w:themeColor="text1"/>
@@ -9349,7 +9346,7 @@
     </w:p>
     <w:p>
       <w:pPr>
-        <w:spacing w:after="0" w:line="360" w:lineRule="auto"/>
+        <w:spacing w:after="0"/>
         <w:rPr>
           <w:rFonts w:ascii="Times New Roman" w:eastAsia="Times New Roman" w:hAnsi="Times New Roman" w:cs="Times New Roman"/>
           <w:color w:val="000000" w:themeColor="text1"/>
@@ -9371,7 +9368,7 @@
     </w:p>
     <w:p>
       <w:pPr>
-        <w:spacing w:after="0" w:line="360" w:lineRule="auto"/>
+        <w:spacing w:after="0"/>
         <w:rPr>
           <w:rFonts w:ascii="Times New Roman" w:eastAsia="Times New Roman" w:hAnsi="Times New Roman" w:cs="Times New Roman"/>
           <w:color w:val="000000" w:themeColor="text1"/>
@@ -9393,7 +9390,7 @@
     </w:p>
     <w:p>
       <w:pPr>
-        <w:spacing w:after="0" w:line="360" w:lineRule="auto"/>
+        <w:spacing w:after="0"/>
         <w:rPr>
           <w:rFonts w:ascii="Times New Roman" w:eastAsia="Times New Roman" w:hAnsi="Times New Roman" w:cs="Times New Roman"/>
           <w:color w:val="000000" w:themeColor="text1"/>
@@ -9551,7 +9548,7 @@
     </w:p>
     <w:p>
       <w:pPr>
-        <w:spacing w:after="0" w:line="360" w:lineRule="auto"/>
+        <w:spacing w:after="0"/>
         <w:rPr>
           <w:rFonts w:ascii="Times New Roman" w:eastAsia="Times New Roman" w:hAnsi="Times New Roman" w:cs="Times New Roman"/>
           <w:color w:val="000000" w:themeColor="text1"/>
@@ -9573,19 +9570,19 @@
     </w:p>
     <w:p>
       <w:pPr>
-        <w:spacing w:after="0" w:line="360" w:lineRule="auto"/>
-        <w:rPr>
-          <w:rFonts w:ascii="Times New Roman" w:eastAsia="Times New Roman" w:hAnsi="Times New Roman" w:cs="Times New Roman"/>
-          <w:color w:val="000000" w:themeColor="text1"/>
-          <w:sz w:val="24"/>
-          <w:szCs w:val="24"/>
-          <w:lang w:val="en-IN"/>
-        </w:rPr>
-      </w:pPr>
-    </w:p>
-    <w:p>
-      <w:pPr>
-        <w:spacing w:after="0" w:line="360" w:lineRule="auto"/>
+        <w:spacing w:after="0"/>
+        <w:rPr>
+          <w:rFonts w:ascii="Times New Roman" w:eastAsia="Times New Roman" w:hAnsi="Times New Roman" w:cs="Times New Roman"/>
+          <w:color w:val="000000" w:themeColor="text1"/>
+          <w:sz w:val="24"/>
+          <w:szCs w:val="24"/>
+          <w:lang w:val="en-IN"/>
+        </w:rPr>
+      </w:pPr>
+    </w:p>
+    <w:p>
+      <w:pPr>
+        <w:spacing w:after="0"/>
         <w:rPr>
           <w:rFonts w:ascii="Times New Roman" w:eastAsia="Times New Roman" w:hAnsi="Times New Roman" w:cs="Times New Roman"/>
           <w:color w:val="000000" w:themeColor="text1"/>
@@ -9641,7 +9638,7 @@
     </w:p>
     <w:p>
       <w:pPr>
-        <w:spacing w:after="0" w:line="360" w:lineRule="auto"/>
+        <w:spacing w:after="0"/>
         <w:rPr>
           <w:rFonts w:ascii="Times New Roman" w:eastAsia="Times New Roman" w:hAnsi="Times New Roman" w:cs="Times New Roman"/>
           <w:color w:val="000000" w:themeColor="text1"/>
@@ -9663,7 +9660,7 @@
     </w:p>
     <w:p>
       <w:pPr>
-        <w:spacing w:after="0" w:line="360" w:lineRule="auto"/>
+        <w:spacing w:after="0"/>
         <w:rPr>
           <w:rFonts w:ascii="Times New Roman" w:eastAsia="Times New Roman" w:hAnsi="Times New Roman" w:cs="Times New Roman"/>
           <w:color w:val="000000" w:themeColor="text1"/>
@@ -9763,19 +9760,19 @@
     </w:p>
     <w:p>
       <w:pPr>
-        <w:spacing w:after="0" w:line="360" w:lineRule="auto"/>
-        <w:rPr>
-          <w:rFonts w:ascii="Times New Roman" w:eastAsia="Times New Roman" w:hAnsi="Times New Roman" w:cs="Times New Roman"/>
-          <w:color w:val="000000" w:themeColor="text1"/>
-          <w:sz w:val="24"/>
-          <w:szCs w:val="24"/>
-          <w:lang w:val="en-IN"/>
-        </w:rPr>
-      </w:pPr>
-    </w:p>
-    <w:p>
-      <w:pPr>
-        <w:spacing w:after="0" w:line="360" w:lineRule="auto"/>
+        <w:spacing w:after="0"/>
+        <w:rPr>
+          <w:rFonts w:ascii="Times New Roman" w:eastAsia="Times New Roman" w:hAnsi="Times New Roman" w:cs="Times New Roman"/>
+          <w:color w:val="000000" w:themeColor="text1"/>
+          <w:sz w:val="24"/>
+          <w:szCs w:val="24"/>
+          <w:lang w:val="en-IN"/>
+        </w:rPr>
+      </w:pPr>
+    </w:p>
+    <w:p>
+      <w:pPr>
+        <w:spacing w:after="0"/>
         <w:rPr>
           <w:rFonts w:ascii="Times New Roman" w:eastAsia="Times New Roman" w:hAnsi="Times New Roman" w:cs="Times New Roman"/>
           <w:color w:val="000000" w:themeColor="text1"/>
@@ -9885,7 +9882,7 @@
     </w:p>
     <w:p>
       <w:pPr>
-        <w:spacing w:after="0" w:line="360" w:lineRule="auto"/>
+        <w:spacing w:after="0"/>
         <w:rPr>
           <w:rFonts w:ascii="Times New Roman" w:eastAsia="Times New Roman" w:hAnsi="Times New Roman" w:cs="Times New Roman"/>
           <w:color w:val="000000" w:themeColor="text1"/>
@@ -9907,7 +9904,7 @@
     </w:p>
     <w:p>
       <w:pPr>
-        <w:spacing w:after="0" w:line="360" w:lineRule="auto"/>
+        <w:spacing w:after="0"/>
         <w:rPr>
           <w:rFonts w:ascii="Times New Roman" w:eastAsia="Times New Roman" w:hAnsi="Times New Roman" w:cs="Times New Roman"/>
           <w:color w:val="000000" w:themeColor="text1"/>
@@ -9951,7 +9948,7 @@
     </w:p>
     <w:p>
       <w:pPr>
-        <w:spacing w:after="0" w:line="360" w:lineRule="auto"/>
+        <w:spacing w:after="0"/>
         <w:rPr>
           <w:rFonts w:ascii="Times New Roman" w:eastAsia="Times New Roman" w:hAnsi="Times New Roman" w:cs="Times New Roman"/>
           <w:color w:val="000000" w:themeColor="text1"/>
@@ -9995,7 +9992,7 @@
     </w:p>
     <w:p>
       <w:pPr>
-        <w:spacing w:after="0" w:line="360" w:lineRule="auto"/>
+        <w:spacing w:after="0"/>
         <w:rPr>
           <w:rFonts w:ascii="Times New Roman" w:eastAsia="Times New Roman" w:hAnsi="Times New Roman" w:cs="Times New Roman"/>
           <w:color w:val="000000" w:themeColor="text1"/>
@@ -10017,19 +10014,7 @@
     </w:p>
     <w:p>
       <w:pPr>
-        <w:spacing w:after="0" w:line="360" w:lineRule="auto"/>
-        <w:rPr>
-          <w:rFonts w:ascii="Times New Roman" w:eastAsia="Times New Roman" w:hAnsi="Times New Roman" w:cs="Times New Roman"/>
-          <w:color w:val="000000" w:themeColor="text1"/>
-          <w:sz w:val="24"/>
-          <w:szCs w:val="24"/>
-          <w:lang w:val="en-IN"/>
-        </w:rPr>
-      </w:pPr>
-    </w:p>
-    <w:p>
-      <w:pPr>
-        <w:spacing w:after="0" w:line="360" w:lineRule="auto"/>
+        <w:spacing w:after="0"/>
         <w:rPr>
           <w:rFonts w:ascii="Times New Roman" w:eastAsia="Times New Roman" w:hAnsi="Times New Roman" w:cs="Times New Roman"/>
           <w:color w:val="000000" w:themeColor="text1"/>
@@ -10085,7 +10070,7 @@
     </w:p>
     <w:p>
       <w:pPr>
-        <w:spacing w:after="0" w:line="360" w:lineRule="auto"/>
+        <w:spacing w:after="0"/>
         <w:rPr>
           <w:rFonts w:ascii="Times New Roman" w:eastAsia="Times New Roman" w:hAnsi="Times New Roman" w:cs="Times New Roman"/>
           <w:color w:val="000000" w:themeColor="text1"/>
@@ -10107,36 +10092,23 @@
     </w:p>
     <w:p>
       <w:pPr>
-        <w:spacing w:after="0" w:line="360" w:lineRule="auto"/>
-        <w:rPr>
-          <w:rFonts w:ascii="Times New Roman" w:eastAsia="Times New Roman" w:hAnsi="Times New Roman" w:cs="Times New Roman"/>
-          <w:color w:val="000000" w:themeColor="text1"/>
-          <w:sz w:val="24"/>
-          <w:szCs w:val="24"/>
-          <w:lang w:val="en-IN"/>
-        </w:rPr>
-      </w:pPr>
-    </w:p>
-    <w:p>
-      <w:pPr>
-        <w:spacing w:after="0" w:line="360" w:lineRule="auto"/>
-        <w:rPr>
-          <w:rFonts w:ascii="Times New Roman" w:eastAsia="Times New Roman" w:hAnsi="Times New Roman" w:cs="Times New Roman"/>
-          <w:color w:val="000000" w:themeColor="text1"/>
-          <w:sz w:val="24"/>
-          <w:szCs w:val="24"/>
-          <w:lang w:val="en-IN"/>
-        </w:rPr>
-      </w:pPr>
-      <w:r>
-        <w:rPr>
-          <w:rFonts w:ascii="Times New Roman" w:eastAsia="Times New Roman" w:hAnsi="Times New Roman" w:cs="Times New Roman"/>
-          <w:color w:val="000000" w:themeColor="text1"/>
-          <w:sz w:val="24"/>
-          <w:szCs w:val="24"/>
-          <w:lang w:val="en-IN"/>
-        </w:rPr>
-        <w:lastRenderedPageBreak/>
+        <w:spacing w:after="0"/>
+        <w:rPr>
+          <w:rFonts w:ascii="Times New Roman" w:eastAsia="Times New Roman" w:hAnsi="Times New Roman" w:cs="Times New Roman"/>
+          <w:color w:val="000000" w:themeColor="text1"/>
+          <w:sz w:val="24"/>
+          <w:szCs w:val="24"/>
+          <w:lang w:val="en-IN"/>
+        </w:rPr>
+      </w:pPr>
+      <w:r>
+        <w:rPr>
+          <w:rFonts w:ascii="Times New Roman" w:eastAsia="Times New Roman" w:hAnsi="Times New Roman" w:cs="Times New Roman"/>
+          <w:color w:val="000000" w:themeColor="text1"/>
+          <w:sz w:val="24"/>
+          <w:szCs w:val="24"/>
+          <w:lang w:val="en-IN"/>
+        </w:rPr>
         <w:t xml:space="preserve">void </w:t>
       </w:r>
       <w:proofErr w:type="spellStart"/>
@@ -10210,7 +10182,7 @@
     </w:p>
     <w:p>
       <w:pPr>
-        <w:spacing w:after="0" w:line="360" w:lineRule="auto"/>
+        <w:spacing w:after="0"/>
         <w:rPr>
           <w:rFonts w:ascii="Times New Roman" w:eastAsia="Times New Roman" w:hAnsi="Times New Roman" w:cs="Times New Roman"/>
           <w:color w:val="000000" w:themeColor="text1"/>
@@ -10232,7 +10204,7 @@
     </w:p>
     <w:p>
       <w:pPr>
-        <w:spacing w:after="0" w:line="360" w:lineRule="auto"/>
+        <w:spacing w:after="0"/>
         <w:rPr>
           <w:rFonts w:ascii="Times New Roman" w:eastAsia="Times New Roman" w:hAnsi="Times New Roman" w:cs="Times New Roman"/>
           <w:color w:val="000000" w:themeColor="text1"/>
@@ -10276,7 +10248,7 @@
     </w:p>
     <w:p>
       <w:pPr>
-        <w:spacing w:after="0" w:line="360" w:lineRule="auto"/>
+        <w:spacing w:after="0"/>
         <w:rPr>
           <w:rFonts w:ascii="Times New Roman" w:eastAsia="Times New Roman" w:hAnsi="Times New Roman" w:cs="Times New Roman"/>
           <w:color w:val="000000" w:themeColor="text1"/>
@@ -10320,7 +10292,7 @@
     </w:p>
     <w:p>
       <w:pPr>
-        <w:spacing w:after="0" w:line="360" w:lineRule="auto"/>
+        <w:spacing w:after="0"/>
         <w:rPr>
           <w:rFonts w:ascii="Times New Roman" w:eastAsia="Times New Roman" w:hAnsi="Times New Roman" w:cs="Times New Roman"/>
           <w:color w:val="000000" w:themeColor="text1"/>
@@ -10376,7 +10348,7 @@
     </w:p>
     <w:p>
       <w:pPr>
-        <w:spacing w:after="0" w:line="360" w:lineRule="auto"/>
+        <w:spacing w:after="0"/>
         <w:rPr>
           <w:rFonts w:ascii="Times New Roman" w:eastAsia="Times New Roman" w:hAnsi="Times New Roman" w:cs="Times New Roman"/>
           <w:color w:val="000000" w:themeColor="text1"/>
@@ -10398,7 +10370,7 @@
     </w:p>
     <w:p>
       <w:pPr>
-        <w:spacing w:after="0" w:line="360" w:lineRule="auto"/>
+        <w:spacing w:after="0"/>
         <w:rPr>
           <w:rFonts w:ascii="Times New Roman" w:eastAsia="Times New Roman" w:hAnsi="Times New Roman" w:cs="Times New Roman"/>
           <w:color w:val="000000" w:themeColor="text1"/>
@@ -10442,7 +10414,7 @@
     </w:p>
     <w:p>
       <w:pPr>
-        <w:spacing w:after="0" w:line="360" w:lineRule="auto"/>
+        <w:spacing w:after="0"/>
         <w:rPr>
           <w:rFonts w:ascii="Times New Roman" w:eastAsia="Times New Roman" w:hAnsi="Times New Roman" w:cs="Times New Roman"/>
           <w:color w:val="000000" w:themeColor="text1"/>
@@ -10464,7 +10436,7 @@
     </w:p>
     <w:p>
       <w:pPr>
-        <w:spacing w:after="0" w:line="360" w:lineRule="auto"/>
+        <w:spacing w:after="0"/>
         <w:rPr>
           <w:rFonts w:ascii="Times New Roman" w:eastAsia="Times New Roman" w:hAnsi="Times New Roman" w:cs="Times New Roman"/>
           <w:color w:val="000000" w:themeColor="text1"/>
@@ -10542,7 +10514,7 @@
     </w:p>
     <w:p>
       <w:pPr>
-        <w:spacing w:after="0" w:line="360" w:lineRule="auto"/>
+        <w:spacing w:after="0"/>
         <w:rPr>
           <w:rFonts w:ascii="Times New Roman" w:eastAsia="Times New Roman" w:hAnsi="Times New Roman" w:cs="Times New Roman"/>
           <w:color w:val="000000" w:themeColor="text1"/>
@@ -10564,7 +10536,7 @@
     </w:p>
     <w:p>
       <w:pPr>
-        <w:spacing w:after="0" w:line="360" w:lineRule="auto"/>
+        <w:spacing w:after="0"/>
         <w:rPr>
           <w:rFonts w:ascii="Times New Roman" w:eastAsia="Times New Roman" w:hAnsi="Times New Roman" w:cs="Times New Roman"/>
           <w:color w:val="000000" w:themeColor="text1"/>
@@ -10586,29 +10558,30 @@
     </w:p>
     <w:p>
       <w:pPr>
-        <w:spacing w:after="0" w:line="360" w:lineRule="auto"/>
-        <w:rPr>
-          <w:rFonts w:ascii="Times New Roman" w:eastAsia="Times New Roman" w:hAnsi="Times New Roman" w:cs="Times New Roman"/>
-          <w:color w:val="000000" w:themeColor="text1"/>
-          <w:sz w:val="24"/>
-          <w:szCs w:val="24"/>
-          <w:lang w:val="en-IN"/>
-        </w:rPr>
-      </w:pPr>
-      <w:r>
-        <w:rPr>
-          <w:rFonts w:ascii="Times New Roman" w:eastAsia="Times New Roman" w:hAnsi="Times New Roman" w:cs="Times New Roman"/>
-          <w:color w:val="000000" w:themeColor="text1"/>
-          <w:sz w:val="24"/>
-          <w:szCs w:val="24"/>
-          <w:lang w:val="en-IN"/>
-        </w:rPr>
+        <w:spacing w:after="0"/>
+        <w:rPr>
+          <w:rFonts w:ascii="Times New Roman" w:eastAsia="Times New Roman" w:hAnsi="Times New Roman" w:cs="Times New Roman"/>
+          <w:color w:val="000000" w:themeColor="text1"/>
+          <w:sz w:val="24"/>
+          <w:szCs w:val="24"/>
+          <w:lang w:val="en-IN"/>
+        </w:rPr>
+      </w:pPr>
+      <w:r>
+        <w:rPr>
+          <w:rFonts w:ascii="Times New Roman" w:eastAsia="Times New Roman" w:hAnsi="Times New Roman" w:cs="Times New Roman"/>
+          <w:color w:val="000000" w:themeColor="text1"/>
+          <w:sz w:val="24"/>
+          <w:szCs w:val="24"/>
+          <w:lang w:val="en-IN"/>
+        </w:rPr>
+        <w:lastRenderedPageBreak/>
         <w:t>    SOLVE_SUDOKU,</w:t>
       </w:r>
     </w:p>
     <w:p>
       <w:pPr>
-        <w:spacing w:after="0" w:line="360" w:lineRule="auto"/>
+        <w:spacing w:after="0"/>
         <w:rPr>
           <w:rFonts w:ascii="Times New Roman" w:eastAsia="Times New Roman" w:hAnsi="Times New Roman" w:cs="Times New Roman"/>
           <w:color w:val="000000" w:themeColor="text1"/>
@@ -10630,7 +10603,7 @@
     </w:p>
     <w:p>
       <w:pPr>
-        <w:spacing w:after="0" w:line="360" w:lineRule="auto"/>
+        <w:spacing w:after="0"/>
         <w:rPr>
           <w:rFonts w:ascii="Times New Roman" w:eastAsia="Times New Roman" w:hAnsi="Times New Roman" w:cs="Times New Roman"/>
           <w:color w:val="000000" w:themeColor="text1"/>
@@ -10652,7 +10625,7 @@
     </w:p>
     <w:p>
       <w:pPr>
-        <w:spacing w:after="0" w:line="360" w:lineRule="auto"/>
+        <w:spacing w:after="0"/>
         <w:rPr>
           <w:rFonts w:ascii="Times New Roman" w:eastAsia="Times New Roman" w:hAnsi="Times New Roman" w:cs="Times New Roman"/>
           <w:color w:val="000000" w:themeColor="text1"/>
@@ -10674,7 +10647,7 @@
     </w:p>
     <w:p>
       <w:pPr>
-        <w:spacing w:after="0" w:line="360" w:lineRule="auto"/>
+        <w:spacing w:after="0"/>
         <w:rPr>
           <w:rFonts w:ascii="Times New Roman" w:eastAsia="Times New Roman" w:hAnsi="Times New Roman" w:cs="Times New Roman"/>
           <w:color w:val="000000" w:themeColor="text1"/>
@@ -10696,19 +10669,19 @@
     </w:p>
     <w:p>
       <w:pPr>
-        <w:spacing w:after="0" w:line="360" w:lineRule="auto"/>
-        <w:rPr>
-          <w:rFonts w:ascii="Times New Roman" w:eastAsia="Times New Roman" w:hAnsi="Times New Roman" w:cs="Times New Roman"/>
-          <w:color w:val="000000" w:themeColor="text1"/>
-          <w:sz w:val="24"/>
-          <w:szCs w:val="24"/>
-          <w:lang w:val="en-IN"/>
-        </w:rPr>
-      </w:pPr>
-    </w:p>
-    <w:p>
-      <w:pPr>
-        <w:spacing w:after="0" w:line="360" w:lineRule="auto"/>
+        <w:spacing w:after="0"/>
+        <w:rPr>
+          <w:rFonts w:ascii="Times New Roman" w:eastAsia="Times New Roman" w:hAnsi="Times New Roman" w:cs="Times New Roman"/>
+          <w:color w:val="000000" w:themeColor="text1"/>
+          <w:sz w:val="24"/>
+          <w:szCs w:val="24"/>
+          <w:lang w:val="en-IN"/>
+        </w:rPr>
+      </w:pPr>
+    </w:p>
+    <w:p>
+      <w:pPr>
+        <w:spacing w:after="0"/>
         <w:rPr>
           <w:rFonts w:ascii="Times New Roman" w:eastAsia="Times New Roman" w:hAnsi="Times New Roman" w:cs="Times New Roman"/>
           <w:color w:val="000000" w:themeColor="text1"/>
@@ -10736,7 +10709,17 @@
           <w:szCs w:val="24"/>
           <w:lang w:val="en-IN"/>
         </w:rPr>
-        <w:t>main(</w:t>
+        <w:t>main()  </w:t>
+      </w:r>
+      <w:r>
+        <w:rPr>
+          <w:rFonts w:ascii="Times New Roman" w:eastAsia="Times New Roman" w:hAnsi="Times New Roman" w:cs="Times New Roman"/>
+          <w:color w:val="000000" w:themeColor="text1"/>
+          <w:sz w:val="24"/>
+          <w:szCs w:val="24"/>
+          <w:lang w:val="en-IN"/>
+        </w:rPr>
+        <w:t>{</w:t>
       </w:r>
       <w:proofErr w:type="gramEnd"/>
       <w:r>
@@ -10747,34 +10730,12 @@
           <w:szCs w:val="24"/>
           <w:lang w:val="en-IN"/>
         </w:rPr>
-        <w:t>)                                        // Main function to run the Sudoku solver</w:t>
-      </w:r>
-    </w:p>
-    <w:p>
-      <w:pPr>
-        <w:spacing w:after="0" w:line="360" w:lineRule="auto"/>
-        <w:rPr>
-          <w:rFonts w:ascii="Times New Roman" w:eastAsia="Times New Roman" w:hAnsi="Times New Roman" w:cs="Times New Roman"/>
-          <w:color w:val="000000" w:themeColor="text1"/>
-          <w:sz w:val="24"/>
-          <w:szCs w:val="24"/>
-          <w:lang w:val="en-IN"/>
-        </w:rPr>
-      </w:pPr>
-      <w:r>
-        <w:rPr>
-          <w:rFonts w:ascii="Times New Roman" w:eastAsia="Times New Roman" w:hAnsi="Times New Roman" w:cs="Times New Roman"/>
-          <w:color w:val="000000" w:themeColor="text1"/>
-          <w:sz w:val="24"/>
-          <w:szCs w:val="24"/>
-          <w:lang w:val="en-IN"/>
-        </w:rPr>
-        <w:t>{</w:t>
-      </w:r>
-    </w:p>
-    <w:p>
-      <w:pPr>
-        <w:spacing w:after="0" w:line="360" w:lineRule="auto"/>
+        <w:t xml:space="preserve">                                      // Main function to run the Sudoku solver</w:t>
+      </w:r>
+    </w:p>
+    <w:p>
+      <w:pPr>
+        <w:spacing w:after="0"/>
         <w:rPr>
           <w:rFonts w:ascii="Times New Roman" w:eastAsia="Times New Roman" w:hAnsi="Times New Roman" w:cs="Times New Roman"/>
           <w:color w:val="000000" w:themeColor="text1"/>
@@ -10796,7 +10757,7 @@
     </w:p>
     <w:p>
       <w:pPr>
-        <w:spacing w:after="0" w:line="360" w:lineRule="auto"/>
+        <w:spacing w:after="0"/>
         <w:rPr>
           <w:rFonts w:ascii="Times New Roman" w:eastAsia="Times New Roman" w:hAnsi="Times New Roman" w:cs="Times New Roman"/>
           <w:color w:val="000000" w:themeColor="text1"/>
@@ -10840,7 +10801,7 @@
     </w:p>
     <w:p>
       <w:pPr>
-        <w:spacing w:after="0" w:line="360" w:lineRule="auto"/>
+        <w:spacing w:after="0"/>
         <w:rPr>
           <w:rFonts w:ascii="Times New Roman" w:eastAsia="Times New Roman" w:hAnsi="Times New Roman" w:cs="Times New Roman"/>
           <w:color w:val="000000" w:themeColor="text1"/>
@@ -10884,7 +10845,7 @@
     </w:p>
     <w:p>
       <w:pPr>
-        <w:spacing w:after="0" w:line="360" w:lineRule="auto"/>
+        <w:spacing w:after="0"/>
         <w:rPr>
           <w:rFonts w:ascii="Times New Roman" w:eastAsia="Times New Roman" w:hAnsi="Times New Roman" w:cs="Times New Roman"/>
           <w:color w:val="000000" w:themeColor="text1"/>
@@ -10928,7 +10889,7 @@
     </w:p>
     <w:p>
       <w:pPr>
-        <w:spacing w:after="0" w:line="360" w:lineRule="auto"/>
+        <w:spacing w:after="0"/>
         <w:rPr>
           <w:rFonts w:ascii="Times New Roman" w:eastAsia="Times New Roman" w:hAnsi="Times New Roman" w:cs="Times New Roman"/>
           <w:color w:val="000000" w:themeColor="text1"/>
@@ -10984,7 +10945,7 @@
     </w:p>
     <w:p>
       <w:pPr>
-        <w:spacing w:after="0" w:line="360" w:lineRule="auto"/>
+        <w:spacing w:after="0"/>
         <w:rPr>
           <w:rFonts w:ascii="Times New Roman" w:eastAsia="Times New Roman" w:hAnsi="Times New Roman" w:cs="Times New Roman"/>
           <w:color w:val="000000" w:themeColor="text1"/>
@@ -11028,7 +10989,7 @@
     </w:p>
     <w:p>
       <w:pPr>
-        <w:spacing w:after="0" w:line="360" w:lineRule="auto"/>
+        <w:spacing w:after="0"/>
         <w:rPr>
           <w:rFonts w:ascii="Times New Roman" w:eastAsia="Times New Roman" w:hAnsi="Times New Roman" w:cs="Times New Roman"/>
           <w:color w:val="000000" w:themeColor="text1"/>
@@ -11130,24 +11091,23 @@
     </w:p>
     <w:p>
       <w:pPr>
-        <w:spacing w:after="0" w:line="360" w:lineRule="auto"/>
-        <w:rPr>
-          <w:rFonts w:ascii="Times New Roman" w:eastAsia="Times New Roman" w:hAnsi="Times New Roman" w:cs="Times New Roman"/>
-          <w:color w:val="000000" w:themeColor="text1"/>
-          <w:sz w:val="24"/>
-          <w:szCs w:val="24"/>
-          <w:lang w:val="en-IN"/>
-        </w:rPr>
-      </w:pPr>
-      <w:r>
-        <w:rPr>
-          <w:rFonts w:ascii="Times New Roman" w:eastAsia="Times New Roman" w:hAnsi="Times New Roman" w:cs="Times New Roman"/>
-          <w:color w:val="000000" w:themeColor="text1"/>
-          <w:sz w:val="24"/>
-          <w:szCs w:val="24"/>
-          <w:lang w:val="en-IN"/>
-        </w:rPr>
-        <w:lastRenderedPageBreak/>
+        <w:spacing w:after="0"/>
+        <w:rPr>
+          <w:rFonts w:ascii="Times New Roman" w:eastAsia="Times New Roman" w:hAnsi="Times New Roman" w:cs="Times New Roman"/>
+          <w:color w:val="000000" w:themeColor="text1"/>
+          <w:sz w:val="24"/>
+          <w:szCs w:val="24"/>
+          <w:lang w:val="en-IN"/>
+        </w:rPr>
+      </w:pPr>
+      <w:r>
+        <w:rPr>
+          <w:rFonts w:ascii="Times New Roman" w:eastAsia="Times New Roman" w:hAnsi="Times New Roman" w:cs="Times New Roman"/>
+          <w:color w:val="000000" w:themeColor="text1"/>
+          <w:sz w:val="24"/>
+          <w:szCs w:val="24"/>
+          <w:lang w:val="en-IN"/>
+        </w:rPr>
         <w:t xml:space="preserve">        </w:t>
       </w:r>
       <w:proofErr w:type="spellStart"/>
@@ -11255,7 +11215,7 @@
     </w:p>
     <w:p>
       <w:pPr>
-        <w:spacing w:after="0" w:line="360" w:lineRule="auto"/>
+        <w:spacing w:after="0"/>
         <w:rPr>
           <w:rFonts w:ascii="Times New Roman" w:eastAsia="Times New Roman" w:hAnsi="Times New Roman" w:cs="Times New Roman"/>
           <w:color w:val="000000" w:themeColor="text1"/>
@@ -11379,7 +11339,7 @@
     </w:p>
     <w:p>
       <w:pPr>
-        <w:spacing w:after="0" w:line="360" w:lineRule="auto"/>
+        <w:spacing w:after="0"/>
         <w:rPr>
           <w:rFonts w:ascii="Times New Roman" w:eastAsia="Times New Roman" w:hAnsi="Times New Roman" w:cs="Times New Roman"/>
           <w:color w:val="000000" w:themeColor="text1"/>
@@ -11423,7 +11383,7 @@
     </w:p>
     <w:p>
       <w:pPr>
-        <w:spacing w:after="0" w:line="360" w:lineRule="auto"/>
+        <w:spacing w:after="0"/>
         <w:rPr>
           <w:rFonts w:ascii="Times New Roman" w:eastAsia="Times New Roman" w:hAnsi="Times New Roman" w:cs="Times New Roman"/>
           <w:color w:val="000000" w:themeColor="text1"/>
@@ -11479,7 +11439,7 @@
     </w:p>
     <w:p>
       <w:pPr>
-        <w:spacing w:after="0" w:line="360" w:lineRule="auto"/>
+        <w:spacing w:after="0"/>
         <w:rPr>
           <w:rFonts w:ascii="Times New Roman" w:eastAsia="Times New Roman" w:hAnsi="Times New Roman" w:cs="Times New Roman"/>
           <w:color w:val="000000" w:themeColor="text1"/>
@@ -11535,7 +11495,7 @@
     </w:p>
     <w:p>
       <w:pPr>
-        <w:spacing w:after="0" w:line="360" w:lineRule="auto"/>
+        <w:spacing w:after="0"/>
         <w:rPr>
           <w:rFonts w:ascii="Times New Roman" w:eastAsia="Times New Roman" w:hAnsi="Times New Roman" w:cs="Times New Roman"/>
           <w:color w:val="000000" w:themeColor="text1"/>
@@ -11591,7 +11551,7 @@
     </w:p>
     <w:p>
       <w:pPr>
-        <w:spacing w:after="0" w:line="360" w:lineRule="auto"/>
+        <w:spacing w:after="0"/>
         <w:rPr>
           <w:rFonts w:ascii="Times New Roman" w:eastAsia="Times New Roman" w:hAnsi="Times New Roman" w:cs="Times New Roman"/>
           <w:color w:val="000000" w:themeColor="text1"/>
@@ -11647,7 +11607,7 @@
     </w:p>
     <w:p>
       <w:pPr>
-        <w:spacing w:after="0" w:line="360" w:lineRule="auto"/>
+        <w:spacing w:after="0"/>
         <w:rPr>
           <w:rFonts w:ascii="Times New Roman" w:eastAsia="Times New Roman" w:hAnsi="Times New Roman" w:cs="Times New Roman"/>
           <w:color w:val="000000" w:themeColor="text1"/>
@@ -11703,7 +11663,7 @@
     </w:p>
     <w:p>
       <w:pPr>
-        <w:spacing w:after="0" w:line="360" w:lineRule="auto"/>
+        <w:spacing w:after="0"/>
         <w:rPr>
           <w:rFonts w:ascii="Times New Roman" w:eastAsia="Times New Roman" w:hAnsi="Times New Roman" w:cs="Times New Roman"/>
           <w:color w:val="000000" w:themeColor="text1"/>
@@ -11759,7 +11719,7 @@
     </w:p>
     <w:p>
       <w:pPr>
-        <w:spacing w:after="0" w:line="360" w:lineRule="auto"/>
+        <w:spacing w:after="0"/>
         <w:rPr>
           <w:rFonts w:ascii="Times New Roman" w:eastAsia="Times New Roman" w:hAnsi="Times New Roman" w:cs="Times New Roman"/>
           <w:color w:val="000000" w:themeColor="text1"/>
@@ -11803,7 +11763,7 @@
     </w:p>
     <w:p>
       <w:pPr>
-        <w:spacing w:after="0" w:line="360" w:lineRule="auto"/>
+        <w:spacing w:after="0"/>
         <w:rPr>
           <w:rFonts w:ascii="Times New Roman" w:eastAsia="Times New Roman" w:hAnsi="Times New Roman" w:cs="Times New Roman"/>
           <w:color w:val="000000" w:themeColor="text1"/>
@@ -11859,19 +11819,19 @@
     </w:p>
     <w:p>
       <w:pPr>
-        <w:spacing w:after="0" w:line="360" w:lineRule="auto"/>
-        <w:rPr>
-          <w:rFonts w:ascii="Times New Roman" w:eastAsia="Times New Roman" w:hAnsi="Times New Roman" w:cs="Times New Roman"/>
-          <w:color w:val="000000" w:themeColor="text1"/>
-          <w:sz w:val="24"/>
-          <w:szCs w:val="24"/>
-          <w:lang w:val="en-IN"/>
-        </w:rPr>
-      </w:pPr>
-    </w:p>
-    <w:p>
-      <w:pPr>
-        <w:spacing w:after="0" w:line="360" w:lineRule="auto"/>
+        <w:spacing w:after="0"/>
+        <w:rPr>
+          <w:rFonts w:ascii="Times New Roman" w:eastAsia="Times New Roman" w:hAnsi="Times New Roman" w:cs="Times New Roman"/>
+          <w:color w:val="000000" w:themeColor="text1"/>
+          <w:sz w:val="24"/>
+          <w:szCs w:val="24"/>
+          <w:lang w:val="en-IN"/>
+        </w:rPr>
+      </w:pPr>
+    </w:p>
+    <w:p>
+      <w:pPr>
+        <w:spacing w:after="0"/>
         <w:rPr>
           <w:rFonts w:ascii="Times New Roman" w:eastAsia="Times New Roman" w:hAnsi="Times New Roman" w:cs="Times New Roman"/>
           <w:color w:val="000000" w:themeColor="text1"/>
@@ -11971,7 +11931,7 @@
     </w:p>
     <w:p>
       <w:pPr>
-        <w:spacing w:after="0" w:line="360" w:lineRule="auto"/>
+        <w:spacing w:after="0"/>
         <w:rPr>
           <w:rFonts w:ascii="Times New Roman" w:eastAsia="Times New Roman" w:hAnsi="Times New Roman" w:cs="Times New Roman"/>
           <w:color w:val="000000" w:themeColor="text1"/>
@@ -12027,7 +11987,7 @@
     </w:p>
     <w:p>
       <w:pPr>
-        <w:spacing w:after="0" w:line="360" w:lineRule="auto"/>
+        <w:spacing w:after="0"/>
         <w:rPr>
           <w:rFonts w:ascii="Times New Roman" w:eastAsia="Times New Roman" w:hAnsi="Times New Roman" w:cs="Times New Roman"/>
           <w:color w:val="000000" w:themeColor="text1"/>
@@ -12083,7 +12043,7 @@
     </w:p>
     <w:p>
       <w:pPr>
-        <w:spacing w:after="0" w:line="360" w:lineRule="auto"/>
+        <w:spacing w:after="0"/>
         <w:rPr>
           <w:rFonts w:ascii="Times New Roman" w:eastAsia="Times New Roman" w:hAnsi="Times New Roman" w:cs="Times New Roman"/>
           <w:color w:val="000000" w:themeColor="text1"/>
@@ -12105,7 +12065,7 @@
     </w:p>
     <w:p>
       <w:pPr>
-        <w:spacing w:after="0" w:line="360" w:lineRule="auto"/>
+        <w:spacing w:after="0"/>
         <w:rPr>
           <w:rFonts w:ascii="Times New Roman" w:eastAsia="Times New Roman" w:hAnsi="Times New Roman" w:cs="Times New Roman"/>
           <w:color w:val="000000" w:themeColor="text1"/>
@@ -12127,7 +12087,7 @@
     </w:p>
     <w:p>
       <w:pPr>
-        <w:spacing w:after="0" w:line="360" w:lineRule="auto"/>
+        <w:spacing w:after="0"/>
         <w:rPr>
           <w:rFonts w:ascii="Times New Roman" w:eastAsia="Times New Roman" w:hAnsi="Times New Roman" w:cs="Times New Roman"/>
           <w:color w:val="000000" w:themeColor="text1"/>
@@ -12149,7 +12109,7 @@
     </w:p>
     <w:p>
       <w:pPr>
-        <w:spacing w:after="0" w:line="360" w:lineRule="auto"/>
+        <w:spacing w:after="0"/>
         <w:rPr>
           <w:rFonts w:ascii="Times New Roman" w:eastAsia="Times New Roman" w:hAnsi="Times New Roman" w:cs="Times New Roman"/>
           <w:color w:val="000000" w:themeColor="text1"/>
@@ -12205,7 +12165,7 @@
     </w:p>
     <w:p>
       <w:pPr>
-        <w:spacing w:after="0" w:line="360" w:lineRule="auto"/>
+        <w:spacing w:after="0"/>
         <w:rPr>
           <w:rFonts w:ascii="Times New Roman" w:eastAsia="Times New Roman" w:hAnsi="Times New Roman" w:cs="Times New Roman"/>
           <w:color w:val="000000" w:themeColor="text1"/>
@@ -12261,7 +12221,7 @@
     </w:p>
     <w:p>
       <w:pPr>
-        <w:spacing w:after="0" w:line="360" w:lineRule="auto"/>
+        <w:spacing w:after="0"/>
         <w:rPr>
           <w:rFonts w:ascii="Times New Roman" w:eastAsia="Times New Roman" w:hAnsi="Times New Roman" w:cs="Times New Roman"/>
           <w:color w:val="000000" w:themeColor="text1"/>
@@ -12283,29 +12243,30 @@
     </w:p>
     <w:p>
       <w:pPr>
-        <w:spacing w:after="0" w:line="360" w:lineRule="auto"/>
-        <w:rPr>
-          <w:rFonts w:ascii="Times New Roman" w:eastAsia="Times New Roman" w:hAnsi="Times New Roman" w:cs="Times New Roman"/>
-          <w:color w:val="000000" w:themeColor="text1"/>
-          <w:sz w:val="24"/>
-          <w:szCs w:val="24"/>
-          <w:lang w:val="en-IN"/>
-        </w:rPr>
-      </w:pPr>
-      <w:r>
-        <w:rPr>
-          <w:rFonts w:ascii="Times New Roman" w:eastAsia="Times New Roman" w:hAnsi="Times New Roman" w:cs="Times New Roman"/>
-          <w:color w:val="000000" w:themeColor="text1"/>
-          <w:sz w:val="24"/>
-          <w:szCs w:val="24"/>
-          <w:lang w:val="en-IN"/>
-        </w:rPr>
+        <w:spacing w:after="0"/>
+        <w:rPr>
+          <w:rFonts w:ascii="Times New Roman" w:eastAsia="Times New Roman" w:hAnsi="Times New Roman" w:cs="Times New Roman"/>
+          <w:color w:val="000000" w:themeColor="text1"/>
+          <w:sz w:val="24"/>
+          <w:szCs w:val="24"/>
+          <w:lang w:val="en-IN"/>
+        </w:rPr>
+      </w:pPr>
+      <w:r>
+        <w:rPr>
+          <w:rFonts w:ascii="Times New Roman" w:eastAsia="Times New Roman" w:hAnsi="Times New Roman" w:cs="Times New Roman"/>
+          <w:color w:val="000000" w:themeColor="text1"/>
+          <w:sz w:val="24"/>
+          <w:szCs w:val="24"/>
+          <w:lang w:val="en-IN"/>
+        </w:rPr>
+        <w:lastRenderedPageBreak/>
         <w:t>        }</w:t>
       </w:r>
     </w:p>
     <w:p>
       <w:pPr>
-        <w:spacing w:after="0" w:line="360" w:lineRule="auto"/>
+        <w:spacing w:after="0"/>
         <w:rPr>
           <w:rFonts w:ascii="Times New Roman" w:eastAsia="Times New Roman" w:hAnsi="Times New Roman" w:cs="Times New Roman"/>
           <w:color w:val="000000" w:themeColor="text1"/>
@@ -12327,7 +12288,7 @@
     </w:p>
     <w:p>
       <w:pPr>
-        <w:spacing w:after="0" w:line="360" w:lineRule="auto"/>
+        <w:spacing w:after="0"/>
         <w:rPr>
           <w:rFonts w:ascii="Times New Roman" w:eastAsia="Times New Roman" w:hAnsi="Times New Roman" w:cs="Times New Roman"/>
           <w:color w:val="000000" w:themeColor="text1"/>
@@ -12349,7 +12310,7 @@
     </w:p>
     <w:p>
       <w:pPr>
-        <w:spacing w:after="0" w:line="360" w:lineRule="auto"/>
+        <w:spacing w:after="0"/>
         <w:rPr>
           <w:rFonts w:ascii="Times New Roman" w:eastAsia="Times New Roman" w:hAnsi="Times New Roman" w:cs="Times New Roman"/>
           <w:color w:val="000000" w:themeColor="text1"/>
@@ -12395,7 +12356,7 @@
     </w:p>
     <w:p>
       <w:pPr>
-        <w:spacing w:after="0" w:line="360" w:lineRule="auto"/>
+        <w:spacing w:after="0"/>
         <w:rPr>
           <w:rFonts w:ascii="Times New Roman" w:eastAsia="Times New Roman" w:hAnsi="Times New Roman" w:cs="Times New Roman"/>
           <w:color w:val="000000" w:themeColor="text1"/>
@@ -12451,30 +12412,29 @@
     </w:p>
     <w:p>
       <w:pPr>
-        <w:spacing w:after="0" w:line="360" w:lineRule="auto"/>
-        <w:rPr>
-          <w:rFonts w:ascii="Times New Roman" w:eastAsia="Times New Roman" w:hAnsi="Times New Roman" w:cs="Times New Roman"/>
-          <w:color w:val="000000" w:themeColor="text1"/>
-          <w:sz w:val="24"/>
-          <w:szCs w:val="24"/>
-          <w:lang w:val="en-IN"/>
-        </w:rPr>
-      </w:pPr>
-      <w:r>
-        <w:rPr>
-          <w:rFonts w:ascii="Times New Roman" w:eastAsia="Times New Roman" w:hAnsi="Times New Roman" w:cs="Times New Roman"/>
-          <w:color w:val="000000" w:themeColor="text1"/>
-          <w:sz w:val="24"/>
-          <w:szCs w:val="24"/>
-          <w:lang w:val="en-IN"/>
-        </w:rPr>
-        <w:lastRenderedPageBreak/>
+        <w:spacing w:after="0"/>
+        <w:rPr>
+          <w:rFonts w:ascii="Times New Roman" w:eastAsia="Times New Roman" w:hAnsi="Times New Roman" w:cs="Times New Roman"/>
+          <w:color w:val="000000" w:themeColor="text1"/>
+          <w:sz w:val="24"/>
+          <w:szCs w:val="24"/>
+          <w:lang w:val="en-IN"/>
+        </w:rPr>
+      </w:pPr>
+      <w:r>
+        <w:rPr>
+          <w:rFonts w:ascii="Times New Roman" w:eastAsia="Times New Roman" w:hAnsi="Times New Roman" w:cs="Times New Roman"/>
+          <w:color w:val="000000" w:themeColor="text1"/>
+          <w:sz w:val="24"/>
+          <w:szCs w:val="24"/>
+          <w:lang w:val="en-IN"/>
+        </w:rPr>
         <w:t>                    char confirm;</w:t>
       </w:r>
     </w:p>
     <w:p>
       <w:pPr>
-        <w:spacing w:after="0" w:line="360" w:lineRule="auto"/>
+        <w:spacing w:after="0"/>
         <w:rPr>
           <w:rFonts w:ascii="Times New Roman" w:eastAsia="Times New Roman" w:hAnsi="Times New Roman" w:cs="Times New Roman"/>
           <w:color w:val="000000" w:themeColor="text1"/>
@@ -12530,7 +12490,7 @@
     </w:p>
     <w:p>
       <w:pPr>
-        <w:spacing w:after="0" w:line="360" w:lineRule="auto"/>
+        <w:spacing w:after="0"/>
         <w:rPr>
           <w:rFonts w:ascii="Times New Roman" w:eastAsia="Times New Roman" w:hAnsi="Times New Roman" w:cs="Times New Roman"/>
           <w:color w:val="000000" w:themeColor="text1"/>
@@ -12596,7 +12556,7 @@
     </w:p>
     <w:p>
       <w:pPr>
-        <w:spacing w:after="0" w:line="360" w:lineRule="auto"/>
+        <w:spacing w:after="0"/>
         <w:rPr>
           <w:rFonts w:ascii="Times New Roman" w:eastAsia="Times New Roman" w:hAnsi="Times New Roman" w:cs="Times New Roman"/>
           <w:color w:val="000000" w:themeColor="text1"/>
@@ -12652,7 +12612,7 @@
     </w:p>
     <w:p>
       <w:pPr>
-        <w:spacing w:after="0" w:line="360" w:lineRule="auto"/>
+        <w:spacing w:after="0"/>
         <w:rPr>
           <w:rFonts w:ascii="Times New Roman" w:eastAsia="Times New Roman" w:hAnsi="Times New Roman" w:cs="Times New Roman"/>
           <w:color w:val="000000" w:themeColor="text1"/>
@@ -12674,7 +12634,7 @@
     </w:p>
     <w:p>
       <w:pPr>
-        <w:spacing w:after="0" w:line="360" w:lineRule="auto"/>
+        <w:spacing w:after="0"/>
         <w:rPr>
           <w:rFonts w:ascii="Times New Roman" w:eastAsia="Times New Roman" w:hAnsi="Times New Roman" w:cs="Times New Roman"/>
           <w:color w:val="000000" w:themeColor="text1"/>
@@ -12730,7 +12690,7 @@
     </w:p>
     <w:p>
       <w:pPr>
-        <w:spacing w:after="0" w:line="360" w:lineRule="auto"/>
+        <w:spacing w:after="0"/>
         <w:rPr>
           <w:rFonts w:ascii="Times New Roman" w:eastAsia="Times New Roman" w:hAnsi="Times New Roman" w:cs="Times New Roman"/>
           <w:color w:val="000000" w:themeColor="text1"/>
@@ -12776,7 +12736,7 @@
     </w:p>
     <w:p>
       <w:pPr>
-        <w:spacing w:after="0" w:line="360" w:lineRule="auto"/>
+        <w:spacing w:after="0"/>
         <w:rPr>
           <w:rFonts w:ascii="Times New Roman" w:eastAsia="Times New Roman" w:hAnsi="Times New Roman" w:cs="Times New Roman"/>
           <w:color w:val="000000" w:themeColor="text1"/>
@@ -12832,7 +12792,7 @@
     </w:p>
     <w:p>
       <w:pPr>
-        <w:spacing w:after="0" w:line="360" w:lineRule="auto"/>
+        <w:spacing w:after="0"/>
         <w:rPr>
           <w:rFonts w:ascii="Times New Roman" w:eastAsia="Times New Roman" w:hAnsi="Times New Roman" w:cs="Times New Roman"/>
           <w:color w:val="000000" w:themeColor="text1"/>
@@ -12854,7 +12814,7 @@
     </w:p>
     <w:p>
       <w:pPr>
-        <w:spacing w:after="0" w:line="360" w:lineRule="auto"/>
+        <w:spacing w:after="0"/>
         <w:rPr>
           <w:rFonts w:ascii="Times New Roman" w:eastAsia="Times New Roman" w:hAnsi="Times New Roman" w:cs="Times New Roman"/>
           <w:color w:val="000000" w:themeColor="text1"/>
@@ -12932,7 +12892,7 @@
     </w:p>
     <w:p>
       <w:pPr>
-        <w:spacing w:after="0" w:line="360" w:lineRule="auto"/>
+        <w:spacing w:after="0"/>
         <w:rPr>
           <w:rFonts w:ascii="Times New Roman" w:eastAsia="Times New Roman" w:hAnsi="Times New Roman" w:cs="Times New Roman"/>
           <w:color w:val="000000" w:themeColor="text1"/>
@@ -12998,7 +12958,7 @@
     </w:p>
     <w:p>
       <w:pPr>
-        <w:spacing w:after="0" w:line="360" w:lineRule="auto"/>
+        <w:spacing w:after="0"/>
         <w:rPr>
           <w:rFonts w:ascii="Times New Roman" w:eastAsia="Times New Roman" w:hAnsi="Times New Roman" w:cs="Times New Roman"/>
           <w:color w:val="000000" w:themeColor="text1"/>
@@ -13044,7 +13004,7 @@
     </w:p>
     <w:p>
       <w:pPr>
-        <w:spacing w:after="0" w:line="360" w:lineRule="auto"/>
+        <w:spacing w:after="0"/>
         <w:rPr>
           <w:rFonts w:ascii="Times New Roman" w:eastAsia="Times New Roman" w:hAnsi="Times New Roman" w:cs="Times New Roman"/>
           <w:color w:val="000000" w:themeColor="text1"/>
@@ -13066,19 +13026,19 @@
     </w:p>
     <w:p>
       <w:pPr>
-        <w:spacing w:after="0" w:line="360" w:lineRule="auto"/>
-        <w:rPr>
-          <w:rFonts w:ascii="Times New Roman" w:eastAsia="Times New Roman" w:hAnsi="Times New Roman" w:cs="Times New Roman"/>
-          <w:color w:val="000000" w:themeColor="text1"/>
-          <w:sz w:val="24"/>
-          <w:szCs w:val="24"/>
-          <w:lang w:val="en-IN"/>
-        </w:rPr>
-      </w:pPr>
-    </w:p>
-    <w:p>
-      <w:pPr>
-        <w:spacing w:after="0" w:line="360" w:lineRule="auto"/>
+        <w:spacing w:after="0"/>
+        <w:rPr>
+          <w:rFonts w:ascii="Times New Roman" w:eastAsia="Times New Roman" w:hAnsi="Times New Roman" w:cs="Times New Roman"/>
+          <w:color w:val="000000" w:themeColor="text1"/>
+          <w:sz w:val="24"/>
+          <w:szCs w:val="24"/>
+          <w:lang w:val="en-IN"/>
+        </w:rPr>
+      </w:pPr>
+    </w:p>
+    <w:p>
+      <w:pPr>
+        <w:spacing w:after="0"/>
         <w:rPr>
           <w:rFonts w:ascii="Times New Roman" w:eastAsia="Times New Roman" w:hAnsi="Times New Roman" w:cs="Times New Roman"/>
           <w:color w:val="000000" w:themeColor="text1"/>
@@ -13100,7 +13060,7 @@
     </w:p>
     <w:p>
       <w:pPr>
-        <w:spacing w:after="0" w:line="360" w:lineRule="auto"/>
+        <w:spacing w:after="0"/>
         <w:rPr>
           <w:rFonts w:ascii="Times New Roman" w:eastAsia="Times New Roman" w:hAnsi="Times New Roman" w:cs="Times New Roman"/>
           <w:color w:val="000000" w:themeColor="text1"/>
@@ -13146,7 +13106,7 @@
     </w:p>
     <w:p>
       <w:pPr>
-        <w:spacing w:after="0" w:line="360" w:lineRule="auto"/>
+        <w:spacing w:after="0"/>
         <w:rPr>
           <w:rFonts w:ascii="Times New Roman" w:eastAsia="Times New Roman" w:hAnsi="Times New Roman" w:cs="Times New Roman"/>
           <w:color w:val="000000" w:themeColor="text1"/>
@@ -13202,7 +13162,7 @@
     </w:p>
     <w:p>
       <w:pPr>
-        <w:spacing w:after="0" w:line="360" w:lineRule="auto"/>
+        <w:spacing w:after="0"/>
         <w:rPr>
           <w:rFonts w:ascii="Times New Roman" w:eastAsia="Times New Roman" w:hAnsi="Times New Roman" w:cs="Times New Roman"/>
           <w:color w:val="000000" w:themeColor="text1"/>
@@ -13224,7 +13184,7 @@
     </w:p>
     <w:p>
       <w:pPr>
-        <w:spacing w:after="0" w:line="360" w:lineRule="auto"/>
+        <w:spacing w:after="0"/>
         <w:rPr>
           <w:rFonts w:ascii="Times New Roman" w:eastAsia="Times New Roman" w:hAnsi="Times New Roman" w:cs="Times New Roman"/>
           <w:color w:val="000000" w:themeColor="text1"/>
@@ -13246,7 +13206,7 @@
     </w:p>
     <w:p>
       <w:pPr>
-        <w:spacing w:after="0" w:line="360" w:lineRule="auto"/>
+        <w:spacing w:after="0"/>
         <w:rPr>
           <w:rFonts w:ascii="Times New Roman" w:eastAsia="Times New Roman" w:hAnsi="Times New Roman" w:cs="Times New Roman"/>
           <w:color w:val="000000" w:themeColor="text1"/>
@@ -13324,7 +13284,7 @@
     </w:p>
     <w:p>
       <w:pPr>
-        <w:spacing w:after="0" w:line="360" w:lineRule="auto"/>
+        <w:spacing w:after="0"/>
         <w:rPr>
           <w:rFonts w:ascii="Times New Roman" w:eastAsia="Times New Roman" w:hAnsi="Times New Roman" w:cs="Times New Roman"/>
           <w:color w:val="000000" w:themeColor="text1"/>
@@ -13380,7 +13340,7 @@
     </w:p>
     <w:p>
       <w:pPr>
-        <w:spacing w:after="0" w:line="360" w:lineRule="auto"/>
+        <w:spacing w:after="0"/>
         <w:rPr>
           <w:rFonts w:ascii="Times New Roman" w:eastAsia="Times New Roman" w:hAnsi="Times New Roman" w:cs="Times New Roman"/>
           <w:color w:val="000000" w:themeColor="text1"/>
@@ -13402,7 +13362,7 @@
     </w:p>
     <w:p>
       <w:pPr>
-        <w:spacing w:after="0" w:line="360" w:lineRule="auto"/>
+        <w:spacing w:after="0"/>
         <w:rPr>
           <w:rFonts w:ascii="Times New Roman" w:eastAsia="Times New Roman" w:hAnsi="Times New Roman" w:cs="Times New Roman"/>
           <w:color w:val="000000" w:themeColor="text1"/>
@@ -13424,19 +13384,19 @@
     </w:p>
     <w:p>
       <w:pPr>
-        <w:spacing w:after="0" w:line="360" w:lineRule="auto"/>
-        <w:rPr>
-          <w:rFonts w:ascii="Times New Roman" w:eastAsia="Times New Roman" w:hAnsi="Times New Roman" w:cs="Times New Roman"/>
-          <w:color w:val="000000" w:themeColor="text1"/>
-          <w:sz w:val="24"/>
-          <w:szCs w:val="24"/>
-          <w:lang w:val="en-IN"/>
-        </w:rPr>
-      </w:pPr>
-    </w:p>
-    <w:p>
-      <w:pPr>
-        <w:spacing w:after="0" w:line="360" w:lineRule="auto"/>
+        <w:spacing w:after="0"/>
+        <w:rPr>
+          <w:rFonts w:ascii="Times New Roman" w:eastAsia="Times New Roman" w:hAnsi="Times New Roman" w:cs="Times New Roman"/>
+          <w:color w:val="000000" w:themeColor="text1"/>
+          <w:sz w:val="24"/>
+          <w:szCs w:val="24"/>
+          <w:lang w:val="en-IN"/>
+        </w:rPr>
+      </w:pPr>
+    </w:p>
+    <w:p>
+      <w:pPr>
+        <w:spacing w:after="0"/>
         <w:rPr>
           <w:rFonts w:ascii="Times New Roman" w:eastAsia="Times New Roman" w:hAnsi="Times New Roman" w:cs="Times New Roman"/>
           <w:color w:val="000000" w:themeColor="text1"/>
@@ -13458,7 +13418,7 @@
     </w:p>
     <w:p>
       <w:pPr>
-        <w:spacing w:after="0" w:line="360" w:lineRule="auto"/>
+        <w:spacing w:after="0"/>
         <w:rPr>
           <w:rFonts w:ascii="Times New Roman" w:eastAsia="Times New Roman" w:hAnsi="Times New Roman" w:cs="Times New Roman"/>
           <w:color w:val="000000" w:themeColor="text1"/>
@@ -13514,7 +13474,7 @@
     </w:p>
     <w:p>
       <w:pPr>
-        <w:spacing w:after="0" w:line="360" w:lineRule="auto"/>
+        <w:spacing w:after="0"/>
         <w:rPr>
           <w:rFonts w:ascii="Times New Roman" w:eastAsia="Times New Roman" w:hAnsi="Times New Roman" w:cs="Times New Roman"/>
           <w:color w:val="000000" w:themeColor="text1"/>
@@ -13560,24 +13520,23 @@
     </w:p>
     <w:p>
       <w:pPr>
-        <w:spacing w:after="0" w:line="360" w:lineRule="auto"/>
-        <w:rPr>
-          <w:rFonts w:ascii="Times New Roman" w:eastAsia="Times New Roman" w:hAnsi="Times New Roman" w:cs="Times New Roman"/>
-          <w:color w:val="000000" w:themeColor="text1"/>
-          <w:sz w:val="24"/>
-          <w:szCs w:val="24"/>
-          <w:lang w:val="en-IN"/>
-        </w:rPr>
-      </w:pPr>
-      <w:r>
-        <w:rPr>
-          <w:rFonts w:ascii="Times New Roman" w:eastAsia="Times New Roman" w:hAnsi="Times New Roman" w:cs="Times New Roman"/>
-          <w:color w:val="000000" w:themeColor="text1"/>
-          <w:sz w:val="24"/>
-          <w:szCs w:val="24"/>
-          <w:lang w:val="en-IN"/>
-        </w:rPr>
-        <w:lastRenderedPageBreak/>
+        <w:spacing w:after="0"/>
+        <w:rPr>
+          <w:rFonts w:ascii="Times New Roman" w:eastAsia="Times New Roman" w:hAnsi="Times New Roman" w:cs="Times New Roman"/>
+          <w:color w:val="000000" w:themeColor="text1"/>
+          <w:sz w:val="24"/>
+          <w:szCs w:val="24"/>
+          <w:lang w:val="en-IN"/>
+        </w:rPr>
+      </w:pPr>
+      <w:r>
+        <w:rPr>
+          <w:rFonts w:ascii="Times New Roman" w:eastAsia="Times New Roman" w:hAnsi="Times New Roman" w:cs="Times New Roman"/>
+          <w:color w:val="000000" w:themeColor="text1"/>
+          <w:sz w:val="24"/>
+          <w:szCs w:val="24"/>
+          <w:lang w:val="en-IN"/>
+        </w:rPr>
         <w:t xml:space="preserve">                    </w:t>
       </w:r>
       <w:proofErr w:type="spellStart"/>
@@ -13607,7 +13566,7 @@
     </w:p>
     <w:p>
       <w:pPr>
-        <w:spacing w:after="0" w:line="360" w:lineRule="auto"/>
+        <w:spacing w:after="0"/>
         <w:rPr>
           <w:rFonts w:ascii="Times New Roman" w:eastAsia="Times New Roman" w:hAnsi="Times New Roman" w:cs="Times New Roman"/>
           <w:color w:val="000000" w:themeColor="text1"/>
@@ -13629,41 +13588,42 @@
     </w:p>
     <w:p>
       <w:pPr>
-        <w:spacing w:after="0" w:line="360" w:lineRule="auto"/>
-        <w:rPr>
-          <w:rFonts w:ascii="Times New Roman" w:eastAsia="Times New Roman" w:hAnsi="Times New Roman" w:cs="Times New Roman"/>
-          <w:color w:val="000000" w:themeColor="text1"/>
-          <w:sz w:val="24"/>
-          <w:szCs w:val="24"/>
-          <w:lang w:val="en-IN"/>
-        </w:rPr>
-      </w:pPr>
-      <w:r>
-        <w:rPr>
-          <w:rFonts w:ascii="Times New Roman" w:eastAsia="Times New Roman" w:hAnsi="Times New Roman" w:cs="Times New Roman"/>
-          <w:color w:val="000000" w:themeColor="text1"/>
-          <w:sz w:val="24"/>
-          <w:szCs w:val="24"/>
-          <w:lang w:val="en-IN"/>
-        </w:rPr>
+        <w:spacing w:after="0"/>
+        <w:rPr>
+          <w:rFonts w:ascii="Times New Roman" w:eastAsia="Times New Roman" w:hAnsi="Times New Roman" w:cs="Times New Roman"/>
+          <w:color w:val="000000" w:themeColor="text1"/>
+          <w:sz w:val="24"/>
+          <w:szCs w:val="24"/>
+          <w:lang w:val="en-IN"/>
+        </w:rPr>
+      </w:pPr>
+      <w:r>
+        <w:rPr>
+          <w:rFonts w:ascii="Times New Roman" w:eastAsia="Times New Roman" w:hAnsi="Times New Roman" w:cs="Times New Roman"/>
+          <w:color w:val="000000" w:themeColor="text1"/>
+          <w:sz w:val="24"/>
+          <w:szCs w:val="24"/>
+          <w:lang w:val="en-IN"/>
+        </w:rPr>
+        <w:lastRenderedPageBreak/>
         <w:t>                }</w:t>
       </w:r>
     </w:p>
     <w:p>
       <w:pPr>
-        <w:spacing w:after="0" w:line="360" w:lineRule="auto"/>
-        <w:rPr>
-          <w:rFonts w:ascii="Times New Roman" w:eastAsia="Times New Roman" w:hAnsi="Times New Roman" w:cs="Times New Roman"/>
-          <w:color w:val="000000" w:themeColor="text1"/>
-          <w:sz w:val="24"/>
-          <w:szCs w:val="24"/>
-          <w:lang w:val="en-IN"/>
-        </w:rPr>
-      </w:pPr>
-    </w:p>
-    <w:p>
-      <w:pPr>
-        <w:spacing w:after="0" w:line="360" w:lineRule="auto"/>
+        <w:spacing w:after="0"/>
+        <w:rPr>
+          <w:rFonts w:ascii="Times New Roman" w:eastAsia="Times New Roman" w:hAnsi="Times New Roman" w:cs="Times New Roman"/>
+          <w:color w:val="000000" w:themeColor="text1"/>
+          <w:sz w:val="24"/>
+          <w:szCs w:val="24"/>
+          <w:lang w:val="en-IN"/>
+        </w:rPr>
+      </w:pPr>
+    </w:p>
+    <w:p>
+      <w:pPr>
+        <w:spacing w:after="0"/>
         <w:rPr>
           <w:rFonts w:ascii="Times New Roman" w:eastAsia="Times New Roman" w:hAnsi="Times New Roman" w:cs="Times New Roman"/>
           <w:color w:val="000000" w:themeColor="text1"/>
@@ -13709,7 +13669,7 @@
     </w:p>
     <w:p>
       <w:pPr>
-        <w:spacing w:after="0" w:line="360" w:lineRule="auto"/>
+        <w:spacing w:after="0"/>
         <w:rPr>
           <w:rFonts w:ascii="Times New Roman" w:eastAsia="Times New Roman" w:hAnsi="Times New Roman" w:cs="Times New Roman"/>
           <w:color w:val="000000" w:themeColor="text1"/>
@@ -13765,7 +13725,7 @@
     </w:p>
     <w:p>
       <w:pPr>
-        <w:spacing w:after="0" w:line="360" w:lineRule="auto"/>
+        <w:spacing w:after="0"/>
         <w:rPr>
           <w:rFonts w:ascii="Times New Roman" w:eastAsia="Times New Roman" w:hAnsi="Times New Roman" w:cs="Times New Roman"/>
           <w:color w:val="000000" w:themeColor="text1"/>
@@ -13787,7 +13747,7 @@
     </w:p>
     <w:p>
       <w:pPr>
-        <w:spacing w:after="0" w:line="360" w:lineRule="auto"/>
+        <w:spacing w:after="0"/>
         <w:rPr>
           <w:rFonts w:ascii="Times New Roman" w:eastAsia="Times New Roman" w:hAnsi="Times New Roman" w:cs="Times New Roman"/>
           <w:color w:val="000000" w:themeColor="text1"/>
@@ -13809,7 +13769,7 @@
     </w:p>
     <w:p>
       <w:pPr>
-        <w:spacing w:after="0" w:line="360" w:lineRule="auto"/>
+        <w:spacing w:after="0"/>
         <w:rPr>
           <w:rFonts w:ascii="Times New Roman" w:eastAsia="Times New Roman" w:hAnsi="Times New Roman" w:cs="Times New Roman"/>
           <w:color w:val="000000" w:themeColor="text1"/>
@@ -13855,7 +13815,7 @@
     </w:p>
     <w:p>
       <w:pPr>
-        <w:spacing w:after="0" w:line="360" w:lineRule="auto"/>
+        <w:spacing w:after="0"/>
         <w:rPr>
           <w:rFonts w:ascii="Times New Roman" w:eastAsia="Times New Roman" w:hAnsi="Times New Roman" w:cs="Times New Roman"/>
           <w:color w:val="000000" w:themeColor="text1"/>
@@ -13911,7 +13871,7 @@
     </w:p>
     <w:p>
       <w:pPr>
-        <w:spacing w:after="0" w:line="360" w:lineRule="auto"/>
+        <w:spacing w:after="0"/>
         <w:rPr>
           <w:rFonts w:ascii="Times New Roman" w:eastAsia="Times New Roman" w:hAnsi="Times New Roman" w:cs="Times New Roman"/>
           <w:color w:val="000000" w:themeColor="text1"/>
@@ -13967,7 +13927,7 @@
     </w:p>
     <w:p>
       <w:pPr>
-        <w:spacing w:after="0" w:line="360" w:lineRule="auto"/>
+        <w:spacing w:after="0"/>
         <w:rPr>
           <w:rFonts w:ascii="Times New Roman" w:eastAsia="Times New Roman" w:hAnsi="Times New Roman" w:cs="Times New Roman"/>
           <w:color w:val="000000" w:themeColor="text1"/>
@@ -13989,7 +13949,7 @@
     </w:p>
     <w:p>
       <w:pPr>
-        <w:spacing w:after="0" w:line="360" w:lineRule="auto"/>
+        <w:spacing w:after="0"/>
         <w:rPr>
           <w:rFonts w:ascii="Times New Roman" w:eastAsia="Times New Roman" w:hAnsi="Times New Roman" w:cs="Times New Roman"/>
           <w:color w:val="000000" w:themeColor="text1"/>
@@ -14011,19 +13971,19 @@
     </w:p>
     <w:p>
       <w:pPr>
-        <w:spacing w:after="0" w:line="360" w:lineRule="auto"/>
-        <w:rPr>
-          <w:rFonts w:ascii="Times New Roman" w:eastAsia="Times New Roman" w:hAnsi="Times New Roman" w:cs="Times New Roman"/>
-          <w:color w:val="000000" w:themeColor="text1"/>
-          <w:sz w:val="24"/>
-          <w:szCs w:val="24"/>
-          <w:lang w:val="en-IN"/>
-        </w:rPr>
-      </w:pPr>
-    </w:p>
-    <w:p>
-      <w:pPr>
-        <w:spacing w:after="0" w:line="360" w:lineRule="auto"/>
+        <w:spacing w:after="0"/>
+        <w:rPr>
+          <w:rFonts w:ascii="Times New Roman" w:eastAsia="Times New Roman" w:hAnsi="Times New Roman" w:cs="Times New Roman"/>
+          <w:color w:val="000000" w:themeColor="text1"/>
+          <w:sz w:val="24"/>
+          <w:szCs w:val="24"/>
+          <w:lang w:val="en-IN"/>
+        </w:rPr>
+      </w:pPr>
+    </w:p>
+    <w:p>
+      <w:pPr>
+        <w:spacing w:after="0"/>
         <w:rPr>
           <w:rFonts w:ascii="Times New Roman" w:eastAsia="Times New Roman" w:hAnsi="Times New Roman" w:cs="Times New Roman"/>
           <w:color w:val="000000" w:themeColor="text1"/>
@@ -14079,7 +14039,7 @@
     </w:p>
     <w:p>
       <w:pPr>
-        <w:spacing w:after="0" w:line="360" w:lineRule="auto"/>
+        <w:spacing w:after="0"/>
         <w:rPr>
           <w:rFonts w:ascii="Times New Roman" w:eastAsia="Times New Roman" w:hAnsi="Times New Roman" w:cs="Times New Roman"/>
           <w:color w:val="000000" w:themeColor="text1"/>
@@ -14135,7 +14095,7 @@
     </w:p>
     <w:p>
       <w:pPr>
-        <w:spacing w:after="0" w:line="360" w:lineRule="auto"/>
+        <w:spacing w:after="0"/>
         <w:rPr>
           <w:rFonts w:ascii="Times New Roman" w:eastAsia="Times New Roman" w:hAnsi="Times New Roman" w:cs="Times New Roman"/>
           <w:color w:val="000000" w:themeColor="text1"/>
@@ -14213,7 +14173,7 @@
     </w:p>
     <w:p>
       <w:pPr>
-        <w:spacing w:after="0" w:line="360" w:lineRule="auto"/>
+        <w:spacing w:after="0"/>
         <w:rPr>
           <w:rFonts w:ascii="Times New Roman" w:eastAsia="Times New Roman" w:hAnsi="Times New Roman" w:cs="Times New Roman"/>
           <w:color w:val="000000" w:themeColor="text1"/>
@@ -14293,7 +14253,7 @@
     </w:p>
     <w:p>
       <w:pPr>
-        <w:spacing w:after="0" w:line="360" w:lineRule="auto"/>
+        <w:spacing w:after="0"/>
         <w:rPr>
           <w:rFonts w:ascii="Times New Roman" w:eastAsia="Times New Roman" w:hAnsi="Times New Roman" w:cs="Times New Roman"/>
           <w:color w:val="000000" w:themeColor="text1"/>
@@ -14349,7 +14309,7 @@
     </w:p>
     <w:p>
       <w:pPr>
-        <w:spacing w:after="0" w:line="360" w:lineRule="auto"/>
+        <w:spacing w:after="0"/>
         <w:rPr>
           <w:rFonts w:ascii="Times New Roman" w:eastAsia="Times New Roman" w:hAnsi="Times New Roman" w:cs="Times New Roman"/>
           <w:color w:val="000000" w:themeColor="text1"/>
@@ -14395,7 +14355,7 @@
     </w:p>
     <w:p>
       <w:pPr>
-        <w:spacing w:after="0" w:line="360" w:lineRule="auto"/>
+        <w:spacing w:after="0"/>
         <w:rPr>
           <w:rFonts w:ascii="Times New Roman" w:eastAsia="Times New Roman" w:hAnsi="Times New Roman" w:cs="Times New Roman"/>
           <w:color w:val="000000" w:themeColor="text1"/>
@@ -14417,7 +14377,7 @@
     </w:p>
     <w:p>
       <w:pPr>
-        <w:spacing w:after="0" w:line="360" w:lineRule="auto"/>
+        <w:spacing w:after="0"/>
         <w:rPr>
           <w:rFonts w:ascii="Times New Roman" w:eastAsia="Times New Roman" w:hAnsi="Times New Roman" w:cs="Times New Roman"/>
           <w:color w:val="000000" w:themeColor="text1"/>
@@ -14473,7 +14433,7 @@
     </w:p>
     <w:p>
       <w:pPr>
-        <w:spacing w:after="0" w:line="360" w:lineRule="auto"/>
+        <w:spacing w:after="0"/>
         <w:rPr>
           <w:rFonts w:ascii="Times New Roman" w:eastAsia="Times New Roman" w:hAnsi="Times New Roman" w:cs="Times New Roman"/>
           <w:color w:val="000000" w:themeColor="text1"/>
@@ -14495,7 +14455,7 @@
     </w:p>
     <w:p>
       <w:pPr>
-        <w:spacing w:after="0" w:line="360" w:lineRule="auto"/>
+        <w:spacing w:after="0"/>
         <w:rPr>
           <w:rFonts w:ascii="Times New Roman" w:eastAsia="Times New Roman" w:hAnsi="Times New Roman" w:cs="Times New Roman"/>
           <w:color w:val="000000" w:themeColor="text1"/>
@@ -14517,19 +14477,19 @@
     </w:p>
     <w:p>
       <w:pPr>
-        <w:spacing w:after="0" w:line="360" w:lineRule="auto"/>
-        <w:rPr>
-          <w:rFonts w:ascii="Times New Roman" w:eastAsia="Times New Roman" w:hAnsi="Times New Roman" w:cs="Times New Roman"/>
-          <w:color w:val="000000" w:themeColor="text1"/>
-          <w:sz w:val="24"/>
-          <w:szCs w:val="24"/>
-          <w:lang w:val="en-IN"/>
-        </w:rPr>
-      </w:pPr>
-    </w:p>
-    <w:p>
-      <w:pPr>
-        <w:spacing w:after="0" w:line="360" w:lineRule="auto"/>
+        <w:spacing w:after="0"/>
+        <w:rPr>
+          <w:rFonts w:ascii="Times New Roman" w:eastAsia="Times New Roman" w:hAnsi="Times New Roman" w:cs="Times New Roman"/>
+          <w:color w:val="000000" w:themeColor="text1"/>
+          <w:sz w:val="24"/>
+          <w:szCs w:val="24"/>
+          <w:lang w:val="en-IN"/>
+        </w:rPr>
+      </w:pPr>
+    </w:p>
+    <w:p>
+      <w:pPr>
+        <w:spacing w:after="0"/>
         <w:rPr>
           <w:rFonts w:ascii="Times New Roman" w:eastAsia="Times New Roman" w:hAnsi="Times New Roman" w:cs="Times New Roman"/>
           <w:color w:val="000000" w:themeColor="text1"/>
@@ -14551,7 +14511,7 @@
     </w:p>
     <w:p>
       <w:pPr>
-        <w:spacing w:after="0" w:line="360" w:lineRule="auto"/>
+        <w:spacing w:after="0"/>
         <w:rPr>
           <w:rFonts w:ascii="Times New Roman" w:eastAsia="Times New Roman" w:hAnsi="Times New Roman" w:cs="Times New Roman"/>
           <w:color w:val="000000" w:themeColor="text1"/>
@@ -14597,24 +14557,23 @@
     </w:p>
     <w:p>
       <w:pPr>
-        <w:spacing w:after="0" w:line="360" w:lineRule="auto"/>
-        <w:rPr>
-          <w:rFonts w:ascii="Times New Roman" w:eastAsia="Times New Roman" w:hAnsi="Times New Roman" w:cs="Times New Roman"/>
-          <w:color w:val="000000" w:themeColor="text1"/>
-          <w:sz w:val="24"/>
-          <w:szCs w:val="24"/>
-          <w:lang w:val="en-IN"/>
-        </w:rPr>
-      </w:pPr>
-      <w:r>
-        <w:rPr>
-          <w:rFonts w:ascii="Times New Roman" w:eastAsia="Times New Roman" w:hAnsi="Times New Roman" w:cs="Times New Roman"/>
-          <w:color w:val="000000" w:themeColor="text1"/>
-          <w:sz w:val="24"/>
-          <w:szCs w:val="24"/>
-          <w:lang w:val="en-IN"/>
-        </w:rPr>
-        <w:lastRenderedPageBreak/>
+        <w:spacing w:after="0"/>
+        <w:rPr>
+          <w:rFonts w:ascii="Times New Roman" w:eastAsia="Times New Roman" w:hAnsi="Times New Roman" w:cs="Times New Roman"/>
+          <w:color w:val="000000" w:themeColor="text1"/>
+          <w:sz w:val="24"/>
+          <w:szCs w:val="24"/>
+          <w:lang w:val="en-IN"/>
+        </w:rPr>
+      </w:pPr>
+      <w:r>
+        <w:rPr>
+          <w:rFonts w:ascii="Times New Roman" w:eastAsia="Times New Roman" w:hAnsi="Times New Roman" w:cs="Times New Roman"/>
+          <w:color w:val="000000" w:themeColor="text1"/>
+          <w:sz w:val="24"/>
+          <w:szCs w:val="24"/>
+          <w:lang w:val="en-IN"/>
+        </w:rPr>
         <w:t xml:space="preserve">                    </w:t>
       </w:r>
       <w:proofErr w:type="spellStart"/>
@@ -14654,7 +14613,7 @@
     </w:p>
     <w:p>
       <w:pPr>
-        <w:spacing w:after="0" w:line="360" w:lineRule="auto"/>
+        <w:spacing w:after="0"/>
         <w:rPr>
           <w:rFonts w:ascii="Times New Roman" w:eastAsia="Times New Roman" w:hAnsi="Times New Roman" w:cs="Times New Roman"/>
           <w:color w:val="000000" w:themeColor="text1"/>
@@ -14676,7 +14635,7 @@
     </w:p>
     <w:p>
       <w:pPr>
-        <w:spacing w:after="0" w:line="360" w:lineRule="auto"/>
+        <w:spacing w:after="0"/>
         <w:rPr>
           <w:rFonts w:ascii="Times New Roman" w:eastAsia="Times New Roman" w:hAnsi="Times New Roman" w:cs="Times New Roman"/>
           <w:color w:val="000000" w:themeColor="text1"/>
@@ -14732,7 +14691,7 @@
     </w:p>
     <w:p>
       <w:pPr>
-        <w:spacing w:after="0" w:line="360" w:lineRule="auto"/>
+        <w:spacing w:after="0"/>
         <w:rPr>
           <w:rFonts w:ascii="Times New Roman" w:eastAsia="Times New Roman" w:hAnsi="Times New Roman" w:cs="Times New Roman"/>
           <w:color w:val="000000" w:themeColor="text1"/>
@@ -14798,7 +14757,7 @@
     </w:p>
     <w:p>
       <w:pPr>
-        <w:spacing w:after="0" w:line="360" w:lineRule="auto"/>
+        <w:spacing w:after="0"/>
         <w:rPr>
           <w:rFonts w:ascii="Times New Roman" w:eastAsia="Times New Roman" w:hAnsi="Times New Roman" w:cs="Times New Roman"/>
           <w:color w:val="000000" w:themeColor="text1"/>
@@ -14854,7 +14813,7 @@
     </w:p>
     <w:p>
       <w:pPr>
-        <w:spacing w:after="0" w:line="360" w:lineRule="auto"/>
+        <w:spacing w:after="0"/>
         <w:rPr>
           <w:rFonts w:ascii="Times New Roman" w:eastAsia="Times New Roman" w:hAnsi="Times New Roman" w:cs="Times New Roman"/>
           <w:color w:val="000000" w:themeColor="text1"/>
@@ -14900,7 +14859,7 @@
     </w:p>
     <w:p>
       <w:pPr>
-        <w:spacing w:after="0" w:line="360" w:lineRule="auto"/>
+        <w:spacing w:after="0"/>
         <w:rPr>
           <w:rFonts w:ascii="Times New Roman" w:eastAsia="Times New Roman" w:hAnsi="Times New Roman" w:cs="Times New Roman"/>
           <w:color w:val="000000" w:themeColor="text1"/>
@@ -14956,7 +14915,7 @@
     </w:p>
     <w:p>
       <w:pPr>
-        <w:spacing w:after="0" w:line="360" w:lineRule="auto"/>
+        <w:spacing w:after="0"/>
         <w:rPr>
           <w:rFonts w:ascii="Times New Roman" w:eastAsia="Times New Roman" w:hAnsi="Times New Roman" w:cs="Times New Roman"/>
           <w:color w:val="000000" w:themeColor="text1"/>
@@ -14978,7 +14937,7 @@
     </w:p>
     <w:p>
       <w:pPr>
-        <w:spacing w:after="0" w:line="360" w:lineRule="auto"/>
+        <w:spacing w:after="0"/>
         <w:rPr>
           <w:rFonts w:ascii="Times New Roman" w:eastAsia="Times New Roman" w:hAnsi="Times New Roman" w:cs="Times New Roman"/>
           <w:color w:val="000000" w:themeColor="text1"/>
@@ -15000,29 +14959,30 @@
     </w:p>
     <w:p>
       <w:pPr>
-        <w:spacing w:after="0" w:line="360" w:lineRule="auto"/>
-        <w:rPr>
-          <w:rFonts w:ascii="Times New Roman" w:eastAsia="Times New Roman" w:hAnsi="Times New Roman" w:cs="Times New Roman"/>
-          <w:color w:val="000000" w:themeColor="text1"/>
-          <w:sz w:val="24"/>
-          <w:szCs w:val="24"/>
-          <w:lang w:val="en-IN"/>
-        </w:rPr>
-      </w:pPr>
-      <w:r>
-        <w:rPr>
-          <w:rFonts w:ascii="Times New Roman" w:eastAsia="Times New Roman" w:hAnsi="Times New Roman" w:cs="Times New Roman"/>
-          <w:color w:val="000000" w:themeColor="text1"/>
-          <w:sz w:val="24"/>
-          <w:szCs w:val="24"/>
-          <w:lang w:val="en-IN"/>
-        </w:rPr>
+        <w:spacing w:after="0"/>
+        <w:rPr>
+          <w:rFonts w:ascii="Times New Roman" w:eastAsia="Times New Roman" w:hAnsi="Times New Roman" w:cs="Times New Roman"/>
+          <w:color w:val="000000" w:themeColor="text1"/>
+          <w:sz w:val="24"/>
+          <w:szCs w:val="24"/>
+          <w:lang w:val="en-IN"/>
+        </w:rPr>
+      </w:pPr>
+      <w:r>
+        <w:rPr>
+          <w:rFonts w:ascii="Times New Roman" w:eastAsia="Times New Roman" w:hAnsi="Times New Roman" w:cs="Times New Roman"/>
+          <w:color w:val="000000" w:themeColor="text1"/>
+          <w:sz w:val="24"/>
+          <w:szCs w:val="24"/>
+          <w:lang w:val="en-IN"/>
+        </w:rPr>
+        <w:lastRenderedPageBreak/>
         <w:t>                }</w:t>
       </w:r>
     </w:p>
     <w:p>
       <w:pPr>
-        <w:spacing w:after="0" w:line="360" w:lineRule="auto"/>
+        <w:spacing w:after="0"/>
         <w:rPr>
           <w:rFonts w:ascii="Times New Roman" w:eastAsia="Times New Roman" w:hAnsi="Times New Roman" w:cs="Times New Roman"/>
           <w:color w:val="000000" w:themeColor="text1"/>
@@ -15068,7 +15028,7 @@
     </w:p>
     <w:p>
       <w:pPr>
-        <w:spacing w:after="0" w:line="360" w:lineRule="auto"/>
+        <w:spacing w:after="0"/>
         <w:rPr>
           <w:rFonts w:ascii="Times New Roman" w:eastAsia="Times New Roman" w:hAnsi="Times New Roman" w:cs="Times New Roman"/>
           <w:color w:val="000000" w:themeColor="text1"/>
@@ -15124,7 +15084,7 @@
     </w:p>
     <w:p>
       <w:pPr>
-        <w:spacing w:after="0" w:line="360" w:lineRule="auto"/>
+        <w:spacing w:after="0"/>
         <w:rPr>
           <w:rFonts w:ascii="Times New Roman" w:eastAsia="Times New Roman" w:hAnsi="Times New Roman" w:cs="Times New Roman"/>
           <w:color w:val="000000" w:themeColor="text1"/>
@@ -15180,7 +15140,7 @@
     </w:p>
     <w:p>
       <w:pPr>
-        <w:spacing w:after="0" w:line="360" w:lineRule="auto"/>
+        <w:spacing w:after="0"/>
         <w:rPr>
           <w:rFonts w:ascii="Times New Roman" w:eastAsia="Times New Roman" w:hAnsi="Times New Roman" w:cs="Times New Roman"/>
           <w:color w:val="000000" w:themeColor="text1"/>
@@ -15226,7 +15186,7 @@
     </w:p>
     <w:p>
       <w:pPr>
-        <w:spacing w:after="0" w:line="360" w:lineRule="auto"/>
+        <w:spacing w:after="0"/>
         <w:rPr>
           <w:rFonts w:ascii="Times New Roman" w:eastAsia="Times New Roman" w:hAnsi="Times New Roman" w:cs="Times New Roman"/>
           <w:color w:val="000000" w:themeColor="text1"/>
@@ -15272,7 +15232,7 @@
     </w:p>
     <w:p>
       <w:pPr>
-        <w:spacing w:after="0" w:line="360" w:lineRule="auto"/>
+        <w:spacing w:after="0"/>
         <w:rPr>
           <w:rFonts w:ascii="Times New Roman" w:eastAsia="Times New Roman" w:hAnsi="Times New Roman" w:cs="Times New Roman"/>
           <w:color w:val="000000" w:themeColor="text1"/>
@@ -15318,7 +15278,7 @@
     </w:p>
     <w:p>
       <w:pPr>
-        <w:spacing w:after="0" w:line="360" w:lineRule="auto"/>
+        <w:spacing w:after="0"/>
         <w:rPr>
           <w:rFonts w:ascii="Times New Roman" w:eastAsia="Times New Roman" w:hAnsi="Times New Roman" w:cs="Times New Roman"/>
           <w:color w:val="000000" w:themeColor="text1"/>
@@ -15340,7 +15300,7 @@
     </w:p>
     <w:p>
       <w:pPr>
-        <w:spacing w:after="0" w:line="360" w:lineRule="auto"/>
+        <w:spacing w:after="0"/>
         <w:rPr>
           <w:rFonts w:ascii="Times New Roman" w:eastAsia="Times New Roman" w:hAnsi="Times New Roman" w:cs="Times New Roman"/>
           <w:color w:val="000000" w:themeColor="text1"/>
@@ -15396,7 +15356,7 @@
     </w:p>
     <w:p>
       <w:pPr>
-        <w:spacing w:after="0" w:line="360" w:lineRule="auto"/>
+        <w:spacing w:after="0"/>
         <w:rPr>
           <w:rFonts w:ascii="Times New Roman" w:eastAsia="Times New Roman" w:hAnsi="Times New Roman" w:cs="Times New Roman"/>
           <w:color w:val="000000" w:themeColor="text1"/>
@@ -15418,7 +15378,7 @@
     </w:p>
     <w:p>
       <w:pPr>
-        <w:spacing w:after="0" w:line="360" w:lineRule="auto"/>
+        <w:spacing w:after="0"/>
         <w:rPr>
           <w:rFonts w:ascii="Times New Roman" w:eastAsia="Times New Roman" w:hAnsi="Times New Roman" w:cs="Times New Roman"/>
           <w:color w:val="000000" w:themeColor="text1"/>
@@ -15440,7 +15400,7 @@
     </w:p>
     <w:p>
       <w:pPr>
-        <w:spacing w:after="0" w:line="360" w:lineRule="auto"/>
+        <w:spacing w:after="0"/>
         <w:rPr>
           <w:rFonts w:ascii="Times New Roman" w:eastAsia="Times New Roman" w:hAnsi="Times New Roman" w:cs="Times New Roman"/>
           <w:color w:val="000000" w:themeColor="text1"/>
@@ -15496,7 +15456,7 @@
     </w:p>
     <w:p>
       <w:pPr>
-        <w:spacing w:after="0" w:line="360" w:lineRule="auto"/>
+        <w:spacing w:after="0"/>
         <w:rPr>
           <w:rFonts w:ascii="Times New Roman" w:eastAsia="Times New Roman" w:hAnsi="Times New Roman" w:cs="Times New Roman"/>
           <w:color w:val="000000" w:themeColor="text1"/>
@@ -15574,7 +15534,7 @@
     </w:p>
     <w:p>
       <w:pPr>
-        <w:spacing w:after="0" w:line="360" w:lineRule="auto"/>
+        <w:spacing w:after="0"/>
         <w:rPr>
           <w:rFonts w:ascii="Times New Roman" w:eastAsia="Times New Roman" w:hAnsi="Times New Roman" w:cs="Times New Roman"/>
           <w:color w:val="000000" w:themeColor="text1"/>
@@ -15630,7 +15590,7 @@
     </w:p>
     <w:p>
       <w:pPr>
-        <w:spacing w:after="0" w:line="360" w:lineRule="auto"/>
+        <w:spacing w:after="0"/>
         <w:rPr>
           <w:rFonts w:ascii="Times New Roman" w:eastAsia="Times New Roman" w:hAnsi="Times New Roman" w:cs="Times New Roman"/>
           <w:color w:val="000000" w:themeColor="text1"/>
@@ -15686,7 +15646,7 @@
     </w:p>
     <w:p>
       <w:pPr>
-        <w:spacing w:after="0" w:line="360" w:lineRule="auto"/>
+        <w:spacing w:after="0"/>
         <w:rPr>
           <w:rFonts w:ascii="Times New Roman" w:eastAsia="Times New Roman" w:hAnsi="Times New Roman" w:cs="Times New Roman"/>
           <w:color w:val="000000" w:themeColor="text1"/>
@@ -15742,24 +15702,23 @@
     </w:p>
     <w:p>
       <w:pPr>
-        <w:spacing w:after="0" w:line="360" w:lineRule="auto"/>
-        <w:rPr>
-          <w:rFonts w:ascii="Times New Roman" w:eastAsia="Times New Roman" w:hAnsi="Times New Roman" w:cs="Times New Roman"/>
-          <w:color w:val="000000" w:themeColor="text1"/>
-          <w:sz w:val="24"/>
-          <w:szCs w:val="24"/>
-          <w:lang w:val="en-IN"/>
-        </w:rPr>
-      </w:pPr>
-      <w:r>
-        <w:rPr>
-          <w:rFonts w:ascii="Times New Roman" w:eastAsia="Times New Roman" w:hAnsi="Times New Roman" w:cs="Times New Roman"/>
-          <w:color w:val="000000" w:themeColor="text1"/>
-          <w:sz w:val="24"/>
-          <w:szCs w:val="24"/>
-          <w:lang w:val="en-IN"/>
-        </w:rPr>
-        <w:lastRenderedPageBreak/>
+        <w:spacing w:after="0"/>
+        <w:rPr>
+          <w:rFonts w:ascii="Times New Roman" w:eastAsia="Times New Roman" w:hAnsi="Times New Roman" w:cs="Times New Roman"/>
+          <w:color w:val="000000" w:themeColor="text1"/>
+          <w:sz w:val="24"/>
+          <w:szCs w:val="24"/>
+          <w:lang w:val="en-IN"/>
+        </w:rPr>
+      </w:pPr>
+      <w:r>
+        <w:rPr>
+          <w:rFonts w:ascii="Times New Roman" w:eastAsia="Times New Roman" w:hAnsi="Times New Roman" w:cs="Times New Roman"/>
+          <w:color w:val="000000" w:themeColor="text1"/>
+          <w:sz w:val="24"/>
+          <w:szCs w:val="24"/>
+          <w:lang w:val="en-IN"/>
+        </w:rPr>
         <w:t xml:space="preserve">                    </w:t>
       </w:r>
       <w:proofErr w:type="spellStart"/>
@@ -15799,7 +15758,7 @@
     </w:p>
     <w:p>
       <w:pPr>
-        <w:spacing w:after="0" w:line="360" w:lineRule="auto"/>
+        <w:spacing w:after="0"/>
         <w:rPr>
           <w:rFonts w:ascii="Times New Roman" w:eastAsia="Times New Roman" w:hAnsi="Times New Roman" w:cs="Times New Roman"/>
           <w:color w:val="000000" w:themeColor="text1"/>
@@ -15821,7 +15780,7 @@
     </w:p>
     <w:p>
       <w:pPr>
-        <w:spacing w:after="0" w:line="360" w:lineRule="auto"/>
+        <w:spacing w:after="0"/>
         <w:rPr>
           <w:rFonts w:ascii="Times New Roman" w:eastAsia="Times New Roman" w:hAnsi="Times New Roman" w:cs="Times New Roman"/>
           <w:color w:val="000000" w:themeColor="text1"/>
@@ -15865,7 +15824,7 @@
     </w:p>
     <w:p>
       <w:pPr>
-        <w:spacing w:after="0" w:line="360" w:lineRule="auto"/>
+        <w:spacing w:after="0"/>
         <w:rPr>
           <w:rFonts w:ascii="Times New Roman" w:eastAsia="Times New Roman" w:hAnsi="Times New Roman" w:cs="Times New Roman"/>
           <w:color w:val="000000" w:themeColor="text1"/>
@@ -15955,7 +15914,7 @@
     </w:p>
     <w:p>
       <w:pPr>
-        <w:spacing w:after="0" w:line="360" w:lineRule="auto"/>
+        <w:spacing w:after="0"/>
         <w:rPr>
           <w:rFonts w:ascii="Times New Roman" w:eastAsia="Times New Roman" w:hAnsi="Times New Roman" w:cs="Times New Roman"/>
           <w:color w:val="000000" w:themeColor="text1"/>
@@ -16033,7 +15992,7 @@
     </w:p>
     <w:p>
       <w:pPr>
-        <w:spacing w:after="0" w:line="360" w:lineRule="auto"/>
+        <w:spacing w:after="0"/>
         <w:rPr>
           <w:rFonts w:ascii="Times New Roman" w:eastAsia="Times New Roman" w:hAnsi="Times New Roman" w:cs="Times New Roman"/>
           <w:color w:val="000000" w:themeColor="text1"/>
@@ -16089,7 +16048,7 @@
     </w:p>
     <w:p>
       <w:pPr>
-        <w:spacing w:after="0" w:line="360" w:lineRule="auto"/>
+        <w:spacing w:after="0"/>
         <w:rPr>
           <w:rFonts w:ascii="Times New Roman" w:eastAsia="Times New Roman" w:hAnsi="Times New Roman" w:cs="Times New Roman"/>
           <w:color w:val="000000" w:themeColor="text1"/>
@@ -16111,7 +16070,7 @@
     </w:p>
     <w:p>
       <w:pPr>
-        <w:spacing w:after="0" w:line="360" w:lineRule="auto"/>
+        <w:spacing w:after="0"/>
         <w:rPr>
           <w:rFonts w:ascii="Times New Roman" w:eastAsia="Times New Roman" w:hAnsi="Times New Roman" w:cs="Times New Roman"/>
           <w:color w:val="000000" w:themeColor="text1"/>
@@ -16133,7 +16092,7 @@
     </w:p>
     <w:p>
       <w:pPr>
-        <w:spacing w:after="0" w:line="360" w:lineRule="auto"/>
+        <w:spacing w:after="0"/>
         <w:rPr>
           <w:rFonts w:ascii="Times New Roman" w:eastAsia="Times New Roman" w:hAnsi="Times New Roman" w:cs="Times New Roman"/>
           <w:color w:val="000000" w:themeColor="text1"/>
@@ -16199,7 +16158,7 @@
     </w:p>
     <w:p>
       <w:pPr>
-        <w:spacing w:after="0" w:line="360" w:lineRule="auto"/>
+        <w:spacing w:after="0"/>
         <w:rPr>
           <w:rFonts w:ascii="Times New Roman" w:eastAsia="Times New Roman" w:hAnsi="Times New Roman" w:cs="Times New Roman"/>
           <w:color w:val="000000" w:themeColor="text1"/>
@@ -16277,7 +16236,7 @@
     </w:p>
     <w:p>
       <w:pPr>
-        <w:spacing w:after="0" w:line="360" w:lineRule="auto"/>
+        <w:spacing w:after="0"/>
         <w:rPr>
           <w:rFonts w:ascii="Times New Roman" w:eastAsia="Times New Roman" w:hAnsi="Times New Roman" w:cs="Times New Roman"/>
           <w:color w:val="000000" w:themeColor="text1"/>
@@ -16299,7 +16258,7 @@
     </w:p>
     <w:p>
       <w:pPr>
-        <w:spacing w:after="0" w:line="360" w:lineRule="auto"/>
+        <w:spacing w:after="0"/>
         <w:rPr>
           <w:rFonts w:ascii="Times New Roman" w:eastAsia="Times New Roman" w:hAnsi="Times New Roman" w:cs="Times New Roman"/>
           <w:color w:val="000000" w:themeColor="text1"/>
@@ -16321,7 +16280,7 @@
     </w:p>
     <w:p>
       <w:pPr>
-        <w:spacing w:after="0" w:line="360" w:lineRule="auto"/>
+        <w:spacing w:after="0"/>
         <w:rPr>
           <w:rFonts w:ascii="Times New Roman" w:eastAsia="Times New Roman" w:hAnsi="Times New Roman" w:cs="Times New Roman"/>
           <w:color w:val="000000" w:themeColor="text1"/>
@@ -16389,7 +16348,7 @@
     </w:p>
     <w:p>
       <w:pPr>
-        <w:spacing w:after="0" w:line="360" w:lineRule="auto"/>
+        <w:spacing w:after="0"/>
         <w:rPr>
           <w:rFonts w:ascii="Times New Roman" w:eastAsia="Times New Roman" w:hAnsi="Times New Roman" w:cs="Times New Roman"/>
           <w:color w:val="000000" w:themeColor="text1"/>
@@ -16445,7 +16404,7 @@
     </w:p>
     <w:p>
       <w:pPr>
-        <w:spacing w:after="0" w:line="360" w:lineRule="auto"/>
+        <w:spacing w:after="0"/>
         <w:rPr>
           <w:rFonts w:ascii="Times New Roman" w:eastAsia="Times New Roman" w:hAnsi="Times New Roman" w:cs="Times New Roman"/>
           <w:color w:val="000000" w:themeColor="text1"/>
@@ -16501,7 +16460,7 @@
     </w:p>
     <w:p>
       <w:pPr>
-        <w:spacing w:after="0" w:line="360" w:lineRule="auto"/>
+        <w:spacing w:after="0"/>
         <w:rPr>
           <w:rFonts w:ascii="Times New Roman" w:eastAsia="Times New Roman" w:hAnsi="Times New Roman" w:cs="Times New Roman"/>
           <w:color w:val="000000" w:themeColor="text1"/>
@@ -16547,7 +16506,7 @@
     </w:p>
     <w:p>
       <w:pPr>
-        <w:spacing w:after="0" w:line="360" w:lineRule="auto"/>
+        <w:spacing w:after="0"/>
         <w:rPr>
           <w:rFonts w:ascii="Times New Roman" w:eastAsia="Times New Roman" w:hAnsi="Times New Roman" w:cs="Times New Roman"/>
           <w:color w:val="000000" w:themeColor="text1"/>
@@ -16569,29 +16528,30 @@
     </w:p>
     <w:p>
       <w:pPr>
-        <w:spacing w:after="0" w:line="360" w:lineRule="auto"/>
-        <w:rPr>
-          <w:rFonts w:ascii="Times New Roman" w:eastAsia="Times New Roman" w:hAnsi="Times New Roman" w:cs="Times New Roman"/>
-          <w:color w:val="000000" w:themeColor="text1"/>
-          <w:sz w:val="24"/>
-          <w:szCs w:val="24"/>
-          <w:lang w:val="en-IN"/>
-        </w:rPr>
-      </w:pPr>
-      <w:r>
-        <w:rPr>
-          <w:rFonts w:ascii="Times New Roman" w:eastAsia="Times New Roman" w:hAnsi="Times New Roman" w:cs="Times New Roman"/>
-          <w:color w:val="000000" w:themeColor="text1"/>
-          <w:sz w:val="24"/>
-          <w:szCs w:val="24"/>
-          <w:lang w:val="en-IN"/>
-        </w:rPr>
+        <w:spacing w:after="0"/>
+        <w:rPr>
+          <w:rFonts w:ascii="Times New Roman" w:eastAsia="Times New Roman" w:hAnsi="Times New Roman" w:cs="Times New Roman"/>
+          <w:color w:val="000000" w:themeColor="text1"/>
+          <w:sz w:val="24"/>
+          <w:szCs w:val="24"/>
+          <w:lang w:val="en-IN"/>
+        </w:rPr>
+      </w:pPr>
+      <w:r>
+        <w:rPr>
+          <w:rFonts w:ascii="Times New Roman" w:eastAsia="Times New Roman" w:hAnsi="Times New Roman" w:cs="Times New Roman"/>
+          <w:color w:val="000000" w:themeColor="text1"/>
+          <w:sz w:val="24"/>
+          <w:szCs w:val="24"/>
+          <w:lang w:val="en-IN"/>
+        </w:rPr>
+        <w:lastRenderedPageBreak/>
         <w:t>                }</w:t>
       </w:r>
     </w:p>
     <w:p>
       <w:pPr>
-        <w:spacing w:after="0" w:line="360" w:lineRule="auto"/>
+        <w:spacing w:after="0"/>
         <w:rPr>
           <w:rFonts w:ascii="Times New Roman" w:eastAsia="Times New Roman" w:hAnsi="Times New Roman" w:cs="Times New Roman"/>
           <w:color w:val="000000" w:themeColor="text1"/>
@@ -16613,7 +16573,7 @@
     </w:p>
     <w:p>
       <w:pPr>
-        <w:spacing w:after="0" w:line="360" w:lineRule="auto"/>
+        <w:spacing w:after="0"/>
         <w:rPr>
           <w:rFonts w:ascii="Times New Roman" w:eastAsia="Times New Roman" w:hAnsi="Times New Roman" w:cs="Times New Roman"/>
           <w:color w:val="000000" w:themeColor="text1"/>
@@ -16635,7 +16595,7 @@
     </w:p>
     <w:p>
       <w:pPr>
-        <w:spacing w:after="0" w:line="360" w:lineRule="auto"/>
+        <w:spacing w:after="0"/>
         <w:rPr>
           <w:rFonts w:ascii="Times New Roman" w:eastAsia="Times New Roman" w:hAnsi="Times New Roman" w:cs="Times New Roman"/>
           <w:color w:val="000000" w:themeColor="text1"/>
@@ -16657,7 +16617,7 @@
     </w:p>
     <w:p>
       <w:pPr>
-        <w:spacing w:after="0" w:line="360" w:lineRule="auto"/>
+        <w:spacing w:after="0"/>
         <w:rPr>
           <w:rFonts w:ascii="Times New Roman" w:eastAsia="Times New Roman" w:hAnsi="Times New Roman" w:cs="Times New Roman"/>
           <w:color w:val="000000" w:themeColor="text1"/>
@@ -16703,7 +16663,7 @@
     </w:p>
     <w:p>
       <w:pPr>
-        <w:spacing w:after="0" w:line="360" w:lineRule="auto"/>
+        <w:spacing w:after="0"/>
         <w:rPr>
           <w:rFonts w:ascii="Times New Roman" w:eastAsia="Times New Roman" w:hAnsi="Times New Roman" w:cs="Times New Roman"/>
           <w:color w:val="000000" w:themeColor="text1"/>
@@ -16759,7 +16719,7 @@
     </w:p>
     <w:p>
       <w:pPr>
-        <w:spacing w:after="0" w:line="360" w:lineRule="auto"/>
+        <w:spacing w:after="0"/>
         <w:rPr>
           <w:rFonts w:ascii="Times New Roman" w:eastAsia="Times New Roman" w:hAnsi="Times New Roman" w:cs="Times New Roman"/>
           <w:color w:val="000000" w:themeColor="text1"/>
@@ -16781,7 +16741,7 @@
     </w:p>
     <w:p>
       <w:pPr>
-        <w:spacing w:after="0" w:line="360" w:lineRule="auto"/>
+        <w:spacing w:after="0"/>
         <w:rPr>
           <w:rFonts w:ascii="Times New Roman" w:eastAsia="Times New Roman" w:hAnsi="Times New Roman" w:cs="Times New Roman"/>
           <w:color w:val="000000" w:themeColor="text1"/>
@@ -16803,7 +16763,7 @@
     </w:p>
     <w:p>
       <w:pPr>
-        <w:spacing w:after="0" w:line="360" w:lineRule="auto"/>
+        <w:spacing w:after="0"/>
         <w:rPr>
           <w:rFonts w:ascii="Times New Roman" w:eastAsia="Times New Roman" w:hAnsi="Times New Roman" w:cs="Times New Roman"/>
           <w:color w:val="000000" w:themeColor="text1"/>
@@ -16825,24 +16785,23 @@
     </w:p>
     <w:p>
       <w:pPr>
-        <w:spacing w:after="0" w:line="360" w:lineRule="auto"/>
-        <w:rPr>
-          <w:rFonts w:ascii="Times New Roman" w:eastAsia="Times New Roman" w:hAnsi="Times New Roman" w:cs="Times New Roman"/>
-          <w:color w:val="000000" w:themeColor="text1"/>
-          <w:sz w:val="24"/>
-          <w:szCs w:val="24"/>
-          <w:lang w:val="en-IN"/>
-        </w:rPr>
-      </w:pPr>
-      <w:r>
-        <w:rPr>
-          <w:rFonts w:ascii="Times New Roman" w:eastAsia="Times New Roman" w:hAnsi="Times New Roman" w:cs="Times New Roman"/>
-          <w:color w:val="000000" w:themeColor="text1"/>
-          <w:sz w:val="24"/>
-          <w:szCs w:val="24"/>
-          <w:lang w:val="en-IN"/>
-        </w:rPr>
-        <w:lastRenderedPageBreak/>
+        <w:spacing w:after="0"/>
+        <w:rPr>
+          <w:rFonts w:ascii="Times New Roman" w:eastAsia="Times New Roman" w:hAnsi="Times New Roman" w:cs="Times New Roman"/>
+          <w:color w:val="000000" w:themeColor="text1"/>
+          <w:sz w:val="24"/>
+          <w:szCs w:val="24"/>
+          <w:lang w:val="en-IN"/>
+        </w:rPr>
+      </w:pPr>
+      <w:r>
+        <w:rPr>
+          <w:rFonts w:ascii="Times New Roman" w:eastAsia="Times New Roman" w:hAnsi="Times New Roman" w:cs="Times New Roman"/>
+          <w:color w:val="000000" w:themeColor="text1"/>
+          <w:sz w:val="24"/>
+          <w:szCs w:val="24"/>
+          <w:lang w:val="en-IN"/>
+        </w:rPr>
         <w:t>                    if (</w:t>
       </w:r>
       <w:proofErr w:type="spellStart"/>
@@ -16872,7 +16831,7 @@
     </w:p>
     <w:p>
       <w:pPr>
-        <w:spacing w:after="0" w:line="360" w:lineRule="auto"/>
+        <w:spacing w:after="0"/>
         <w:rPr>
           <w:rFonts w:ascii="Times New Roman" w:eastAsia="Times New Roman" w:hAnsi="Times New Roman" w:cs="Times New Roman"/>
           <w:color w:val="000000" w:themeColor="text1"/>
@@ -16928,7 +16887,7 @@
     </w:p>
     <w:p>
       <w:pPr>
-        <w:spacing w:after="0" w:line="360" w:lineRule="auto"/>
+        <w:spacing w:after="0"/>
         <w:rPr>
           <w:rFonts w:ascii="Times New Roman" w:eastAsia="Times New Roman" w:hAnsi="Times New Roman" w:cs="Times New Roman"/>
           <w:color w:val="000000" w:themeColor="text1"/>
@@ -16950,7 +16909,7 @@
     </w:p>
     <w:p>
       <w:pPr>
-        <w:spacing w:after="0" w:line="360" w:lineRule="auto"/>
+        <w:spacing w:after="0"/>
         <w:rPr>
           <w:rFonts w:ascii="Times New Roman" w:eastAsia="Times New Roman" w:hAnsi="Times New Roman" w:cs="Times New Roman"/>
           <w:color w:val="000000" w:themeColor="text1"/>
@@ -17006,7 +16965,7 @@
     </w:p>
     <w:p>
       <w:pPr>
-        <w:spacing w:after="0" w:line="360" w:lineRule="auto"/>
+        <w:spacing w:after="0"/>
         <w:rPr>
           <w:rFonts w:ascii="Times New Roman" w:eastAsia="Times New Roman" w:hAnsi="Times New Roman" w:cs="Times New Roman"/>
           <w:color w:val="000000" w:themeColor="text1"/>
@@ -17072,7 +17031,7 @@
     </w:p>
     <w:p>
       <w:pPr>
-        <w:spacing w:after="0" w:line="360" w:lineRule="auto"/>
+        <w:spacing w:after="0"/>
         <w:rPr>
           <w:rFonts w:ascii="Times New Roman" w:eastAsia="Times New Roman" w:hAnsi="Times New Roman" w:cs="Times New Roman"/>
           <w:color w:val="000000" w:themeColor="text1"/>
@@ -17128,7 +17087,7 @@
     </w:p>
     <w:p>
       <w:pPr>
-        <w:spacing w:after="0" w:line="360" w:lineRule="auto"/>
+        <w:spacing w:after="0"/>
         <w:rPr>
           <w:rFonts w:ascii="Times New Roman" w:eastAsia="Times New Roman" w:hAnsi="Times New Roman" w:cs="Times New Roman"/>
           <w:color w:val="000000" w:themeColor="text1"/>
@@ -17150,7 +17109,7 @@
     </w:p>
     <w:p>
       <w:pPr>
-        <w:spacing w:after="0" w:line="360" w:lineRule="auto"/>
+        <w:spacing w:after="0"/>
         <w:rPr>
           <w:rFonts w:ascii="Times New Roman" w:eastAsia="Times New Roman" w:hAnsi="Times New Roman" w:cs="Times New Roman"/>
           <w:color w:val="000000" w:themeColor="text1"/>
@@ -17172,7 +17131,7 @@
     </w:p>
     <w:p>
       <w:pPr>
-        <w:spacing w:after="0" w:line="360" w:lineRule="auto"/>
+        <w:spacing w:after="0"/>
         <w:rPr>
           <w:rFonts w:ascii="Times New Roman" w:eastAsia="Times New Roman" w:hAnsi="Times New Roman" w:cs="Times New Roman"/>
           <w:color w:val="000000" w:themeColor="text1"/>
@@ -17194,7 +17153,7 @@
     </w:p>
     <w:p>
       <w:pPr>
-        <w:spacing w:after="0" w:line="360" w:lineRule="auto"/>
+        <w:spacing w:after="0"/>
         <w:rPr>
           <w:rFonts w:ascii="Times New Roman" w:eastAsia="Times New Roman" w:hAnsi="Times New Roman" w:cs="Times New Roman"/>
           <w:color w:val="000000" w:themeColor="text1"/>
@@ -17250,7 +17209,7 @@
     </w:p>
     <w:p>
       <w:pPr>
-        <w:spacing w:after="0" w:line="360" w:lineRule="auto"/>
+        <w:spacing w:after="0"/>
         <w:rPr>
           <w:rFonts w:ascii="Times New Roman" w:eastAsia="Times New Roman" w:hAnsi="Times New Roman" w:cs="Times New Roman"/>
           <w:color w:val="000000" w:themeColor="text1"/>
@@ -17306,7 +17265,7 @@
     </w:p>
     <w:p>
       <w:pPr>
-        <w:spacing w:after="0" w:line="360" w:lineRule="auto"/>
+        <w:spacing w:after="0"/>
         <w:rPr>
           <w:rFonts w:ascii="Times New Roman" w:eastAsia="Times New Roman" w:hAnsi="Times New Roman" w:cs="Times New Roman"/>
           <w:color w:val="000000" w:themeColor="text1"/>
@@ -17352,7 +17311,7 @@
     </w:p>
     <w:p>
       <w:pPr>
-        <w:spacing w:after="0" w:line="360" w:lineRule="auto"/>
+        <w:spacing w:after="0"/>
         <w:rPr>
           <w:rFonts w:ascii="Times New Roman" w:eastAsia="Times New Roman" w:hAnsi="Times New Roman" w:cs="Times New Roman"/>
           <w:color w:val="000000" w:themeColor="text1"/>
@@ -17398,7 +17357,7 @@
     </w:p>
     <w:p>
       <w:pPr>
-        <w:spacing w:after="0" w:line="360" w:lineRule="auto"/>
+        <w:spacing w:after="0"/>
         <w:rPr>
           <w:rFonts w:ascii="Times New Roman" w:eastAsia="Times New Roman" w:hAnsi="Times New Roman" w:cs="Times New Roman"/>
           <w:color w:val="000000" w:themeColor="text1"/>
@@ -17444,7 +17403,7 @@
     </w:p>
     <w:p>
       <w:pPr>
-        <w:spacing w:after="0" w:line="360" w:lineRule="auto"/>
+        <w:spacing w:after="0"/>
         <w:rPr>
           <w:rFonts w:ascii="Times New Roman" w:eastAsia="Times New Roman" w:hAnsi="Times New Roman" w:cs="Times New Roman"/>
           <w:color w:val="000000" w:themeColor="text1"/>
@@ -17466,7 +17425,7 @@
     </w:p>
     <w:p>
       <w:pPr>
-        <w:spacing w:after="0" w:line="360" w:lineRule="auto"/>
+        <w:spacing w:after="0"/>
         <w:rPr>
           <w:rFonts w:ascii="Times New Roman" w:eastAsia="Times New Roman" w:hAnsi="Times New Roman" w:cs="Times New Roman"/>
           <w:color w:val="000000" w:themeColor="text1"/>
@@ -17488,7 +17447,7 @@
     </w:p>
     <w:p>
       <w:pPr>
-        <w:spacing w:after="0" w:line="360" w:lineRule="auto"/>
+        <w:spacing w:after="0"/>
         <w:rPr>
           <w:rFonts w:ascii="Times New Roman" w:eastAsia="Times New Roman" w:hAnsi="Times New Roman" w:cs="Times New Roman"/>
           <w:color w:val="000000" w:themeColor="text1"/>
@@ -17510,7 +17469,7 @@
     </w:p>
     <w:p>
       <w:pPr>
-        <w:spacing w:after="0" w:line="360" w:lineRule="auto"/>
+        <w:spacing w:after="0"/>
         <w:rPr>
           <w:rFonts w:ascii="Times New Roman" w:eastAsia="Times New Roman" w:hAnsi="Times New Roman" w:cs="Times New Roman"/>
           <w:color w:val="000000" w:themeColor="text1"/>
@@ -17554,7 +17513,7 @@
     </w:p>
     <w:p>
       <w:pPr>
-        <w:spacing w:after="0" w:line="360" w:lineRule="auto"/>
+        <w:spacing w:after="0"/>
         <w:rPr>
           <w:rFonts w:ascii="Times New Roman" w:eastAsia="Times New Roman" w:hAnsi="Times New Roman" w:cs="Times New Roman"/>
           <w:color w:val="000000" w:themeColor="text1"/>
@@ -17576,7 +17535,7 @@
     </w:p>
     <w:p>
       <w:pPr>
-        <w:spacing w:after="0" w:line="360" w:lineRule="auto"/>
+        <w:spacing w:after="0"/>
         <w:rPr>
           <w:rFonts w:ascii="Times New Roman" w:eastAsia="Times New Roman" w:hAnsi="Times New Roman" w:cs="Times New Roman"/>
           <w:color w:val="000000" w:themeColor="text1"/>
@@ -17632,7 +17591,7 @@
     </w:p>
     <w:p>
       <w:pPr>
-        <w:spacing w:after="0" w:line="360" w:lineRule="auto"/>
+        <w:spacing w:after="0"/>
         <w:rPr>
           <w:rFonts w:ascii="Times New Roman" w:eastAsia="Times New Roman" w:hAnsi="Times New Roman" w:cs="Times New Roman"/>
           <w:color w:val="000000" w:themeColor="text1"/>
@@ -17654,7 +17613,7 @@
     </w:p>
     <w:p>
       <w:pPr>
-        <w:spacing w:after="0" w:line="360" w:lineRule="auto"/>
+        <w:spacing w:after="0"/>
         <w:rPr>
           <w:rFonts w:ascii="Times New Roman" w:eastAsia="Times New Roman" w:hAnsi="Times New Roman" w:cs="Times New Roman"/>
           <w:color w:val="000000" w:themeColor="text1"/>
@@ -17676,7 +17635,7 @@
     </w:p>
     <w:p>
       <w:pPr>
-        <w:spacing w:after="0" w:line="360" w:lineRule="auto"/>
+        <w:spacing w:after="0"/>
         <w:rPr>
           <w:rFonts w:ascii="Times New Roman" w:eastAsia="Times New Roman" w:hAnsi="Times New Roman" w:cs="Times New Roman"/>
           <w:color w:val="000000" w:themeColor="text1"/>
@@ -17732,7 +17691,7 @@
     </w:p>
     <w:p>
       <w:pPr>
-        <w:spacing w:after="0" w:line="360" w:lineRule="auto"/>
+        <w:spacing w:after="0"/>
         <w:rPr>
           <w:rFonts w:ascii="Times New Roman" w:eastAsia="Times New Roman" w:hAnsi="Times New Roman" w:cs="Times New Roman"/>
           <w:color w:val="000000" w:themeColor="text1"/>
@@ -17754,7 +17713,7 @@
     </w:p>
     <w:p>
       <w:pPr>
-        <w:spacing w:after="0" w:line="360" w:lineRule="auto"/>
+        <w:spacing w:after="0"/>
         <w:rPr>
           <w:rFonts w:ascii="Times New Roman" w:eastAsia="Times New Roman" w:hAnsi="Times New Roman" w:cs="Times New Roman"/>
           <w:color w:val="000000" w:themeColor="text1"/>
@@ -17776,7 +17735,7 @@
     </w:p>
     <w:p>
       <w:pPr>
-        <w:spacing w:after="0" w:line="360" w:lineRule="auto"/>
+        <w:spacing w:after="0"/>
         <w:rPr>
           <w:rFonts w:ascii="Times New Roman" w:eastAsia="Times New Roman" w:hAnsi="Times New Roman" w:cs="Times New Roman"/>
           <w:color w:val="000000" w:themeColor="text1"/>
@@ -17795,28 +17754,6 @@
         </w:rPr>
         <w:t>}</w:t>
       </w:r>
-    </w:p>
-    <w:p>
-      <w:pPr>
-        <w:spacing w:after="0" w:line="360" w:lineRule="auto"/>
-        <w:rPr>
-          <w:rFonts w:ascii="Times New Roman" w:eastAsia="Times New Roman" w:hAnsi="Times New Roman" w:cs="Times New Roman"/>
-          <w:color w:val="000000" w:themeColor="text1"/>
-          <w:sz w:val="36"/>
-          <w:szCs w:val="36"/>
-        </w:rPr>
-      </w:pPr>
-    </w:p>
-    <w:p>
-      <w:pPr>
-        <w:spacing w:after="0" w:line="360" w:lineRule="auto"/>
-        <w:rPr>
-          <w:rFonts w:ascii="Times New Roman" w:eastAsia="Times New Roman" w:hAnsi="Times New Roman" w:cs="Times New Roman"/>
-          <w:color w:val="000000" w:themeColor="text1"/>
-          <w:sz w:val="36"/>
-          <w:szCs w:val="36"/>
-        </w:rPr>
-      </w:pPr>
     </w:p>
     <w:p>
       <w:pPr>
@@ -17840,6 +17777,7 @@
           <w:szCs w:val="32"/>
           <w:u w:val="single"/>
         </w:rPr>
+        <w:lastRenderedPageBreak/>
         <w:t>SUDOKU SOLVER USING C</w:t>
       </w:r>
     </w:p>
@@ -18287,6 +18225,21 @@
         </w:rPr>
         <w:t xml:space="preserve">Allows users to enter, display, solve, reset, or exit the program. </w:t>
       </w:r>
+    </w:p>
+    <w:p>
+      <w:pPr>
+        <w:tabs>
+          <w:tab w:val="num" w:pos="1276"/>
+        </w:tabs>
+        <w:spacing w:after="0" w:line="360" w:lineRule="auto"/>
+        <w:ind w:left="993"/>
+        <w:rPr>
+          <w:rFonts w:ascii="Times New Roman" w:eastAsia="Times New Roman" w:hAnsi="Times New Roman" w:cs="Times New Roman"/>
+          <w:sz w:val="24"/>
+          <w:szCs w:val="24"/>
+          <w:lang w:val="en-IN"/>
+        </w:rPr>
+      </w:pPr>
     </w:p>
     <w:p>
       <w:pPr>
@@ -23091,6 +23044,7 @@
       <w:r>
         <w:rPr>
           <w:rFonts w:ascii="Times New Roman" w:eastAsia="Times New Roman" w:hAnsi="Times New Roman" w:cs="Times New Roman"/>
+          <w:noProof/>
           <w:sz w:val="36"/>
           <w:szCs w:val="36"/>
         </w:rPr>
@@ -23178,6 +23132,7 @@
           <w:rFonts w:ascii="Times New Roman" w:eastAsia="Times New Roman" w:hAnsi="Times New Roman" w:cs="Times New Roman"/>
           <w:b/>
           <w:bCs/>
+          <w:noProof/>
           <w:sz w:val="24"/>
           <w:szCs w:val="24"/>
         </w:rPr>
@@ -23264,6 +23219,7 @@
           <w:rFonts w:ascii="Times New Roman" w:eastAsia="Times New Roman" w:hAnsi="Times New Roman" w:cs="Times New Roman"/>
           <w:b/>
           <w:bCs/>
+          <w:noProof/>
           <w:sz w:val="24"/>
           <w:szCs w:val="24"/>
         </w:rPr>
@@ -23375,10 +23331,10 @@
           <w:szCs w:val="24"/>
         </w:rPr>
         <w:drawing>
-          <wp:inline distT="0" distB="0" distL="0" distR="0" wp14:anchorId="2C5BD90A" wp14:editId="79DC5B3E">
-            <wp:extent cx="3470008" cy="2125472"/>
-            <wp:effectExtent l="0" t="0" r="0" b="8255"/>
-            <wp:docPr id="75697556" name="Picture 1" descr="The image is a user interface for a Sudoku solver program, showing options to enter, display, solve, test, reset, or exit the game, with a partially filled Sudoku grid displayed.&#10;&#10;AI-generated content may be incorrect."/>
+          <wp:inline distT="0" distB="0" distL="0" distR="0" wp14:anchorId="06CAE30C" wp14:editId="5D6387BD">
+            <wp:extent cx="4124325" cy="2114550"/>
+            <wp:effectExtent l="0" t="0" r="9525" b="0"/>
+            <wp:docPr id="398357913" name="Picture 1" descr="Enter Choice: 2,&#10;&#10;AI-generated content may be incorrect."/>
             <wp:cNvGraphicFramePr>
               <a:graphicFrameLocks xmlns:a="http://schemas.openxmlformats.org/drawingml/2006/main" noChangeAspect="1"/>
             </wp:cNvGraphicFramePr>
@@ -23386,7 +23342,7 @@
               <a:graphicData uri="http://schemas.openxmlformats.org/drawingml/2006/picture">
                 <pic:pic xmlns:pic="http://schemas.openxmlformats.org/drawingml/2006/picture">
                   <pic:nvPicPr>
-                    <pic:cNvPr id="75697556" name="Picture 1" descr="The image is a user interface for a Sudoku solver program, showing options to enter, display, solve, test, reset, or exit the game, with a partially filled Sudoku grid displayed.&#10;&#10;AI-generated content may be incorrect."/>
+                    <pic:cNvPr id="398357913" name="Picture 1" descr="Enter Choice: 2,&#10;&#10;AI-generated content may be incorrect."/>
                     <pic:cNvPicPr/>
                   </pic:nvPicPr>
                   <pic:blipFill>
@@ -23398,7 +23354,7 @@
                   <pic:spPr>
                     <a:xfrm>
                       <a:off x="0" y="0"/>
-                      <a:ext cx="3499189" cy="2143346"/>
+                      <a:ext cx="4132942" cy="2118968"/>
                     </a:xfrm>
                     <a:prstGeom prst="rect">
                       <a:avLst/>
@@ -23414,20 +23370,6 @@
     <w:p>
       <w:pPr>
         <w:pStyle w:val="ListParagraph"/>
-        <w:spacing w:after="0" w:line="360" w:lineRule="auto"/>
-        <w:ind w:left="284"/>
-        <w:rPr>
-          <w:rFonts w:ascii="Times New Roman" w:eastAsia="Times New Roman" w:hAnsi="Times New Roman" w:cs="Times New Roman"/>
-          <w:b/>
-          <w:bCs/>
-          <w:sz w:val="24"/>
-          <w:szCs w:val="24"/>
-        </w:rPr>
-      </w:pPr>
-    </w:p>
-    <w:p>
-      <w:pPr>
-        <w:pStyle w:val="ListParagraph"/>
         <w:numPr>
           <w:ilvl w:val="1"/>
           <w:numId w:val="29"/>
@@ -23450,6 +23392,7 @@
           <w:sz w:val="24"/>
           <w:szCs w:val="24"/>
         </w:rPr>
+        <w:lastRenderedPageBreak/>
         <w:t>Solve the Sudoku</w:t>
       </w:r>
     </w:p>
@@ -23494,10 +23437,10 @@
           <w:szCs w:val="36"/>
         </w:rPr>
         <w:drawing>
-          <wp:inline distT="0" distB="0" distL="0" distR="0" wp14:anchorId="7616B499" wp14:editId="7C17B130">
-            <wp:extent cx="3527425" cy="3068320"/>
-            <wp:effectExtent l="0" t="0" r="0" b="0"/>
-            <wp:docPr id="1654776819" name="Picture 1" descr="The image is a user interface for a Sudoku solver program, displaying a solved Sudoku puzzle, backtracking steps, and user options.&#10;&#10;AI-generated content may be incorrect."/>
+          <wp:inline distT="0" distB="0" distL="0" distR="0" wp14:anchorId="186E4E17" wp14:editId="457E4F5E">
+            <wp:extent cx="4243388" cy="3499485"/>
+            <wp:effectExtent l="0" t="0" r="5080" b="5715"/>
+            <wp:docPr id="1898250758" name="Picture 1" descr="A user interface for a Sudoku solver, displaying the number of steps taken to solve a puzzle and the solution.&#10;&#10;AI-generated content may be incorrect."/>
             <wp:cNvGraphicFramePr>
               <a:graphicFrameLocks xmlns:a="http://schemas.openxmlformats.org/drawingml/2006/main" noChangeAspect="1"/>
             </wp:cNvGraphicFramePr>
@@ -23505,7 +23448,7 @@
               <a:graphicData uri="http://schemas.openxmlformats.org/drawingml/2006/picture">
                 <pic:pic xmlns:pic="http://schemas.openxmlformats.org/drawingml/2006/picture">
                   <pic:nvPicPr>
-                    <pic:cNvPr id="1654776819" name="Picture 1" descr="The image is a user interface for a Sudoku solver program, displaying a solved Sudoku puzzle, backtracking steps, and user options.&#10;&#10;AI-generated content may be incorrect."/>
+                    <pic:cNvPr id="1898250758" name="Picture 1" descr="A user interface for a Sudoku solver, displaying the number of steps taken to solve a puzzle and the solution.&#10;&#10;AI-generated content may be incorrect."/>
                     <pic:cNvPicPr/>
                   </pic:nvPicPr>
                   <pic:blipFill>
@@ -23517,7 +23460,7 @@
                   <pic:spPr>
                     <a:xfrm>
                       <a:off x="0" y="0"/>
-                      <a:ext cx="3574561" cy="3109321"/>
+                      <a:ext cx="4269548" cy="3521059"/>
                     </a:xfrm>
                     <a:prstGeom prst="rect">
                       <a:avLst/>
@@ -23591,10 +23534,10 @@
           <w:szCs w:val="24"/>
         </w:rPr>
         <w:drawing>
-          <wp:inline distT="0" distB="0" distL="0" distR="0" wp14:anchorId="3824D7A8" wp14:editId="47FD434A">
-            <wp:extent cx="3564128" cy="2584450"/>
-            <wp:effectExtent l="0" t="0" r="0" b="6350"/>
-            <wp:docPr id="1609175028" name="Picture 1" descr="A Sudoku puzzle solver interface with options to enter, display, solve, test, reset, and exit the game.&#10;&#10;AI-generated content may be incorrect."/>
+          <wp:inline distT="0" distB="0" distL="0" distR="0" wp14:anchorId="62709629" wp14:editId="12574B1B">
+            <wp:extent cx="4285932" cy="2752725"/>
+            <wp:effectExtent l="0" t="0" r="635" b="0"/>
+            <wp:docPr id="1955729257" name="Picture 1" descr="A user interface for a Sudoku puzzle solver, featuring options to enter, display, solve, test, reset, and exit the puzzle.&#10;&#10;AI-generated content may be incorrect."/>
             <wp:cNvGraphicFramePr>
               <a:graphicFrameLocks xmlns:a="http://schemas.openxmlformats.org/drawingml/2006/main" noChangeAspect="1"/>
             </wp:cNvGraphicFramePr>
@@ -23602,7 +23545,7 @@
               <a:graphicData uri="http://schemas.openxmlformats.org/drawingml/2006/picture">
                 <pic:pic xmlns:pic="http://schemas.openxmlformats.org/drawingml/2006/picture">
                   <pic:nvPicPr>
-                    <pic:cNvPr id="1609175028" name="Picture 1" descr="A Sudoku puzzle solver interface with options to enter, display, solve, test, reset, and exit the game.&#10;&#10;AI-generated content may be incorrect."/>
+                    <pic:cNvPr id="1955729257" name="Picture 1" descr="A user interface for a Sudoku puzzle solver, featuring options to enter, display, solve, test, reset, and exit the puzzle.&#10;&#10;AI-generated content may be incorrect."/>
                     <pic:cNvPicPr/>
                   </pic:nvPicPr>
                   <pic:blipFill>
@@ -23614,7 +23557,7 @@
                   <pic:spPr>
                     <a:xfrm>
                       <a:off x="0" y="0"/>
-                      <a:ext cx="3570919" cy="2589374"/>
+                      <a:ext cx="4296027" cy="2759209"/>
                     </a:xfrm>
                     <a:prstGeom prst="rect">
                       <a:avLst/>
@@ -23629,13 +23572,110 @@
     </w:p>
     <w:p>
       <w:pPr>
+        <w:pStyle w:val="ListParagraph"/>
+        <w:numPr>
+          <w:ilvl w:val="1"/>
+          <w:numId w:val="29"/>
+        </w:numPr>
         <w:spacing w:after="0" w:line="360" w:lineRule="auto"/>
         <w:rPr>
           <w:rFonts w:ascii="Times New Roman" w:eastAsia="Times New Roman" w:hAnsi="Times New Roman" w:cs="Times New Roman"/>
-          <w:sz w:val="36"/>
-          <w:szCs w:val="36"/>
-        </w:rPr>
-      </w:pPr>
+          <w:b/>
+          <w:bCs/>
+          <w:sz w:val="24"/>
+          <w:szCs w:val="24"/>
+        </w:rPr>
+      </w:pPr>
+      <w:r>
+        <w:rPr>
+          <w:rFonts w:ascii="Times New Roman" w:eastAsia="Times New Roman" w:hAnsi="Times New Roman" w:cs="Times New Roman"/>
+          <w:b/>
+          <w:bCs/>
+          <w:sz w:val="24"/>
+          <w:szCs w:val="24"/>
+        </w:rPr>
+        <w:lastRenderedPageBreak/>
+        <w:t>Test Puzzle</w:t>
+      </w:r>
+    </w:p>
+    <w:p>
+      <w:pPr>
+        <w:pStyle w:val="ListParagraph"/>
+        <w:spacing w:after="0" w:line="360" w:lineRule="auto"/>
+        <w:ind w:left="1440"/>
+        <w:rPr>
+          <w:rFonts w:ascii="Times New Roman" w:eastAsia="Times New Roman" w:hAnsi="Times New Roman" w:cs="Times New Roman"/>
+          <w:b/>
+          <w:bCs/>
+          <w:sz w:val="24"/>
+          <w:szCs w:val="24"/>
+        </w:rPr>
+      </w:pPr>
+      <w:r>
+        <w:rPr>
+          <w:rFonts w:ascii="Times New Roman" w:eastAsia="Times New Roman" w:hAnsi="Times New Roman" w:cs="Times New Roman"/>
+          <w:b/>
+          <w:bCs/>
+          <w:noProof/>
+          <w:sz w:val="24"/>
+          <w:szCs w:val="24"/>
+        </w:rPr>
+        <w:drawing>
+          <wp:anchor distT="0" distB="0" distL="114300" distR="114300" simplePos="0" relativeHeight="251662336" behindDoc="0" locked="0" layoutInCell="1" allowOverlap="1" wp14:anchorId="37CD923E" wp14:editId="3A68D251">
+            <wp:simplePos x="0" y="0"/>
+            <wp:positionH relativeFrom="margin">
+              <wp:posOffset>185738</wp:posOffset>
+            </wp:positionH>
+            <wp:positionV relativeFrom="paragraph">
+              <wp:posOffset>83820</wp:posOffset>
+            </wp:positionV>
+            <wp:extent cx="4343400" cy="4391025"/>
+            <wp:effectExtent l="0" t="0" r="0" b="9525"/>
+            <wp:wrapNone/>
+            <wp:docPr id="110097255" name="Picture 1" descr="A Sudoku puzzle interface prompts the user to select a difficulty level (easy, medium, or hard) and displays a 6x6 grid for testing.&#10;&#10;AI-generated content may be incorrect."/>
+            <wp:cNvGraphicFramePr>
+              <a:graphicFrameLocks xmlns:a="http://schemas.openxmlformats.org/drawingml/2006/main" noChangeAspect="1"/>
+            </wp:cNvGraphicFramePr>
+            <a:graphic xmlns:a="http://schemas.openxmlformats.org/drawingml/2006/main">
+              <a:graphicData uri="http://schemas.openxmlformats.org/drawingml/2006/picture">
+                <pic:pic xmlns:pic="http://schemas.openxmlformats.org/drawingml/2006/picture">
+                  <pic:nvPicPr>
+                    <pic:cNvPr id="110097255" name="Picture 1" descr="A Sudoku puzzle interface prompts the user to select a difficulty level (easy, medium, or hard) and displays a 6x6 grid for testing.&#10;&#10;AI-generated content may be incorrect."/>
+                    <pic:cNvPicPr/>
+                  </pic:nvPicPr>
+                  <pic:blipFill>
+                    <a:blip r:embed="rId14" cstate="print">
+                      <a:extLst>
+                        <a:ext uri="{28A0092B-C50C-407E-A947-70E740481C1C}">
+                          <a14:useLocalDpi xmlns:a14="http://schemas.microsoft.com/office/drawing/2010/main" val="0"/>
+                        </a:ext>
+                      </a:extLst>
+                    </a:blip>
+                    <a:stretch>
+                      <a:fillRect/>
+                    </a:stretch>
+                  </pic:blipFill>
+                  <pic:spPr>
+                    <a:xfrm>
+                      <a:off x="0" y="0"/>
+                      <a:ext cx="4347261" cy="4394928"/>
+                    </a:xfrm>
+                    <a:prstGeom prst="rect">
+                      <a:avLst/>
+                    </a:prstGeom>
+                  </pic:spPr>
+                </pic:pic>
+              </a:graphicData>
+            </a:graphic>
+            <wp14:sizeRelH relativeFrom="page">
+              <wp14:pctWidth>0</wp14:pctWidth>
+            </wp14:sizeRelH>
+            <wp14:sizeRelV relativeFrom="page">
+              <wp14:pctHeight>0</wp14:pctHeight>
+            </wp14:sizeRelV>
+          </wp:anchor>
+        </w:drawing>
+      </w:r>
     </w:p>
     <w:p>
       <w:pPr>
@@ -23880,7 +23920,7 @@
                     </pic:cNvPicPr>
                   </pic:nvPicPr>
                   <pic:blipFill>
-                    <a:blip r:embed="rId14">
+                    <a:blip r:embed="rId15">
                       <a:extLst>
                         <a:ext uri="{28A0092B-C50C-407E-A947-70E740481C1C}">
                           <a14:useLocalDpi xmlns:a14="http://schemas.microsoft.com/office/drawing/2010/main" val="0"/>
@@ -23913,8 +23953,8 @@
       </w:r>
     </w:p>
     <w:sectPr>
-      <w:headerReference w:type="default" r:id="rId15"/>
-      <w:footerReference w:type="default" r:id="rId16"/>
+      <w:headerReference w:type="default" r:id="rId16"/>
+      <w:footerReference w:type="default" r:id="rId17"/>
       <w:pgSz w:w="12240" w:h="15840"/>
       <w:pgMar w:top="2835" w:right="1440" w:bottom="1440" w:left="1440" w:header="283" w:footer="170" w:gutter="0"/>
       <w:cols w:space="708"/>
